--- a/worksheets/W4.docx
+++ b/worksheets/W4.docx
@@ -6,6 +6,7 @@
       <w:pPr>
         <w:keepNext/>
         <w:keepLines w:val="0"/>
+        <w:pageBreakBefore w:val="0"/>
         <w:spacing w:before="0" w:after="60" w:line="293" w:lineRule="auto"/>
       </w:pPr>
       <w:r>
@@ -154,7 +155,7 @@
           <w:color w:val="1A2340"/>
           <w:sz w:val="30"/>
         </w:rPr>
-        <w:t>本週怎麼拿 3 分</w:t>
+        <w:t>本週 0 分練習｜累積 Gate 1</w:t>
       </w:r>
     </w:p>
     <w:tbl>
@@ -201,7 +202,7 @@
                 <w:color w:val="1D4ED8"/>
                 <w:sz w:val="22"/>
               </w:rPr>
-              <w:t>完成 1 分</w:t>
+              <w:t>完成</w:t>
             </w:r>
             <w:r>
               <w:rPr>
@@ -228,7 +229,7 @@
                 <w:color w:val="1D4ED8"/>
                 <w:sz w:val="22"/>
               </w:rPr>
-              <w:t>證據 1 分</w:t>
+              <w:t>證據</w:t>
             </w:r>
             <w:r>
               <w:rPr>
@@ -255,7 +256,7 @@
                 <w:color w:val="1D4ED8"/>
                 <w:sz w:val="22"/>
               </w:rPr>
-              <w:t>判斷 1 分</w:t>
+              <w:t>判斷</w:t>
             </w:r>
             <w:r>
               <w:rPr>
@@ -285,7 +286,7 @@
           <w:color w:val="5B6573"/>
           <w:sz w:val="22"/>
         </w:rPr>
-        <w:t>W5 收本時一起計分；不以文筆好壞、素材是否私人或是否公開分享計分。</w:t>
+        <w:t>本人保存第一版、封存原意、真人回報與決定；W5 才與 W2–W3 一起查核 Gate 1。不以文筆、素材私密程度或公開分享判定；AI 不取代真人測讀，若另用仍須看懂、核對並自己負責。</w:t>
       </w:r>
     </w:p>
     <w:p>
@@ -356,7 +357,7 @@
           <w:color w:val="5B6573"/>
           <w:sz w:val="22"/>
         </w:rPr>
-        <w:t>保留 W3 選的關鍵細節。人物可改稱呼，私密細節可拿掉；改用 A 版不影響 3 分。</w:t>
+        <w:t>保留 W3 選的關鍵細節。人物可改稱呼，私密細節可拿掉；改用 A 版保留相同的 Gate 1 證據機會。</w:t>
       </w:r>
     </w:p>
     <w:p>
@@ -712,132 +713,12 @@
           </w:p>
         </w:tc>
       </w:tr>
-      <w:tr>
-        <w:trPr>
-          <w:trHeight w:val="510" w:hRule="atLeast"/>
-        </w:trPr>
-        <w:tc>
-          <w:tcPr>
-            <w:tcW w:type="dxa" w:w="9865"/>
-            <w:tcMar>
-              <w:top w:w="0" w:type="dxa"/>
-              <w:start w:w="0" w:type="dxa"/>
-              <w:bottom w:w="0" w:type="dxa"/>
-              <w:end w:w="0" w:type="dxa"/>
-            </w:tcMar>
-            <w:tcBorders>
-              <w:top w:val="nil"/>
-              <w:bottom w:val="single" w:sz="5" w:space="0" w:color="CBD5E1"/>
-              <w:start w:val="nil"/>
-              <w:end w:val="nil"/>
-            </w:tcBorders>
-          </w:tcPr>
-          <w:p>
-            <w:pPr>
-              <w:spacing w:before="0" w:after="0" w:line="240" w:lineRule="auto"/>
-            </w:pPr>
-            <w:r>
-              <w:t xml:space="preserve"> </w:t>
-            </w:r>
-          </w:p>
-        </w:tc>
-      </w:tr>
-      <w:tr>
-        <w:trPr>
-          <w:trHeight w:val="510" w:hRule="atLeast"/>
-        </w:trPr>
-        <w:tc>
-          <w:tcPr>
-            <w:tcW w:type="dxa" w:w="9865"/>
-            <w:tcMar>
-              <w:top w:w="0" w:type="dxa"/>
-              <w:start w:w="0" w:type="dxa"/>
-              <w:bottom w:w="0" w:type="dxa"/>
-              <w:end w:w="0" w:type="dxa"/>
-            </w:tcMar>
-            <w:tcBorders>
-              <w:top w:val="nil"/>
-              <w:bottom w:val="single" w:sz="5" w:space="0" w:color="CBD5E1"/>
-              <w:start w:val="nil"/>
-              <w:end w:val="nil"/>
-            </w:tcBorders>
-          </w:tcPr>
-          <w:p>
-            <w:pPr>
-              <w:spacing w:before="0" w:after="0" w:line="240" w:lineRule="auto"/>
-            </w:pPr>
-            <w:r>
-              <w:t xml:space="preserve"> </w:t>
-            </w:r>
-          </w:p>
-        </w:tc>
-      </w:tr>
-      <w:tr>
-        <w:trPr>
-          <w:trHeight w:val="510" w:hRule="atLeast"/>
-        </w:trPr>
-        <w:tc>
-          <w:tcPr>
-            <w:tcW w:type="dxa" w:w="9865"/>
-            <w:tcMar>
-              <w:top w:w="0" w:type="dxa"/>
-              <w:start w:w="0" w:type="dxa"/>
-              <w:bottom w:w="0" w:type="dxa"/>
-              <w:end w:w="0" w:type="dxa"/>
-            </w:tcMar>
-            <w:tcBorders>
-              <w:top w:val="nil"/>
-              <w:bottom w:val="single" w:sz="5" w:space="0" w:color="CBD5E1"/>
-              <w:start w:val="nil"/>
-              <w:end w:val="nil"/>
-            </w:tcBorders>
-          </w:tcPr>
-          <w:p>
-            <w:pPr>
-              <w:spacing w:before="0" w:after="0" w:line="240" w:lineRule="auto"/>
-            </w:pPr>
-            <w:r>
-              <w:t xml:space="preserve"> </w:t>
-            </w:r>
-          </w:p>
-        </w:tc>
-      </w:tr>
-      <w:tr>
-        <w:trPr>
-          <w:trHeight w:val="510" w:hRule="atLeast"/>
-        </w:trPr>
-        <w:tc>
-          <w:tcPr>
-            <w:tcW w:type="dxa" w:w="9865"/>
-            <w:tcMar>
-              <w:top w:w="0" w:type="dxa"/>
-              <w:start w:w="0" w:type="dxa"/>
-              <w:bottom w:w="0" w:type="dxa"/>
-              <w:end w:w="0" w:type="dxa"/>
-            </w:tcMar>
-            <w:tcBorders>
-              <w:top w:val="nil"/>
-              <w:bottom w:val="single" w:sz="5" w:space="0" w:color="CBD5E1"/>
-              <w:start w:val="nil"/>
-              <w:end w:val="nil"/>
-            </w:tcBorders>
-          </w:tcPr>
-          <w:p>
-            <w:pPr>
-              <w:spacing w:before="0" w:after="0" w:line="240" w:lineRule="auto"/>
-            </w:pPr>
-            <w:r>
-              <w:t xml:space="preserve"> </w:t>
-            </w:r>
-          </w:p>
-        </w:tc>
-      </w:tr>
     </w:tbl>
     <w:p>
       <w:pPr>
         <w:keepNext/>
         <w:keepLines w:val="0"/>
-        <w:spacing w:before="80" w:after="100" w:line="293" w:lineRule="auto"/>
+        <w:spacing w:before="40" w:after="100" w:line="293" w:lineRule="auto"/>
       </w:pPr>
       <w:r>
         <w:rPr>
@@ -944,16 +825,9 @@
     </w:p>
     <w:p>
       <w:pPr>
-        <w:spacing w:after="0"/>
-      </w:pPr>
-      <w:r>
-        <w:br w:type="page"/>
-      </w:r>
-    </w:p>
-    <w:p>
-      <w:pPr>
         <w:keepNext/>
         <w:keepLines w:val="0"/>
+        <w:pageBreakBefore/>
         <w:spacing w:before="0" w:after="60" w:line="293" w:lineRule="auto"/>
       </w:pPr>
       <w:r>
@@ -1717,16 +1591,9 @@
     </w:tbl>
     <w:p>
       <w:pPr>
-        <w:spacing w:after="0"/>
-      </w:pPr>
-      <w:r>
-        <w:br w:type="page"/>
-      </w:r>
-    </w:p>
-    <w:p>
-      <w:pPr>
         <w:keepNext/>
         <w:keepLines w:val="0"/>
+        <w:pageBreakBefore/>
         <w:spacing w:before="0" w:after="60" w:line="293" w:lineRule="auto"/>
       </w:pPr>
       <w:r>
@@ -2410,7 +2277,7 @@
           <w:color w:val="1A2340"/>
           <w:sz w:val="22"/>
         </w:rPr>
-        <w:t>我的最後決定｜本週判斷分</w:t>
+        <w:t>我的最後決定｜判斷證據</w:t>
       </w:r>
     </w:p>
     <w:p>
@@ -2504,16 +2371,9 @@
     </w:tbl>
     <w:p>
       <w:pPr>
-        <w:spacing w:after="0"/>
-      </w:pPr>
-      <w:r>
-        <w:br w:type="page"/>
-      </w:r>
-    </w:p>
-    <w:p>
-      <w:pPr>
         <w:keepNext/>
         <w:keepLines w:val="0"/>
+        <w:pageBreakBefore/>
         <w:spacing w:before="0" w:after="60" w:line="293" w:lineRule="auto"/>
       </w:pPr>
       <w:r>
@@ -2558,7 +2418,7 @@
           <w:color w:val="5B6573"/>
           <w:sz w:val="22"/>
         </w:rPr>
-        <w:t>全班分享、自留札記與計分內容分開處理。</w:t>
+        <w:t>全班分享、自留札記與 Gate 1 證據分開處理。</w:t>
       </w:r>
     </w:p>
     <w:p>
@@ -2689,7 +2549,7 @@
           <w:color w:val="5B6573"/>
           <w:sz w:val="22"/>
         </w:rPr>
-        <w:t>不用說人物是誰，也不用交代事件背景；不分享不影響 3 分。</w:t>
+        <w:t>不用說人物是誰，也不用交代事件背景；不分享不影響 Gate 1 狀態。</w:t>
       </w:r>
     </w:p>
     <w:p>

--- a/worksheets/W4.docx
+++ b/worksheets/W4.docx
@@ -11,7 +11,7 @@
       </w:pPr>
       <w:r>
         <w:rPr>
-          <w:rFonts w:ascii="JetBrains Mono" w:hAnsi="JetBrains Mono" w:eastAsia="PingFang TC"/>
+          <w:rFonts w:ascii="JetBrains Mono" w:hAnsi="JetBrains Mono" w:eastAsia="Arial Unicode MS"/>
           <w:b/>
           <w:i w:val="0"/>
           <w:color w:val="1D4ED8"/>
@@ -28,7 +28,7 @@
       </w:pPr>
       <w:r>
         <w:rPr>
-          <w:rFonts w:ascii="PingFang TC" w:hAnsi="PingFang TC" w:eastAsia="PingFang TC"/>
+          <w:rFonts w:ascii="Arial Unicode MS" w:hAnsi="Arial Unicode MS" w:eastAsia="Arial Unicode MS"/>
           <w:b/>
           <w:i w:val="0"/>
           <w:color w:val="1A2340"/>
@@ -45,7 +45,7 @@
       </w:pPr>
       <w:r>
         <w:rPr>
-          <w:rFonts w:ascii="PingFang TC" w:hAnsi="PingFang TC" w:eastAsia="PingFang TC"/>
+          <w:rFonts w:ascii="Arial Unicode MS" w:hAnsi="Arial Unicode MS" w:eastAsia="Arial Unicode MS"/>
           <w:b w:val="0"/>
           <w:i w:val="0"/>
           <w:color w:val="5B6573"/>
@@ -62,7 +62,7 @@
       </w:pPr>
       <w:r>
         <w:rPr>
-          <w:rFonts w:ascii="PingFang TC" w:hAnsi="PingFang TC" w:eastAsia="PingFang TC"/>
+          <w:rFonts w:ascii="Arial Unicode MS" w:hAnsi="Arial Unicode MS" w:eastAsia="Arial Unicode MS"/>
           <w:b w:val="0"/>
           <w:i w:val="0"/>
           <w:color w:val="5B6573"/>
@@ -72,7 +72,7 @@
       </w:r>
       <w:r>
         <w:rPr>
-          <w:rFonts w:ascii="JetBrains Mono" w:hAnsi="JetBrains Mono" w:eastAsia="PingFang TC"/>
+          <w:rFonts w:ascii="JetBrains Mono" w:hAnsi="JetBrains Mono" w:eastAsia="Arial Unicode MS"/>
           <w:b w:val="0"/>
           <w:i w:val="0"/>
           <w:color w:val="1A2340"/>
@@ -82,7 +82,7 @@
       </w:r>
       <w:r>
         <w:rPr>
-          <w:rFonts w:ascii="PingFang TC" w:hAnsi="PingFang TC" w:eastAsia="PingFang TC"/>
+          <w:rFonts w:ascii="Arial Unicode MS" w:hAnsi="Arial Unicode MS" w:eastAsia="Arial Unicode MS"/>
           <w:b w:val="0"/>
           <w:i w:val="0"/>
           <w:color w:val="5B6573"/>
@@ -92,7 +92,7 @@
       </w:r>
       <w:r>
         <w:rPr>
-          <w:rFonts w:ascii="JetBrains Mono" w:hAnsi="JetBrains Mono" w:eastAsia="PingFang TC"/>
+          <w:rFonts w:ascii="JetBrains Mono" w:hAnsi="JetBrains Mono" w:eastAsia="Arial Unicode MS"/>
           <w:b w:val="0"/>
           <w:i w:val="0"/>
           <w:color w:val="1A2340"/>
@@ -102,7 +102,7 @@
       </w:r>
       <w:r>
         <w:rPr>
-          <w:rFonts w:ascii="PingFang TC" w:hAnsi="PingFang TC" w:eastAsia="PingFang TC"/>
+          <w:rFonts w:ascii="Arial Unicode MS" w:hAnsi="Arial Unicode MS" w:eastAsia="Arial Unicode MS"/>
           <w:b w:val="0"/>
           <w:i w:val="0"/>
           <w:color w:val="5B6573"/>
@@ -112,7 +112,7 @@
       </w:r>
       <w:r>
         <w:rPr>
-          <w:rFonts w:ascii="JetBrains Mono" w:hAnsi="JetBrains Mono" w:eastAsia="PingFang TC"/>
+          <w:rFonts w:ascii="JetBrains Mono" w:hAnsi="JetBrains Mono" w:eastAsia="Arial Unicode MS"/>
           <w:b w:val="0"/>
           <w:i w:val="0"/>
           <w:color w:val="1A2340"/>
@@ -122,7 +122,7 @@
       </w:r>
       <w:r>
         <w:rPr>
-          <w:rFonts w:ascii="PingFang TC" w:hAnsi="PingFang TC" w:eastAsia="PingFang TC"/>
+          <w:rFonts w:ascii="Arial Unicode MS" w:hAnsi="Arial Unicode MS" w:eastAsia="Arial Unicode MS"/>
           <w:b w:val="0"/>
           <w:i w:val="0"/>
           <w:color w:val="5B6573"/>
@@ -132,7 +132,7 @@
       </w:r>
       <w:r>
         <w:rPr>
-          <w:rFonts w:ascii="JetBrains Mono" w:hAnsi="JetBrains Mono" w:eastAsia="PingFang TC"/>
+          <w:rFonts w:ascii="JetBrains Mono" w:hAnsi="JetBrains Mono" w:eastAsia="Arial Unicode MS"/>
           <w:b w:val="0"/>
           <w:i w:val="0"/>
           <w:color w:val="1A2340"/>
@@ -149,13 +149,13 @@
       </w:pPr>
       <w:r>
         <w:rPr>
-          <w:rFonts w:ascii="PingFang TC" w:hAnsi="PingFang TC" w:eastAsia="PingFang TC"/>
+          <w:rFonts w:ascii="Arial Unicode MS" w:hAnsi="Arial Unicode MS" w:eastAsia="Arial Unicode MS"/>
           <w:b/>
           <w:i w:val="0"/>
           <w:color w:val="1A2340"/>
           <w:sz w:val="30"/>
         </w:rPr>
-        <w:t>本週 0 分練習｜累積 Gate 1</w:t>
+        <w:t>本週 0 分練習｜累積學習關卡 1</w:t>
       </w:r>
     </w:p>
     <w:tbl>
@@ -196,7 +196,7 @@
             </w:pPr>
             <w:r>
               <w:rPr>
-                <w:rFonts w:ascii="PingFang TC" w:hAnsi="PingFang TC" w:eastAsia="PingFang TC"/>
+                <w:rFonts w:ascii="Arial Unicode MS" w:hAnsi="Arial Unicode MS" w:eastAsia="Arial Unicode MS"/>
                 <w:b/>
                 <w:i w:val="0"/>
                 <w:color w:val="1D4ED8"/>
@@ -206,7 +206,7 @@
             </w:r>
             <w:r>
               <w:rPr>
-                <w:rFonts w:ascii="PingFang TC" w:hAnsi="PingFang TC" w:eastAsia="PingFang TC"/>
+                <w:rFonts w:ascii="Arial Unicode MS" w:hAnsi="Arial Unicode MS" w:eastAsia="Arial Unicode MS"/>
                 <w:b w:val="0"/>
                 <w:i w:val="0"/>
                 <w:color w:val="1A2340"/>
@@ -223,7 +223,7 @@
             </w:pPr>
             <w:r>
               <w:rPr>
-                <w:rFonts w:ascii="PingFang TC" w:hAnsi="PingFang TC" w:eastAsia="PingFang TC"/>
+                <w:rFonts w:ascii="Arial Unicode MS" w:hAnsi="Arial Unicode MS" w:eastAsia="Arial Unicode MS"/>
                 <w:b/>
                 <w:i w:val="0"/>
                 <w:color w:val="1D4ED8"/>
@@ -233,7 +233,7 @@
             </w:r>
             <w:r>
               <w:rPr>
-                <w:rFonts w:ascii="PingFang TC" w:hAnsi="PingFang TC" w:eastAsia="PingFang TC"/>
+                <w:rFonts w:ascii="Arial Unicode MS" w:hAnsi="Arial Unicode MS" w:eastAsia="Arial Unicode MS"/>
                 <w:b w:val="0"/>
                 <w:i w:val="0"/>
                 <w:color w:val="1A2340"/>
@@ -250,7 +250,7 @@
             </w:pPr>
             <w:r>
               <w:rPr>
-                <w:rFonts w:ascii="PingFang TC" w:hAnsi="PingFang TC" w:eastAsia="PingFang TC"/>
+                <w:rFonts w:ascii="Arial Unicode MS" w:hAnsi="Arial Unicode MS" w:eastAsia="Arial Unicode MS"/>
                 <w:b/>
                 <w:i w:val="0"/>
                 <w:color w:val="1D4ED8"/>
@@ -260,7 +260,7 @@
             </w:r>
             <w:r>
               <w:rPr>
-                <w:rFonts w:ascii="PingFang TC" w:hAnsi="PingFang TC" w:eastAsia="PingFang TC"/>
+                <w:rFonts w:ascii="Arial Unicode MS" w:hAnsi="Arial Unicode MS" w:eastAsia="Arial Unicode MS"/>
                 <w:b w:val="0"/>
                 <w:i w:val="0"/>
                 <w:color w:val="1A2340"/>
@@ -280,13 +280,13 @@
       </w:pPr>
       <w:r>
         <w:rPr>
-          <w:rFonts w:ascii="PingFang TC" w:hAnsi="PingFang TC" w:eastAsia="PingFang TC"/>
+          <w:rFonts w:ascii="Arial Unicode MS" w:hAnsi="Arial Unicode MS" w:eastAsia="Arial Unicode MS"/>
           <w:b w:val="0"/>
           <w:i w:val="0"/>
           <w:color w:val="5B6573"/>
           <w:sz w:val="22"/>
         </w:rPr>
-        <w:t>本人保存第一版、封存原意、真人回報與決定；W5 才與 W2–W3 一起查核 Gate 1。不以文筆、素材私密程度或公開分享判定；AI 不取代真人測讀，若另用仍須看懂、核對並自己負責。</w:t>
+        <w:t>下課前整本收回保管；W5 再用 W2–W3 與本週原作查核學習關卡 1。不以文筆、素材私密程度或公開分享判定；AI 不取代真人測讀，若另用仍須看懂、核對並自己負責。</w:t>
       </w:r>
     </w:p>
     <w:p>
@@ -297,7 +297,7 @@
       </w:pPr>
       <w:r>
         <w:rPr>
-          <w:rFonts w:ascii="JetBrains Mono" w:hAnsi="JetBrains Mono" w:eastAsia="PingFang TC"/>
+          <w:rFonts w:ascii="JetBrains Mono" w:hAnsi="JetBrains Mono" w:eastAsia="Arial Unicode MS"/>
           <w:b/>
           <w:i w:val="0"/>
           <w:color w:val="1D4ED8"/>
@@ -307,7 +307,7 @@
       </w:r>
       <w:r>
         <w:rPr>
-          <w:rFonts w:ascii="PingFang TC" w:hAnsi="PingFang TC" w:eastAsia="PingFang TC"/>
+          <w:rFonts w:ascii="Arial Unicode MS" w:hAnsi="Arial Unicode MS" w:eastAsia="Arial Unicode MS"/>
           <w:b w:val="0"/>
           <w:i w:val="0"/>
           <w:color w:val="1D4ED8"/>
@@ -317,7 +317,7 @@
       </w:r>
       <w:r>
         <w:rPr>
-          <w:rFonts w:ascii="PingFang TC" w:hAnsi="PingFang TC" w:eastAsia="PingFang TC"/>
+          <w:rFonts w:ascii="Arial Unicode MS" w:hAnsi="Arial Unicode MS" w:eastAsia="Arial Unicode MS"/>
           <w:b/>
           <w:i w:val="0"/>
           <w:color w:val="1A2340"/>
@@ -334,7 +334,7 @@
       </w:pPr>
       <w:r>
         <w:rPr>
-          <w:rFonts w:ascii="PingFang TC" w:hAnsi="PingFang TC" w:eastAsia="PingFang TC"/>
+          <w:rFonts w:ascii="Arial Unicode MS" w:hAnsi="Arial Unicode MS" w:eastAsia="Arial Unicode MS"/>
           <w:b/>
           <w:i w:val="0"/>
           <w:color w:val="1A2340"/>
@@ -351,13 +351,13 @@
       </w:pPr>
       <w:r>
         <w:rPr>
-          <w:rFonts w:ascii="PingFang TC" w:hAnsi="PingFang TC" w:eastAsia="PingFang TC"/>
+          <w:rFonts w:ascii="Arial Unicode MS" w:hAnsi="Arial Unicode MS" w:eastAsia="Arial Unicode MS"/>
           <w:b w:val="0"/>
           <w:i w:val="0"/>
           <w:color w:val="5B6573"/>
           <w:sz w:val="22"/>
         </w:rPr>
-        <w:t>保留 W3 選的關鍵細節。人物可改稱呼，私密細節可拿掉；改用 A 版保留相同的 Gate 1 證據機會。</w:t>
+        <w:t>保留 W3 選的關鍵細節。人物可改稱呼，私密細節可拿掉；改用 A 版保留相同的學習關卡 1 證據機會。</w:t>
       </w:r>
     </w:p>
     <w:p>
@@ -368,7 +368,7 @@
       </w:pPr>
       <w:r>
         <w:rPr>
-          <w:rFonts w:ascii="JetBrains Mono" w:hAnsi="JetBrains Mono" w:eastAsia="PingFang TC"/>
+          <w:rFonts w:ascii="JetBrains Mono" w:hAnsi="JetBrains Mono" w:eastAsia="Arial Unicode MS"/>
           <w:b/>
           <w:i w:val="0"/>
           <w:color w:val="1D4ED8"/>
@@ -378,7 +378,7 @@
       </w:r>
       <w:r>
         <w:rPr>
-          <w:rFonts w:ascii="PingFang TC" w:hAnsi="PingFang TC" w:eastAsia="PingFang TC"/>
+          <w:rFonts w:ascii="Arial Unicode MS" w:hAnsi="Arial Unicode MS" w:eastAsia="Arial Unicode MS"/>
           <w:b w:val="0"/>
           <w:i w:val="0"/>
           <w:color w:val="1D4ED8"/>
@@ -388,7 +388,7 @@
       </w:r>
       <w:r>
         <w:rPr>
-          <w:rFonts w:ascii="PingFang TC" w:hAnsi="PingFang TC" w:eastAsia="PingFang TC"/>
+          <w:rFonts w:ascii="Arial Unicode MS" w:hAnsi="Arial Unicode MS" w:eastAsia="Arial Unicode MS"/>
           <w:b/>
           <w:i w:val="0"/>
           <w:color w:val="1A2340"/>
@@ -436,7 +436,7 @@
             </w:pPr>
             <w:r>
               <w:rPr>
-                <w:rFonts w:ascii="PingFang TC" w:hAnsi="PingFang TC" w:eastAsia="PingFang TC"/>
+                <w:rFonts w:ascii="Arial Unicode MS" w:hAnsi="Arial Unicode MS" w:eastAsia="Arial Unicode MS"/>
                 <w:b/>
                 <w:i w:val="0"/>
                 <w:color w:val="1D4ED8"/>
@@ -446,7 +446,7 @@
             </w:r>
             <w:r>
               <w:rPr>
-                <w:rFonts w:ascii="PingFang TC" w:hAnsi="PingFang TC" w:eastAsia="PingFang TC"/>
+                <w:rFonts w:ascii="Arial Unicode MS" w:hAnsi="Arial Unicode MS" w:eastAsia="Arial Unicode MS"/>
                 <w:b w:val="0"/>
                 <w:i w:val="0"/>
                 <w:color w:val="5B6573"/>
@@ -482,7 +482,7 @@
             </w:pPr>
             <w:r>
               <w:rPr>
-                <w:rFonts w:ascii="PingFang TC" w:hAnsi="PingFang TC" w:eastAsia="PingFang TC"/>
+                <w:rFonts w:ascii="Arial Unicode MS" w:hAnsi="Arial Unicode MS" w:eastAsia="Arial Unicode MS"/>
                 <w:b/>
                 <w:i w:val="0"/>
                 <w:color w:val="1D4ED8"/>
@@ -492,7 +492,7 @@
             </w:r>
             <w:r>
               <w:rPr>
-                <w:rFonts w:ascii="PingFang TC" w:hAnsi="PingFang TC" w:eastAsia="PingFang TC"/>
+                <w:rFonts w:ascii="Arial Unicode MS" w:hAnsi="Arial Unicode MS" w:eastAsia="Arial Unicode MS"/>
                 <w:b w:val="0"/>
                 <w:i w:val="0"/>
                 <w:color w:val="5B6573"/>
@@ -528,7 +528,7 @@
             </w:pPr>
             <w:r>
               <w:rPr>
-                <w:rFonts w:ascii="PingFang TC" w:hAnsi="PingFang TC" w:eastAsia="PingFang TC"/>
+                <w:rFonts w:ascii="Arial Unicode MS" w:hAnsi="Arial Unicode MS" w:eastAsia="Arial Unicode MS"/>
                 <w:b/>
                 <w:i w:val="0"/>
                 <w:color w:val="1D4ED8"/>
@@ -538,7 +538,7 @@
             </w:r>
             <w:r>
               <w:rPr>
-                <w:rFonts w:ascii="PingFang TC" w:hAnsi="PingFang TC" w:eastAsia="PingFang TC"/>
+                <w:rFonts w:ascii="Arial Unicode MS" w:hAnsi="Arial Unicode MS" w:eastAsia="Arial Unicode MS"/>
                 <w:b w:val="0"/>
                 <w:i w:val="0"/>
                 <w:color w:val="5B6573"/>
@@ -559,7 +559,7 @@
       </w:pPr>
       <w:r>
         <w:rPr>
-          <w:rFonts w:ascii="PingFang TC" w:hAnsi="PingFang TC" w:eastAsia="PingFang TC"/>
+          <w:rFonts w:ascii="Arial Unicode MS" w:hAnsi="Arial Unicode MS" w:eastAsia="Arial Unicode MS"/>
           <w:b w:val="0"/>
           <w:i w:val="0"/>
           <w:color w:val="5B6573"/>
@@ -576,7 +576,7 @@
       </w:pPr>
       <w:r>
         <w:rPr>
-          <w:rFonts w:ascii="JetBrains Mono" w:hAnsi="JetBrains Mono" w:eastAsia="PingFang TC"/>
+          <w:rFonts w:ascii="JetBrains Mono" w:hAnsi="JetBrains Mono" w:eastAsia="Arial Unicode MS"/>
           <w:b/>
           <w:i w:val="0"/>
           <w:color w:val="1D4ED8"/>
@@ -586,7 +586,7 @@
       </w:r>
       <w:r>
         <w:rPr>
-          <w:rFonts w:ascii="PingFang TC" w:hAnsi="PingFang TC" w:eastAsia="PingFang TC"/>
+          <w:rFonts w:ascii="Arial Unicode MS" w:hAnsi="Arial Unicode MS" w:eastAsia="Arial Unicode MS"/>
           <w:b w:val="0"/>
           <w:i w:val="0"/>
           <w:color w:val="1D4ED8"/>
@@ -596,7 +596,7 @@
       </w:r>
       <w:r>
         <w:rPr>
-          <w:rFonts w:ascii="PingFang TC" w:hAnsi="PingFang TC" w:eastAsia="PingFang TC"/>
+          <w:rFonts w:ascii="Arial Unicode MS" w:hAnsi="Arial Unicode MS" w:eastAsia="Arial Unicode MS"/>
           <w:b/>
           <w:i w:val="0"/>
           <w:color w:val="1A2340"/>
@@ -613,7 +613,7 @@
       </w:pPr>
       <w:r>
         <w:rPr>
-          <w:rFonts w:ascii="PingFang TC" w:hAnsi="PingFang TC" w:eastAsia="PingFang TC"/>
+          <w:rFonts w:ascii="Arial Unicode MS" w:hAnsi="Arial Unicode MS" w:eastAsia="Arial Unicode MS"/>
           <w:b/>
           <w:i w:val="0"/>
           <w:color w:val="1D4ED8"/>
@@ -623,7 +623,7 @@
       </w:r>
       <w:r>
         <w:rPr>
-          <w:rFonts w:ascii="PingFang TC" w:hAnsi="PingFang TC" w:eastAsia="PingFang TC"/>
+          <w:rFonts w:ascii="Arial Unicode MS" w:hAnsi="Arial Unicode MS" w:eastAsia="Arial Unicode MS"/>
           <w:b w:val="0"/>
           <w:i w:val="0"/>
           <w:color w:val="7B8491"/>
@@ -633,7 +633,7 @@
       </w:r>
       <w:r>
         <w:rPr>
-          <w:rFonts w:ascii="PingFang TC" w:hAnsi="PingFang TC" w:eastAsia="PingFang TC"/>
+          <w:rFonts w:ascii="Arial Unicode MS" w:hAnsi="Arial Unicode MS" w:eastAsia="Arial Unicode MS"/>
           <w:b w:val="0"/>
           <w:i w:val="0"/>
           <w:color w:val="1A2340"/>
@@ -722,7 +722,7 @@
       </w:pPr>
       <w:r>
         <w:rPr>
-          <w:rFonts w:ascii="JetBrains Mono" w:hAnsi="JetBrains Mono" w:eastAsia="PingFang TC"/>
+          <w:rFonts w:ascii="JetBrains Mono" w:hAnsi="JetBrains Mono" w:eastAsia="Arial Unicode MS"/>
           <w:b/>
           <w:i w:val="0"/>
           <w:color w:val="1D4ED8"/>
@@ -732,7 +732,7 @@
       </w:r>
       <w:r>
         <w:rPr>
-          <w:rFonts w:ascii="PingFang TC" w:hAnsi="PingFang TC" w:eastAsia="PingFang TC"/>
+          <w:rFonts w:ascii="Arial Unicode MS" w:hAnsi="Arial Unicode MS" w:eastAsia="Arial Unicode MS"/>
           <w:b w:val="0"/>
           <w:i w:val="0"/>
           <w:color w:val="1D4ED8"/>
@@ -742,7 +742,7 @@
       </w:r>
       <w:r>
         <w:rPr>
-          <w:rFonts w:ascii="PingFang TC" w:hAnsi="PingFang TC" w:eastAsia="PingFang TC"/>
+          <w:rFonts w:ascii="Arial Unicode MS" w:hAnsi="Arial Unicode MS" w:eastAsia="Arial Unicode MS"/>
           <w:b/>
           <w:i w:val="0"/>
           <w:color w:val="1A2340"/>
@@ -759,7 +759,7 @@
       </w:pPr>
       <w:r>
         <w:rPr>
-          <w:rFonts w:ascii="PingFang TC" w:hAnsi="PingFang TC" w:eastAsia="PingFang TC"/>
+          <w:rFonts w:ascii="Arial Unicode MS" w:hAnsi="Arial Unicode MS" w:eastAsia="Arial Unicode MS"/>
           <w:b/>
           <w:i w:val="0"/>
           <w:color w:val="5B6573"/>
@@ -769,7 +769,7 @@
       </w:r>
       <w:r>
         <w:rPr>
-          <w:rFonts w:ascii="PingFang TC" w:hAnsi="PingFang TC" w:eastAsia="PingFang TC"/>
+          <w:rFonts w:ascii="Arial Unicode MS" w:hAnsi="Arial Unicode MS" w:eastAsia="Arial Unicode MS"/>
           <w:b w:val="0"/>
           <w:i w:val="0"/>
           <w:color w:val="7B8491"/>
@@ -779,7 +779,7 @@
       </w:r>
       <w:r>
         <w:rPr>
-          <w:rFonts w:ascii="PingFang TC" w:hAnsi="PingFang TC" w:eastAsia="PingFang TC"/>
+          <w:rFonts w:ascii="Arial Unicode MS" w:hAnsi="Arial Unicode MS" w:eastAsia="Arial Unicode MS"/>
           <w:b w:val="0"/>
           <w:i w:val="0"/>
           <w:color w:val="1A2340"/>
@@ -796,7 +796,7 @@
       </w:pPr>
       <w:r>
         <w:rPr>
-          <w:rFonts w:ascii="JetBrains Mono" w:hAnsi="JetBrains Mono" w:eastAsia="PingFang TC"/>
+          <w:rFonts w:ascii="JetBrains Mono" w:hAnsi="JetBrains Mono" w:eastAsia="Arial Unicode MS"/>
           <w:b w:val="0"/>
           <w:i w:val="0"/>
           <w:color w:val="1A2340"/>
@@ -814,7 +814,7 @@
       </w:pPr>
       <w:r>
         <w:rPr>
-          <w:rFonts w:ascii="PingFang TC" w:hAnsi="PingFang TC" w:eastAsia="PingFang TC"/>
+          <w:rFonts w:ascii="Arial Unicode MS" w:hAnsi="Arial Unicode MS" w:eastAsia="Arial Unicode MS"/>
           <w:b w:val="0"/>
           <w:i w:val="0"/>
           <w:color w:val="7B8491"/>
@@ -832,7 +832,7 @@
       </w:pPr>
       <w:r>
         <w:rPr>
-          <w:rFonts w:ascii="JetBrains Mono" w:hAnsi="JetBrains Mono" w:eastAsia="PingFang TC"/>
+          <w:rFonts w:ascii="JetBrains Mono" w:hAnsi="JetBrains Mono" w:eastAsia="Arial Unicode MS"/>
           <w:b/>
           <w:i w:val="0"/>
           <w:color w:val="1D4ED8"/>
@@ -849,7 +849,7 @@
       </w:pPr>
       <w:r>
         <w:rPr>
-          <w:rFonts w:ascii="PingFang TC" w:hAnsi="PingFang TC" w:eastAsia="PingFang TC"/>
+          <w:rFonts w:ascii="Arial Unicode MS" w:hAnsi="Arial Unicode MS" w:eastAsia="Arial Unicode MS"/>
           <w:b/>
           <w:i w:val="0"/>
           <w:color w:val="1A2340"/>
@@ -866,7 +866,7 @@
       </w:pPr>
       <w:r>
         <w:rPr>
-          <w:rFonts w:ascii="PingFang TC" w:hAnsi="PingFang TC" w:eastAsia="PingFang TC"/>
+          <w:rFonts w:ascii="Arial Unicode MS" w:hAnsi="Arial Unicode MS" w:eastAsia="Arial Unicode MS"/>
           <w:b w:val="0"/>
           <w:i w:val="0"/>
           <w:color w:val="5B6573"/>
@@ -883,7 +883,7 @@
       </w:pPr>
       <w:r>
         <w:rPr>
-          <w:rFonts w:ascii="JetBrains Mono" w:hAnsi="JetBrains Mono" w:eastAsia="PingFang TC"/>
+          <w:rFonts w:ascii="JetBrains Mono" w:hAnsi="JetBrains Mono" w:eastAsia="Arial Unicode MS"/>
           <w:b/>
           <w:i w:val="0"/>
           <w:color w:val="1D4ED8"/>
@@ -893,7 +893,7 @@
       </w:r>
       <w:r>
         <w:rPr>
-          <w:rFonts w:ascii="PingFang TC" w:hAnsi="PingFang TC" w:eastAsia="PingFang TC"/>
+          <w:rFonts w:ascii="Arial Unicode MS" w:hAnsi="Arial Unicode MS" w:eastAsia="Arial Unicode MS"/>
           <w:b w:val="0"/>
           <w:i w:val="0"/>
           <w:color w:val="1D4ED8"/>
@@ -903,7 +903,7 @@
       </w:r>
       <w:r>
         <w:rPr>
-          <w:rFonts w:ascii="PingFang TC" w:hAnsi="PingFang TC" w:eastAsia="PingFang TC"/>
+          <w:rFonts w:ascii="Arial Unicode MS" w:hAnsi="Arial Unicode MS" w:eastAsia="Arial Unicode MS"/>
           <w:b/>
           <w:i w:val="0"/>
           <w:color w:val="1A2340"/>
@@ -950,7 +950,7 @@
             </w:pPr>
             <w:r>
               <w:rPr>
-                <w:rFonts w:ascii="PingFang TC" w:hAnsi="PingFang TC" w:eastAsia="PingFang TC"/>
+                <w:rFonts w:ascii="Arial Unicode MS" w:hAnsi="Arial Unicode MS" w:eastAsia="Arial Unicode MS"/>
                 <w:b/>
                 <w:i w:val="0"/>
                 <w:color w:val="1D4ED8"/>
@@ -960,7 +960,7 @@
             </w:r>
             <w:r>
               <w:rPr>
-                <w:rFonts w:ascii="PingFang TC" w:hAnsi="PingFang TC" w:eastAsia="PingFang TC"/>
+                <w:rFonts w:ascii="Arial Unicode MS" w:hAnsi="Arial Unicode MS" w:eastAsia="Arial Unicode MS"/>
                 <w:b w:val="0"/>
                 <w:i w:val="0"/>
                 <w:color w:val="1A2340"/>
@@ -977,7 +977,7 @@
             </w:pPr>
             <w:r>
               <w:rPr>
-                <w:rFonts w:ascii="PingFang TC" w:hAnsi="PingFang TC" w:eastAsia="PingFang TC"/>
+                <w:rFonts w:ascii="Arial Unicode MS" w:hAnsi="Arial Unicode MS" w:eastAsia="Arial Unicode MS"/>
                 <w:b/>
                 <w:i w:val="0"/>
                 <w:color w:val="C2414D"/>
@@ -987,7 +987,7 @@
             </w:r>
             <w:r>
               <w:rPr>
-                <w:rFonts w:ascii="PingFang TC" w:hAnsi="PingFang TC" w:eastAsia="PingFang TC"/>
+                <w:rFonts w:ascii="Arial Unicode MS" w:hAnsi="Arial Unicode MS" w:eastAsia="Arial Unicode MS"/>
                 <w:b w:val="0"/>
                 <w:i w:val="0"/>
                 <w:color w:val="1A2340"/>
@@ -1007,7 +1007,7 @@
       </w:pPr>
       <w:r>
         <w:rPr>
-          <w:rFonts w:ascii="PingFang TC" w:hAnsi="PingFang TC" w:eastAsia="PingFang TC"/>
+          <w:rFonts w:ascii="Arial Unicode MS" w:hAnsi="Arial Unicode MS" w:eastAsia="Arial Unicode MS"/>
           <w:b w:val="0"/>
           <w:i w:val="0"/>
           <w:color w:val="5B6573"/>
@@ -1017,7 +1017,7 @@
       </w:r>
       <w:r>
         <w:rPr>
-          <w:rFonts w:ascii="JetBrains Mono" w:hAnsi="JetBrains Mono" w:eastAsia="PingFang TC"/>
+          <w:rFonts w:ascii="JetBrains Mono" w:hAnsi="JetBrains Mono" w:eastAsia="Arial Unicode MS"/>
           <w:b w:val="0"/>
           <w:i w:val="0"/>
           <w:color w:val="1A2340"/>
@@ -1027,7 +1027,7 @@
       </w:r>
       <w:r>
         <w:rPr>
-          <w:rFonts w:ascii="PingFang TC" w:hAnsi="PingFang TC" w:eastAsia="PingFang TC"/>
+          <w:rFonts w:ascii="Arial Unicode MS" w:hAnsi="Arial Unicode MS" w:eastAsia="Arial Unicode MS"/>
           <w:b w:val="0"/>
           <w:i w:val="0"/>
           <w:color w:val="5B6573"/>
@@ -1043,7 +1043,7 @@
       </w:pPr>
       <w:r>
         <w:rPr>
-          <w:rFonts w:ascii="JetBrains Mono" w:hAnsi="JetBrains Mono" w:eastAsia="PingFang TC"/>
+          <w:rFonts w:ascii="JetBrains Mono" w:hAnsi="JetBrains Mono" w:eastAsia="Arial Unicode MS"/>
           <w:b/>
           <w:i w:val="0"/>
           <w:color w:val="1D4ED8"/>
@@ -1053,7 +1053,7 @@
       </w:r>
       <w:r>
         <w:rPr>
-          <w:rFonts w:ascii="PingFang TC" w:hAnsi="PingFang TC" w:eastAsia="PingFang TC"/>
+          <w:rFonts w:ascii="Arial Unicode MS" w:hAnsi="Arial Unicode MS" w:eastAsia="Arial Unicode MS"/>
           <w:b w:val="0"/>
           <w:i w:val="0"/>
           <w:color w:val="1D4ED8"/>
@@ -1063,7 +1063,7 @@
       </w:r>
       <w:r>
         <w:rPr>
-          <w:rFonts w:ascii="PingFang TC" w:hAnsi="PingFang TC" w:eastAsia="PingFang TC"/>
+          <w:rFonts w:ascii="Arial Unicode MS" w:hAnsi="Arial Unicode MS" w:eastAsia="Arial Unicode MS"/>
           <w:b/>
           <w:i w:val="0"/>
           <w:color w:val="1A2340"/>
@@ -1080,7 +1080,7 @@
       </w:pPr>
       <w:r>
         <w:rPr>
-          <w:rFonts w:ascii="PingFang TC" w:hAnsi="PingFang TC" w:eastAsia="PingFang TC"/>
+          <w:rFonts w:ascii="Arial Unicode MS" w:hAnsi="Arial Unicode MS" w:eastAsia="Arial Unicode MS"/>
           <w:b/>
           <w:i w:val="0"/>
           <w:color w:val="5B6573"/>
@@ -1090,7 +1090,7 @@
       </w:r>
       <w:r>
         <w:rPr>
-          <w:rFonts w:ascii="PingFang TC" w:hAnsi="PingFang TC" w:eastAsia="PingFang TC"/>
+          <w:rFonts w:ascii="Arial Unicode MS" w:hAnsi="Arial Unicode MS" w:eastAsia="Arial Unicode MS"/>
           <w:b w:val="0"/>
           <w:i w:val="0"/>
           <w:color w:val="7B8491"/>
@@ -1100,7 +1100,7 @@
       </w:r>
       <w:r>
         <w:rPr>
-          <w:rFonts w:ascii="PingFang TC" w:hAnsi="PingFang TC" w:eastAsia="PingFang TC"/>
+          <w:rFonts w:ascii="Arial Unicode MS" w:hAnsi="Arial Unicode MS" w:eastAsia="Arial Unicode MS"/>
           <w:b w:val="0"/>
           <w:i w:val="0"/>
           <w:color w:val="1A2340"/>
@@ -1117,7 +1117,7 @@
       </w:pPr>
       <w:r>
         <w:rPr>
-          <w:rFonts w:ascii="PingFang TC" w:hAnsi="PingFang TC" w:eastAsia="PingFang TC"/>
+          <w:rFonts w:ascii="Arial Unicode MS" w:hAnsi="Arial Unicode MS" w:eastAsia="Arial Unicode MS"/>
           <w:b/>
           <w:i w:val="0"/>
           <w:color w:val="1D4ED8"/>
@@ -1206,7 +1206,7 @@
       </w:pPr>
       <w:r>
         <w:rPr>
-          <w:rFonts w:ascii="PingFang TC" w:hAnsi="PingFang TC" w:eastAsia="PingFang TC"/>
+          <w:rFonts w:ascii="Arial Unicode MS" w:hAnsi="Arial Unicode MS" w:eastAsia="Arial Unicode MS"/>
           <w:b/>
           <w:i w:val="0"/>
           <w:color w:val="1D4ED8"/>
@@ -1295,7 +1295,7 @@
       </w:pPr>
       <w:r>
         <w:rPr>
-          <w:rFonts w:ascii="PingFang TC" w:hAnsi="PingFang TC" w:eastAsia="PingFang TC"/>
+          <w:rFonts w:ascii="Arial Unicode MS" w:hAnsi="Arial Unicode MS" w:eastAsia="Arial Unicode MS"/>
           <w:b/>
           <w:i w:val="0"/>
           <w:color w:val="1D4ED8"/>
@@ -1384,7 +1384,7 @@
       </w:pPr>
       <w:r>
         <w:rPr>
-          <w:rFonts w:ascii="PingFang TC" w:hAnsi="PingFang TC" w:eastAsia="PingFang TC"/>
+          <w:rFonts w:ascii="Arial Unicode MS" w:hAnsi="Arial Unicode MS" w:eastAsia="Arial Unicode MS"/>
           <w:b/>
           <w:i w:val="0"/>
           <w:color w:val="1D4ED8"/>
@@ -1473,7 +1473,7 @@
       </w:pPr>
       <w:r>
         <w:rPr>
-          <w:rFonts w:ascii="JetBrains Mono" w:hAnsi="JetBrains Mono" w:eastAsia="PingFang TC"/>
+          <w:rFonts w:ascii="JetBrains Mono" w:hAnsi="JetBrains Mono" w:eastAsia="Arial Unicode MS"/>
           <w:b/>
           <w:i w:val="0"/>
           <w:color w:val="1D4ED8"/>
@@ -1483,7 +1483,7 @@
       </w:r>
       <w:r>
         <w:rPr>
-          <w:rFonts w:ascii="PingFang TC" w:hAnsi="PingFang TC" w:eastAsia="PingFang TC"/>
+          <w:rFonts w:ascii="Arial Unicode MS" w:hAnsi="Arial Unicode MS" w:eastAsia="Arial Unicode MS"/>
           <w:b w:val="0"/>
           <w:i w:val="0"/>
           <w:color w:val="1D4ED8"/>
@@ -1493,7 +1493,7 @@
       </w:r>
       <w:r>
         <w:rPr>
-          <w:rFonts w:ascii="PingFang TC" w:hAnsi="PingFang TC" w:eastAsia="PingFang TC"/>
+          <w:rFonts w:ascii="Arial Unicode MS" w:hAnsi="Arial Unicode MS" w:eastAsia="Arial Unicode MS"/>
           <w:b/>
           <w:i w:val="0"/>
           <w:color w:val="1A2340"/>
@@ -1540,7 +1540,7 @@
             </w:pPr>
             <w:r>
               <w:rPr>
-                <w:rFonts w:ascii="PingFang TC" w:hAnsi="PingFang TC" w:eastAsia="PingFang TC"/>
+                <w:rFonts w:ascii="Arial Unicode MS" w:hAnsi="Arial Unicode MS" w:eastAsia="Arial Unicode MS"/>
                 <w:b/>
                 <w:i w:val="0"/>
                 <w:color w:val="C2414D"/>
@@ -1550,7 +1550,7 @@
             </w:r>
             <w:r>
               <w:rPr>
-                <w:rFonts w:ascii="PingFang TC" w:hAnsi="PingFang TC" w:eastAsia="PingFang TC"/>
+                <w:rFonts w:ascii="Arial Unicode MS" w:hAnsi="Arial Unicode MS" w:eastAsia="Arial Unicode MS"/>
                 <w:b w:val="0"/>
                 <w:i w:val="0"/>
                 <w:color w:val="1A2340"/>
@@ -1567,7 +1567,7 @@
             </w:pPr>
             <w:r>
               <w:rPr>
-                <w:rFonts w:ascii="PingFang TC" w:hAnsi="PingFang TC" w:eastAsia="PingFang TC"/>
+                <w:rFonts w:ascii="Arial Unicode MS" w:hAnsi="Arial Unicode MS" w:eastAsia="Arial Unicode MS"/>
                 <w:b/>
                 <w:i w:val="0"/>
                 <w:color w:val="1D4ED8"/>
@@ -1577,7 +1577,7 @@
             </w:r>
             <w:r>
               <w:rPr>
-                <w:rFonts w:ascii="PingFang TC" w:hAnsi="PingFang TC" w:eastAsia="PingFang TC"/>
+                <w:rFonts w:ascii="Arial Unicode MS" w:hAnsi="Arial Unicode MS" w:eastAsia="Arial Unicode MS"/>
                 <w:b w:val="0"/>
                 <w:i w:val="0"/>
                 <w:color w:val="1A2340"/>
@@ -1598,7 +1598,7 @@
       </w:pPr>
       <w:r>
         <w:rPr>
-          <w:rFonts w:ascii="JetBrains Mono" w:hAnsi="JetBrains Mono" w:eastAsia="PingFang TC"/>
+          <w:rFonts w:ascii="JetBrains Mono" w:hAnsi="JetBrains Mono" w:eastAsia="Arial Unicode MS"/>
           <w:b/>
           <w:i w:val="0"/>
           <w:color w:val="1D4ED8"/>
@@ -1615,7 +1615,7 @@
       </w:pPr>
       <w:r>
         <w:rPr>
-          <w:rFonts w:ascii="PingFang TC" w:hAnsi="PingFang TC" w:eastAsia="PingFang TC"/>
+          <w:rFonts w:ascii="Arial Unicode MS" w:hAnsi="Arial Unicode MS" w:eastAsia="Arial Unicode MS"/>
           <w:b/>
           <w:i w:val="0"/>
           <w:color w:val="1A2340"/>
@@ -1632,7 +1632,7 @@
       </w:pPr>
       <w:r>
         <w:rPr>
-          <w:rFonts w:ascii="PingFang TC" w:hAnsi="PingFang TC" w:eastAsia="PingFang TC"/>
+          <w:rFonts w:ascii="Arial Unicode MS" w:hAnsi="Arial Unicode MS" w:eastAsia="Arial Unicode MS"/>
           <w:b w:val="0"/>
           <w:i w:val="0"/>
           <w:color w:val="5B6573"/>
@@ -1649,7 +1649,7 @@
       </w:pPr>
       <w:r>
         <w:rPr>
-          <w:rFonts w:ascii="JetBrains Mono" w:hAnsi="JetBrains Mono" w:eastAsia="PingFang TC"/>
+          <w:rFonts w:ascii="JetBrains Mono" w:hAnsi="JetBrains Mono" w:eastAsia="Arial Unicode MS"/>
           <w:b/>
           <w:i w:val="0"/>
           <w:color w:val="1D4ED8"/>
@@ -1659,7 +1659,7 @@
       </w:r>
       <w:r>
         <w:rPr>
-          <w:rFonts w:ascii="PingFang TC" w:hAnsi="PingFang TC" w:eastAsia="PingFang TC"/>
+          <w:rFonts w:ascii="Arial Unicode MS" w:hAnsi="Arial Unicode MS" w:eastAsia="Arial Unicode MS"/>
           <w:b w:val="0"/>
           <w:i w:val="0"/>
           <w:color w:val="1D4ED8"/>
@@ -1669,7 +1669,7 @@
       </w:r>
       <w:r>
         <w:rPr>
-          <w:rFonts w:ascii="PingFang TC" w:hAnsi="PingFang TC" w:eastAsia="PingFang TC"/>
+          <w:rFonts w:ascii="Arial Unicode MS" w:hAnsi="Arial Unicode MS" w:eastAsia="Arial Unicode MS"/>
           <w:b/>
           <w:i w:val="0"/>
           <w:color w:val="1A2340"/>
@@ -1686,7 +1686,7 @@
       </w:pPr>
       <w:r>
         <w:rPr>
-          <w:rFonts w:ascii="PingFang TC" w:hAnsi="PingFang TC" w:eastAsia="PingFang TC"/>
+          <w:rFonts w:ascii="Arial Unicode MS" w:hAnsi="Arial Unicode MS" w:eastAsia="Arial Unicode MS"/>
           <w:b/>
           <w:i w:val="0"/>
           <w:color w:val="1A2340"/>
@@ -1703,7 +1703,7 @@
       </w:pPr>
       <w:r>
         <w:rPr>
-          <w:rFonts w:ascii="PingFang TC" w:hAnsi="PingFang TC" w:eastAsia="PingFang TC"/>
+          <w:rFonts w:ascii="Arial Unicode MS" w:hAnsi="Arial Unicode MS" w:eastAsia="Arial Unicode MS"/>
           <w:b/>
           <w:i w:val="0"/>
           <w:color w:val="5B6573"/>
@@ -1713,7 +1713,7 @@
       </w:r>
       <w:r>
         <w:rPr>
-          <w:rFonts w:ascii="PingFang TC" w:hAnsi="PingFang TC" w:eastAsia="PingFang TC"/>
+          <w:rFonts w:ascii="Arial Unicode MS" w:hAnsi="Arial Unicode MS" w:eastAsia="Arial Unicode MS"/>
           <w:b w:val="0"/>
           <w:i w:val="0"/>
           <w:color w:val="7B8491"/>
@@ -1723,7 +1723,7 @@
       </w:r>
       <w:r>
         <w:rPr>
-          <w:rFonts w:ascii="PingFang TC" w:hAnsi="PingFang TC" w:eastAsia="PingFang TC"/>
+          <w:rFonts w:ascii="Arial Unicode MS" w:hAnsi="Arial Unicode MS" w:eastAsia="Arial Unicode MS"/>
           <w:b w:val="0"/>
           <w:i w:val="0"/>
           <w:color w:val="1A2340"/>
@@ -1812,7 +1812,7 @@
       </w:pPr>
       <w:r>
         <w:rPr>
-          <w:rFonts w:ascii="PingFang TC" w:hAnsi="PingFang TC" w:eastAsia="PingFang TC"/>
+          <w:rFonts w:ascii="Arial Unicode MS" w:hAnsi="Arial Unicode MS" w:eastAsia="Arial Unicode MS"/>
           <w:b/>
           <w:i w:val="0"/>
           <w:color w:val="5B6573"/>
@@ -1822,7 +1822,7 @@
       </w:r>
       <w:r>
         <w:rPr>
-          <w:rFonts w:ascii="PingFang TC" w:hAnsi="PingFang TC" w:eastAsia="PingFang TC"/>
+          <w:rFonts w:ascii="Arial Unicode MS" w:hAnsi="Arial Unicode MS" w:eastAsia="Arial Unicode MS"/>
           <w:b w:val="0"/>
           <w:i w:val="0"/>
           <w:color w:val="7B8491"/>
@@ -1832,7 +1832,7 @@
       </w:r>
       <w:r>
         <w:rPr>
-          <w:rFonts w:ascii="PingFang TC" w:hAnsi="PingFang TC" w:eastAsia="PingFang TC"/>
+          <w:rFonts w:ascii="Arial Unicode MS" w:hAnsi="Arial Unicode MS" w:eastAsia="Arial Unicode MS"/>
           <w:b w:val="0"/>
           <w:i w:val="0"/>
           <w:color w:val="1A2340"/>
@@ -1921,7 +1921,7 @@
       </w:pPr>
       <w:r>
         <w:rPr>
-          <w:rFonts w:ascii="PingFang TC" w:hAnsi="PingFang TC" w:eastAsia="PingFang TC"/>
+          <w:rFonts w:ascii="Arial Unicode MS" w:hAnsi="Arial Unicode MS" w:eastAsia="Arial Unicode MS"/>
           <w:b/>
           <w:i w:val="0"/>
           <w:color w:val="5B6573"/>
@@ -1931,7 +1931,7 @@
       </w:r>
       <w:r>
         <w:rPr>
-          <w:rFonts w:ascii="PingFang TC" w:hAnsi="PingFang TC" w:eastAsia="PingFang TC"/>
+          <w:rFonts w:ascii="Arial Unicode MS" w:hAnsi="Arial Unicode MS" w:eastAsia="Arial Unicode MS"/>
           <w:b w:val="0"/>
           <w:i w:val="0"/>
           <w:color w:val="7B8491"/>
@@ -1941,7 +1941,7 @@
       </w:r>
       <w:r>
         <w:rPr>
-          <w:rFonts w:ascii="PingFang TC" w:hAnsi="PingFang TC" w:eastAsia="PingFang TC"/>
+          <w:rFonts w:ascii="Arial Unicode MS" w:hAnsi="Arial Unicode MS" w:eastAsia="Arial Unicode MS"/>
           <w:b w:val="0"/>
           <w:i w:val="0"/>
           <w:color w:val="1A2340"/>
@@ -2060,7 +2060,7 @@
       </w:pPr>
       <w:r>
         <w:rPr>
-          <w:rFonts w:ascii="JetBrains Mono" w:hAnsi="JetBrains Mono" w:eastAsia="PingFang TC"/>
+          <w:rFonts w:ascii="JetBrains Mono" w:hAnsi="JetBrains Mono" w:eastAsia="Arial Unicode MS"/>
           <w:b/>
           <w:i w:val="0"/>
           <w:color w:val="1D4ED8"/>
@@ -2070,7 +2070,7 @@
       </w:r>
       <w:r>
         <w:rPr>
-          <w:rFonts w:ascii="PingFang TC" w:hAnsi="PingFang TC" w:eastAsia="PingFang TC"/>
+          <w:rFonts w:ascii="Arial Unicode MS" w:hAnsi="Arial Unicode MS" w:eastAsia="Arial Unicode MS"/>
           <w:b w:val="0"/>
           <w:i w:val="0"/>
           <w:color w:val="1D4ED8"/>
@@ -2080,7 +2080,7 @@
       </w:r>
       <w:r>
         <w:rPr>
-          <w:rFonts w:ascii="PingFang TC" w:hAnsi="PingFang TC" w:eastAsia="PingFang TC"/>
+          <w:rFonts w:ascii="Arial Unicode MS" w:hAnsi="Arial Unicode MS" w:eastAsia="Arial Unicode MS"/>
           <w:b/>
           <w:i w:val="0"/>
           <w:color w:val="1A2340"/>
@@ -2125,7 +2125,7 @@
             </w:pPr>
             <w:r>
               <w:rPr>
-                <w:rFonts w:ascii="PingFang TC" w:hAnsi="PingFang TC" w:eastAsia="PingFang TC"/>
+                <w:rFonts w:ascii="Arial Unicode MS" w:hAnsi="Arial Unicode MS" w:eastAsia="Arial Unicode MS"/>
                 <w:b/>
                 <w:i w:val="0"/>
                 <w:color w:val="1A2340"/>
@@ -2158,7 +2158,7 @@
             </w:pPr>
             <w:r>
               <w:rPr>
-                <w:rFonts w:ascii="PingFang TC" w:hAnsi="PingFang TC" w:eastAsia="PingFang TC"/>
+                <w:rFonts w:ascii="Arial Unicode MS" w:hAnsi="Arial Unicode MS" w:eastAsia="Arial Unicode MS"/>
                 <w:b/>
                 <w:i w:val="0"/>
                 <w:color w:val="1A2340"/>
@@ -2195,7 +2195,7 @@
             </w:pPr>
             <w:r>
               <w:rPr>
-                <w:rFonts w:ascii="JetBrains Mono" w:hAnsi="JetBrains Mono" w:eastAsia="PingFang TC"/>
+                <w:rFonts w:ascii="JetBrains Mono" w:hAnsi="JetBrains Mono" w:eastAsia="Arial Unicode MS"/>
                 <w:b w:val="0"/>
                 <w:i w:val="0"/>
                 <w:color w:val="1A2340"/>
@@ -2229,7 +2229,7 @@
             </w:pPr>
             <w:r>
               <w:rPr>
-                <w:rFonts w:ascii="JetBrains Mono" w:hAnsi="JetBrains Mono" w:eastAsia="PingFang TC"/>
+                <w:rFonts w:ascii="JetBrains Mono" w:hAnsi="JetBrains Mono" w:eastAsia="Arial Unicode MS"/>
                 <w:b w:val="0"/>
                 <w:i w:val="0"/>
                 <w:color w:val="1A2340"/>
@@ -2251,7 +2251,7 @@
       </w:pPr>
       <w:r>
         <w:rPr>
-          <w:rFonts w:ascii="PingFang TC" w:hAnsi="PingFang TC" w:eastAsia="PingFang TC"/>
+          <w:rFonts w:ascii="Arial Unicode MS" w:hAnsi="Arial Unicode MS" w:eastAsia="Arial Unicode MS"/>
           <w:b/>
           <w:i w:val="0"/>
           <w:color w:val="1D4ED8"/>
@@ -2261,7 +2261,7 @@
       </w:r>
       <w:r>
         <w:rPr>
-          <w:rFonts w:ascii="PingFang TC" w:hAnsi="PingFang TC" w:eastAsia="PingFang TC"/>
+          <w:rFonts w:ascii="Arial Unicode MS" w:hAnsi="Arial Unicode MS" w:eastAsia="Arial Unicode MS"/>
           <w:b w:val="0"/>
           <w:i w:val="0"/>
           <w:color w:val="7B8491"/>
@@ -2271,7 +2271,7 @@
       </w:r>
       <w:r>
         <w:rPr>
-          <w:rFonts w:ascii="PingFang TC" w:hAnsi="PingFang TC" w:eastAsia="PingFang TC"/>
+          <w:rFonts w:ascii="Arial Unicode MS" w:hAnsi="Arial Unicode MS" w:eastAsia="Arial Unicode MS"/>
           <w:b w:val="0"/>
           <w:i w:val="0"/>
           <w:color w:val="1A2340"/>
@@ -2288,7 +2288,7 @@
       </w:pPr>
       <w:r>
         <w:rPr>
-          <w:rFonts w:ascii="PingFang TC" w:hAnsi="PingFang TC" w:eastAsia="PingFang TC"/>
+          <w:rFonts w:ascii="Arial Unicode MS" w:hAnsi="Arial Unicode MS" w:eastAsia="Arial Unicode MS"/>
           <w:b w:val="0"/>
           <w:i w:val="0"/>
           <w:color w:val="1A2340"/>
@@ -2378,7 +2378,7 @@
       </w:pPr>
       <w:r>
         <w:rPr>
-          <w:rFonts w:ascii="JetBrains Mono" w:hAnsi="JetBrains Mono" w:eastAsia="PingFang TC"/>
+          <w:rFonts w:ascii="JetBrains Mono" w:hAnsi="JetBrains Mono" w:eastAsia="Arial Unicode MS"/>
           <w:b/>
           <w:i w:val="0"/>
           <w:color w:val="1D4ED8"/>
@@ -2395,7 +2395,7 @@
       </w:pPr>
       <w:r>
         <w:rPr>
-          <w:rFonts w:ascii="PingFang TC" w:hAnsi="PingFang TC" w:eastAsia="PingFang TC"/>
+          <w:rFonts w:ascii="Arial Unicode MS" w:hAnsi="Arial Unicode MS" w:eastAsia="Arial Unicode MS"/>
           <w:b/>
           <w:i w:val="0"/>
           <w:color w:val="1A2340"/>
@@ -2412,13 +2412,13 @@
       </w:pPr>
       <w:r>
         <w:rPr>
-          <w:rFonts w:ascii="PingFang TC" w:hAnsi="PingFang TC" w:eastAsia="PingFang TC"/>
+          <w:rFonts w:ascii="Arial Unicode MS" w:hAnsi="Arial Unicode MS" w:eastAsia="Arial Unicode MS"/>
           <w:b w:val="0"/>
           <w:i w:val="0"/>
           <w:color w:val="5B6573"/>
           <w:sz w:val="22"/>
         </w:rPr>
-        <w:t>全班分享、自留札記與 Gate 1 證據分開處理。</w:t>
+        <w:t>全班分享、個人反思與學習關卡 1 證據分開處理。</w:t>
       </w:r>
     </w:p>
     <w:p>
@@ -2429,7 +2429,7 @@
       </w:pPr>
       <w:r>
         <w:rPr>
-          <w:rFonts w:ascii="JetBrains Mono" w:hAnsi="JetBrains Mono" w:eastAsia="PingFang TC"/>
+          <w:rFonts w:ascii="JetBrains Mono" w:hAnsi="JetBrains Mono" w:eastAsia="Arial Unicode MS"/>
           <w:b/>
           <w:i w:val="0"/>
           <w:color w:val="1D4ED8"/>
@@ -2439,7 +2439,7 @@
       </w:r>
       <w:r>
         <w:rPr>
-          <w:rFonts w:ascii="PingFang TC" w:hAnsi="PingFang TC" w:eastAsia="PingFang TC"/>
+          <w:rFonts w:ascii="Arial Unicode MS" w:hAnsi="Arial Unicode MS" w:eastAsia="Arial Unicode MS"/>
           <w:b w:val="0"/>
           <w:i w:val="0"/>
           <w:color w:val="1D4ED8"/>
@@ -2449,7 +2449,7 @@
       </w:r>
       <w:r>
         <w:rPr>
-          <w:rFonts w:ascii="PingFang TC" w:hAnsi="PingFang TC" w:eastAsia="PingFang TC"/>
+          <w:rFonts w:ascii="Arial Unicode MS" w:hAnsi="Arial Unicode MS" w:eastAsia="Arial Unicode MS"/>
           <w:b/>
           <w:i w:val="0"/>
           <w:color w:val="1A2340"/>
@@ -2466,7 +2466,7 @@
       </w:pPr>
       <w:r>
         <w:rPr>
-          <w:rFonts w:ascii="PingFang TC" w:hAnsi="PingFang TC" w:eastAsia="PingFang TC"/>
+          <w:rFonts w:ascii="Arial Unicode MS" w:hAnsi="Arial Unicode MS" w:eastAsia="Arial Unicode MS"/>
           <w:b/>
           <w:i w:val="0"/>
           <w:color w:val="1A2340"/>
@@ -2513,7 +2513,7 @@
             </w:pPr>
             <w:r>
               <w:rPr>
-                <w:rFonts w:ascii="PingFang TC" w:hAnsi="PingFang TC" w:eastAsia="PingFang TC"/>
+                <w:rFonts w:ascii="Arial Unicode MS" w:hAnsi="Arial Unicode MS" w:eastAsia="Arial Unicode MS"/>
                 <w:b/>
                 <w:i w:val="0"/>
                 <w:color w:val="1D4ED8"/>
@@ -2523,7 +2523,7 @@
             </w:r>
             <w:r>
               <w:rPr>
-                <w:rFonts w:ascii="PingFang TC" w:hAnsi="PingFang TC" w:eastAsia="PingFang TC"/>
+                <w:rFonts w:ascii="Arial Unicode MS" w:hAnsi="Arial Unicode MS" w:eastAsia="Arial Unicode MS"/>
                 <w:b w:val="0"/>
                 <w:i w:val="0"/>
                 <w:color w:val="1A2340"/>
@@ -2543,13 +2543,13 @@
       </w:pPr>
       <w:r>
         <w:rPr>
-          <w:rFonts w:ascii="PingFang TC" w:hAnsi="PingFang TC" w:eastAsia="PingFang TC"/>
+          <w:rFonts w:ascii="Arial Unicode MS" w:hAnsi="Arial Unicode MS" w:eastAsia="Arial Unicode MS"/>
           <w:b w:val="0"/>
           <w:i w:val="0"/>
           <w:color w:val="5B6573"/>
           <w:sz w:val="22"/>
         </w:rPr>
-        <w:t>不用說人物是誰，也不用交代事件背景；不分享不影響 Gate 1 狀態。</w:t>
+        <w:t>不用說人物是誰，也不用交代事件背景；不分享不影響學習關卡 1 狀態。</w:t>
       </w:r>
     </w:p>
     <w:p>
@@ -2560,7 +2560,7 @@
       </w:pPr>
       <w:r>
         <w:rPr>
-          <w:rFonts w:ascii="JetBrains Mono" w:hAnsi="JetBrains Mono" w:eastAsia="PingFang TC"/>
+          <w:rFonts w:ascii="JetBrains Mono" w:hAnsi="JetBrains Mono" w:eastAsia="Arial Unicode MS"/>
           <w:b/>
           <w:i w:val="0"/>
           <w:color w:val="1D4ED8"/>
@@ -2570,7 +2570,7 @@
       </w:r>
       <w:r>
         <w:rPr>
-          <w:rFonts w:ascii="PingFang TC" w:hAnsi="PingFang TC" w:eastAsia="PingFang TC"/>
+          <w:rFonts w:ascii="Arial Unicode MS" w:hAnsi="Arial Unicode MS" w:eastAsia="Arial Unicode MS"/>
           <w:b w:val="0"/>
           <w:i w:val="0"/>
           <w:color w:val="1D4ED8"/>
@@ -2580,7 +2580,7 @@
       </w:r>
       <w:r>
         <w:rPr>
-          <w:rFonts w:ascii="PingFang TC" w:hAnsi="PingFang TC" w:eastAsia="PingFang TC"/>
+          <w:rFonts w:ascii="Arial Unicode MS" w:hAnsi="Arial Unicode MS" w:eastAsia="Arial Unicode MS"/>
           <w:b/>
           <w:i w:val="0"/>
           <w:color w:val="1A2340"/>
@@ -2627,7 +2627,7 @@
             </w:pPr>
             <w:r>
               <w:rPr>
-                <w:rFonts w:ascii="PingFang TC" w:hAnsi="PingFang TC" w:eastAsia="PingFang TC"/>
+                <w:rFonts w:ascii="Arial Unicode MS" w:hAnsi="Arial Unicode MS" w:eastAsia="Arial Unicode MS"/>
                 <w:b/>
                 <w:i w:val="0"/>
                 <w:color w:val="1D4ED8"/>
@@ -2637,7 +2637,7 @@
             </w:r>
             <w:r>
               <w:rPr>
-                <w:rFonts w:ascii="PingFang TC" w:hAnsi="PingFang TC" w:eastAsia="PingFang TC"/>
+                <w:rFonts w:ascii="Arial Unicode MS" w:hAnsi="Arial Unicode MS" w:eastAsia="Arial Unicode MS"/>
                 <w:b w:val="0"/>
                 <w:i w:val="0"/>
                 <w:color w:val="1A2340"/>
@@ -2654,7 +2654,7 @@
             </w:pPr>
             <w:r>
               <w:rPr>
-                <w:rFonts w:ascii="PingFang TC" w:hAnsi="PingFang TC" w:eastAsia="PingFang TC"/>
+                <w:rFonts w:ascii="Arial Unicode MS" w:hAnsi="Arial Unicode MS" w:eastAsia="Arial Unicode MS"/>
                 <w:b/>
                 <w:i w:val="0"/>
                 <w:color w:val="1D4ED8"/>
@@ -2664,7 +2664,7 @@
             </w:r>
             <w:r>
               <w:rPr>
-                <w:rFonts w:ascii="PingFang TC" w:hAnsi="PingFang TC" w:eastAsia="PingFang TC"/>
+                <w:rFonts w:ascii="Arial Unicode MS" w:hAnsi="Arial Unicode MS" w:eastAsia="Arial Unicode MS"/>
                 <w:b w:val="0"/>
                 <w:i w:val="0"/>
                 <w:color w:val="1A2340"/>
@@ -2681,7 +2681,7 @@
             </w:pPr>
             <w:r>
               <w:rPr>
-                <w:rFonts w:ascii="PingFang TC" w:hAnsi="PingFang TC" w:eastAsia="PingFang TC"/>
+                <w:rFonts w:ascii="Arial Unicode MS" w:hAnsi="Arial Unicode MS" w:eastAsia="Arial Unicode MS"/>
                 <w:b/>
                 <w:i w:val="0"/>
                 <w:color w:val="1D4ED8"/>
@@ -2691,7 +2691,7 @@
             </w:r>
             <w:r>
               <w:rPr>
-                <w:rFonts w:ascii="PingFang TC" w:hAnsi="PingFang TC" w:eastAsia="PingFang TC"/>
+                <w:rFonts w:ascii="Arial Unicode MS" w:hAnsi="Arial Unicode MS" w:eastAsia="Arial Unicode MS"/>
                 <w:b w:val="0"/>
                 <w:i w:val="0"/>
                 <w:color w:val="1A2340"/>
@@ -2711,7 +2711,7 @@
       </w:pPr>
       <w:r>
         <w:rPr>
-          <w:rFonts w:ascii="JetBrains Mono" w:hAnsi="JetBrains Mono" w:eastAsia="PingFang TC"/>
+          <w:rFonts w:ascii="JetBrains Mono" w:hAnsi="JetBrains Mono" w:eastAsia="Arial Unicode MS"/>
           <w:b/>
           <w:i w:val="0"/>
           <w:color w:val="1D4ED8"/>
@@ -2721,7 +2721,7 @@
       </w:r>
       <w:r>
         <w:rPr>
-          <w:rFonts w:ascii="PingFang TC" w:hAnsi="PingFang TC" w:eastAsia="PingFang TC"/>
+          <w:rFonts w:ascii="Arial Unicode MS" w:hAnsi="Arial Unicode MS" w:eastAsia="Arial Unicode MS"/>
           <w:b w:val="0"/>
           <w:i w:val="0"/>
           <w:color w:val="1D4ED8"/>
@@ -2731,13 +2731,13 @@
       </w:r>
       <w:r>
         <w:rPr>
-          <w:rFonts w:ascii="PingFang TC" w:hAnsi="PingFang TC" w:eastAsia="PingFang TC"/>
+          <w:rFonts w:ascii="Arial Unicode MS" w:hAnsi="Arial Unicode MS" w:eastAsia="Arial Unicode MS"/>
           <w:b/>
           <w:i w:val="0"/>
           <w:color w:val="1A2340"/>
           <w:sz w:val="30"/>
         </w:rPr>
-        <w:t>自留札記</w:t>
+        <w:t>個人反思｜可留白・不計分</w:t>
       </w:r>
     </w:p>
     <w:p>
@@ -2748,17 +2748,17 @@
       </w:pPr>
       <w:r>
         <w:rPr>
-          <w:rFonts w:ascii="PingFang TC" w:hAnsi="PingFang TC" w:eastAsia="PingFang TC"/>
+          <w:rFonts w:ascii="Arial Unicode MS" w:hAnsi="Arial Unicode MS" w:eastAsia="Arial Unicode MS"/>
           <w:b/>
           <w:i w:val="0"/>
           <w:color w:val="5B6573"/>
           <w:sz w:val="22"/>
         </w:rPr>
-        <w:t>自留札記</w:t>
+        <w:t>個人反思</w:t>
       </w:r>
       <w:r>
         <w:rPr>
-          <w:rFonts w:ascii="PingFang TC" w:hAnsi="PingFang TC" w:eastAsia="PingFang TC"/>
+          <w:rFonts w:ascii="Arial Unicode MS" w:hAnsi="Arial Unicode MS" w:eastAsia="Arial Unicode MS"/>
           <w:b w:val="0"/>
           <w:i w:val="0"/>
           <w:color w:val="7B8491"/>
@@ -2768,7 +2768,7 @@
       </w:r>
       <w:r>
         <w:rPr>
-          <w:rFonts w:ascii="PingFang TC" w:hAnsi="PingFang TC" w:eastAsia="PingFang TC"/>
+          <w:rFonts w:ascii="Arial Unicode MS" w:hAnsi="Arial Unicode MS" w:eastAsia="Arial Unicode MS"/>
           <w:b w:val="0"/>
           <w:i w:val="0"/>
           <w:color w:val="1A2340"/>
@@ -2785,13 +2785,13 @@
       </w:pPr>
       <w:r>
         <w:rPr>
-          <w:rFonts w:ascii="PingFang TC" w:hAnsi="PingFang TC" w:eastAsia="PingFang TC"/>
+          <w:rFonts w:ascii="Arial Unicode MS" w:hAnsi="Arial Unicode MS" w:eastAsia="Arial Unicode MS"/>
           <w:b w:val="0"/>
           <w:i w:val="0"/>
           <w:color w:val="5B6573"/>
           <w:sz w:val="22"/>
         </w:rPr>
-        <w:t>老師不讀、不計分，也不用分享；想寫多或寫少都可以。</w:t>
+        <w:t>本欄隨整本收回，但不計分、不要求分享；可改寫、用代稱或留白。</w:t>
       </w:r>
     </w:p>
     <w:tbl>
@@ -2904,7 +2904,7 @@
       </w:pPr>
       <w:r>
         <w:rPr>
-          <w:rFonts w:ascii="JetBrains Mono" w:hAnsi="JetBrains Mono" w:eastAsia="PingFang TC"/>
+          <w:rFonts w:ascii="JetBrains Mono" w:hAnsi="JetBrains Mono" w:eastAsia="Arial Unicode MS"/>
           <w:b/>
           <w:i w:val="0"/>
           <w:color w:val="1D4ED8"/>
@@ -2914,7 +2914,7 @@
       </w:r>
       <w:r>
         <w:rPr>
-          <w:rFonts w:ascii="PingFang TC" w:hAnsi="PingFang TC" w:eastAsia="PingFang TC"/>
+          <w:rFonts w:ascii="Arial Unicode MS" w:hAnsi="Arial Unicode MS" w:eastAsia="Arial Unicode MS"/>
           <w:b w:val="0"/>
           <w:i w:val="0"/>
           <w:color w:val="1D4ED8"/>
@@ -2924,7 +2924,7 @@
       </w:r>
       <w:r>
         <w:rPr>
-          <w:rFonts w:ascii="PingFang TC" w:hAnsi="PingFang TC" w:eastAsia="PingFang TC"/>
+          <w:rFonts w:ascii="Arial Unicode MS" w:hAnsi="Arial Unicode MS" w:eastAsia="Arial Unicode MS"/>
           <w:b/>
           <w:i w:val="0"/>
           <w:color w:val="1A2340"/>
@@ -2941,7 +2941,7 @@
       </w:pPr>
       <w:r>
         <w:rPr>
-          <w:rFonts w:ascii="PingFang TC" w:hAnsi="PingFang TC" w:eastAsia="PingFang TC"/>
+          <w:rFonts w:ascii="Arial Unicode MS" w:hAnsi="Arial Unicode MS" w:eastAsia="Arial Unicode MS"/>
           <w:b/>
           <w:i w:val="0"/>
           <w:color w:val="5B6573"/>
@@ -2951,7 +2951,7 @@
       </w:r>
       <w:r>
         <w:rPr>
-          <w:rFonts w:ascii="PingFang TC" w:hAnsi="PingFang TC" w:eastAsia="PingFang TC"/>
+          <w:rFonts w:ascii="Arial Unicode MS" w:hAnsi="Arial Unicode MS" w:eastAsia="Arial Unicode MS"/>
           <w:b w:val="0"/>
           <w:i w:val="0"/>
           <w:color w:val="7B8491"/>
@@ -2961,7 +2961,7 @@
       </w:r>
       <w:r>
         <w:rPr>
-          <w:rFonts w:ascii="PingFang TC" w:hAnsi="PingFang TC" w:eastAsia="PingFang TC"/>
+          <w:rFonts w:ascii="Arial Unicode MS" w:hAnsi="Arial Unicode MS" w:eastAsia="Arial Unicode MS"/>
           <w:b w:val="0"/>
           <w:i w:val="0"/>
           <w:color w:val="1A2340"/>
@@ -3102,6 +3102,23 @@
         </w:tc>
       </w:tr>
     </w:tbl>
+    <w:p>
+      <w:pPr>
+        <w:keepNext w:val="0"/>
+        <w:keepLines w:val="0"/>
+        <w:spacing w:before="60" w:after="0" w:line="293" w:lineRule="auto"/>
+      </w:pPr>
+      <w:r>
+        <w:rPr>
+          <w:rFonts w:ascii="Arial Unicode MS" w:hAnsi="Arial Unicode MS" w:eastAsia="Arial Unicode MS"/>
+          <w:b/>
+          <w:i w:val="0"/>
+          <w:color w:val="1D4ED8"/>
+          <w:sz w:val="22"/>
+        </w:rPr>
+        <w:t>收件確認｜□ 只拍自己的第 1–4 頁上傳 Classroom　□ 紙本全本交回　□ 不拍同學</w:t>
+      </w:r>
+    </w:p>
     <w:sectPr>
       <w:headerReference w:type="default" r:id="rId9"/>
       <w:footerReference w:type="default" r:id="rId10"/>
@@ -3124,7 +3141,7 @@
     </w:pPr>
     <w:r>
       <w:rPr>
-        <w:rFonts w:ascii="JetBrains Mono" w:hAnsi="JetBrains Mono" w:eastAsia="PingFang TC"/>
+        <w:rFonts w:ascii="JetBrains Mono" w:hAnsi="JetBrains Mono" w:eastAsia="Arial Unicode MS"/>
         <w:b w:val="0"/>
         <w:i w:val="0"/>
         <w:color w:val="7B8491"/>
@@ -3134,7 +3151,7 @@
     </w:r>
     <w:r>
       <w:rPr>
-        <w:rFonts w:ascii="JetBrains Mono" w:hAnsi="JetBrains Mono" w:eastAsia="PingFang TC"/>
+        <w:rFonts w:ascii="JetBrains Mono" w:hAnsi="JetBrains Mono" w:eastAsia="Arial Unicode MS"/>
         <w:b w:val="0"/>
         <w:i w:val="0"/>
         <w:color w:val="7B8491"/>
@@ -3148,7 +3165,7 @@
     </w:r>
     <w:r>
       <w:rPr>
-        <w:rFonts w:ascii="JetBrains Mono" w:hAnsi="JetBrains Mono" w:eastAsia="PingFang TC"/>
+        <w:rFonts w:ascii="JetBrains Mono" w:hAnsi="JetBrains Mono" w:eastAsia="Arial Unicode MS"/>
         <w:b w:val="0"/>
         <w:i w:val="0"/>
         <w:color w:val="7B8491"/>
@@ -3173,7 +3190,7 @@
     </w:pPr>
     <w:r>
       <w:rPr>
-        <w:rFonts w:ascii="JetBrains Mono" w:hAnsi="JetBrains Mono" w:eastAsia="PingFang TC"/>
+        <w:rFonts w:ascii="JetBrains Mono" w:hAnsi="JetBrains Mono" w:eastAsia="Arial Unicode MS"/>
         <w:b/>
         <w:i w:val="0"/>
         <w:color w:val="7B8491"/>
@@ -3183,7 +3200,7 @@
     </w:r>
     <w:r>
       <w:rPr>
-        <w:rFonts w:ascii="PingFang TC" w:hAnsi="PingFang TC" w:eastAsia="PingFang TC"/>
+        <w:rFonts w:ascii="Arial Unicode MS" w:hAnsi="Arial Unicode MS" w:eastAsia="Arial Unicode MS"/>
         <w:b w:val="0"/>
         <w:i w:val="0"/>
         <w:color w:val="7B8491"/>
@@ -3563,7 +3580,7 @@
       <w:spacing w:after="100" w:line="293" w:lineRule="auto"/>
     </w:pPr>
     <w:rPr>
-      <w:rFonts w:ascii="PingFang TC" w:hAnsi="PingFang TC" w:eastAsia="PingFang TC"/>
+      <w:rFonts w:ascii="Arial Unicode MS" w:hAnsi="Arial Unicode MS" w:eastAsia="Arial Unicode MS"/>
       <w:color w:val="1A2340"/>
       <w:sz w:val="22"/>
     </w:rPr>

--- a/worksheets/W4.docx
+++ b/worksheets/W4.docx
@@ -1675,7 +1675,198 @@
           <w:color w:val="1A2340"/>
           <w:sz w:val="30"/>
         </w:rPr>
-        <w:t>我做的 1–2 個決定</w:t>
+        <w:t>先打開原意，把兩邊放在一起看</w:t>
+      </w:r>
+    </w:p>
+    <w:tbl>
+      <w:tblPr>
+        <w:tblW w:type="dxa" w:w="9865"/>
+        <w:jc w:val="left"/>
+        <w:tblLayout w:type="fixed"/>
+        <w:tblLook w:firstColumn="1" w:firstRow="1" w:lastColumn="0" w:lastRow="0" w:noHBand="0" w:noVBand="1" w:val="04A0"/>
+        <w:tblInd w:type="dxa" w:w="0"/>
+      </w:tblPr>
+      <w:tblGrid>
+        <w:gridCol w:w="4932"/>
+        <w:gridCol w:w="4933"/>
+      </w:tblGrid>
+      <w:tr>
+        <w:tc>
+          <w:tcPr>
+            <w:tcW w:type="dxa" w:w="4932"/>
+            <w:tcMar>
+              <w:top w:w="60" w:type="dxa"/>
+              <w:start w:w="100" w:type="dxa"/>
+              <w:bottom w:w="60" w:type="dxa"/>
+              <w:end w:w="100" w:type="dxa"/>
+            </w:tcMar>
+            <w:shd w:val="clear" w:color="auto" w:fill="F5F7FA"/>
+            <w:tcBorders>
+              <w:top w:val="nil"/>
+              <w:bottom w:val="single" w:sz="7" w:space="0" w:color="CBD5E1"/>
+              <w:start w:val="nil"/>
+              <w:end w:val="single" w:sz="4" w:space="0" w:color="CBD5E1"/>
+            </w:tcBorders>
+          </w:tcPr>
+          <w:p>
+            <w:pPr>
+              <w:spacing w:before="0" w:after="0"/>
+            </w:pPr>
+            <w:r>
+              <w:rPr>
+                <w:rFonts w:ascii="Arial Unicode MS" w:hAnsi="Arial Unicode MS" w:eastAsia="Arial Unicode MS"/>
+                <w:b/>
+                <w:i w:val="0"/>
+                <w:color w:val="1A2340"/>
+                <w:sz w:val="22"/>
+              </w:rPr>
+              <w:t>第一頁封存原意</w:t>
+            </w:r>
+          </w:p>
+        </w:tc>
+        <w:tc>
+          <w:tcPr>
+            <w:tcW w:type="dxa" w:w="4933"/>
+            <w:tcMar>
+              <w:top w:w="60" w:type="dxa"/>
+              <w:start w:w="100" w:type="dxa"/>
+              <w:bottom w:w="60" w:type="dxa"/>
+              <w:end w:w="100" w:type="dxa"/>
+            </w:tcMar>
+            <w:shd w:val="clear" w:color="auto" w:fill="F5F7FA"/>
+            <w:tcBorders>
+              <w:top w:val="nil"/>
+              <w:bottom w:val="single" w:sz="7" w:space="0" w:color="CBD5E1"/>
+              <w:start w:val="nil"/>
+              <w:end w:val="single" w:sz="4" w:space="0" w:color="CBD5E1"/>
+            </w:tcBorders>
+          </w:tcPr>
+          <w:p>
+            <w:pPr>
+              <w:spacing w:before="0" w:after="0"/>
+            </w:pPr>
+            <w:r>
+              <w:rPr>
+                <w:rFonts w:ascii="Arial Unicode MS" w:hAnsi="Arial Unicode MS" w:eastAsia="Arial Unicode MS"/>
+                <w:b/>
+                <w:i w:val="0"/>
+                <w:color w:val="1A2340"/>
+                <w:sz w:val="22"/>
+              </w:rPr>
+              <w:t>讀者實際讀到</w:t>
+            </w:r>
+          </w:p>
+        </w:tc>
+      </w:tr>
+      <w:tr>
+        <w:trPr>
+          <w:trHeight w:val="1361" w:hRule="atLeast"/>
+        </w:trPr>
+        <w:tc>
+          <w:tcPr>
+            <w:tcW w:type="dxa" w:w="4932"/>
+            <w:tcMar>
+              <w:top w:w="70" w:type="dxa"/>
+              <w:start w:w="100" w:type="dxa"/>
+              <w:bottom w:w="70" w:type="dxa"/>
+              <w:end w:w="100" w:type="dxa"/>
+            </w:tcMar>
+            <w:tcBorders>
+              <w:top w:val="nil"/>
+              <w:bottom w:val="single" w:sz="5" w:space="0" w:color="CBD5E1"/>
+              <w:start w:val="nil"/>
+              <w:end w:val="single" w:sz="4" w:space="0" w:color="CBD5E1"/>
+            </w:tcBorders>
+          </w:tcPr>
+          <w:p>
+            <w:pPr>
+              <w:spacing w:before="0" w:after="0"/>
+            </w:pPr>
+            <w:r>
+              <w:rPr>
+                <w:rFonts w:ascii="JetBrains Mono" w:hAnsi="JetBrains Mono" w:eastAsia="Arial Unicode MS"/>
+                <w:b w:val="0"/>
+                <w:i w:val="0"/>
+                <w:color w:val="1A2340"/>
+                <w:sz w:val="22"/>
+              </w:rPr>
+              <w:t>________________________________</w:t>
+              <w:br/>
+              <w:t>________________________________</w:t>
+            </w:r>
+          </w:p>
+        </w:tc>
+        <w:tc>
+          <w:tcPr>
+            <w:tcW w:type="dxa" w:w="4933"/>
+            <w:tcMar>
+              <w:top w:w="70" w:type="dxa"/>
+              <w:start w:w="100" w:type="dxa"/>
+              <w:bottom w:w="70" w:type="dxa"/>
+              <w:end w:w="100" w:type="dxa"/>
+            </w:tcMar>
+            <w:tcBorders>
+              <w:top w:val="nil"/>
+              <w:bottom w:val="single" w:sz="5" w:space="0" w:color="CBD5E1"/>
+              <w:start w:val="nil"/>
+              <w:end w:val="single" w:sz="4" w:space="0" w:color="CBD5E1"/>
+            </w:tcBorders>
+          </w:tcPr>
+          <w:p>
+            <w:pPr>
+              <w:spacing w:before="0" w:after="0"/>
+            </w:pPr>
+            <w:r>
+              <w:rPr>
+                <w:rFonts w:ascii="JetBrains Mono" w:hAnsi="JetBrains Mono" w:eastAsia="Arial Unicode MS"/>
+                <w:b w:val="0"/>
+                <w:i w:val="0"/>
+                <w:color w:val="1A2340"/>
+                <w:sz w:val="22"/>
+              </w:rPr>
+              <w:t>________________________________</w:t>
+              <w:br/>
+              <w:t>________________________________</w:t>
+            </w:r>
+          </w:p>
+        </w:tc>
+      </w:tr>
+    </w:tbl>
+    <w:p>
+      <w:pPr>
+        <w:keepNext/>
+        <w:keepLines w:val="0"/>
+        <w:spacing w:before="120" w:after="100" w:line="293" w:lineRule="auto"/>
+      </w:pPr>
+      <w:r>
+        <w:rPr>
+          <w:rFonts w:ascii="JetBrains Mono" w:hAnsi="JetBrains Mono" w:eastAsia="Arial Unicode MS"/>
+          <w:b/>
+          <w:i w:val="0"/>
+          <w:color w:val="1D4ED8"/>
+          <w:sz w:val="30"/>
+        </w:rPr>
+        <w:t>09</w:t>
+      </w:r>
+      <w:r>
+        <w:rPr>
+          <w:rFonts w:ascii="Arial Unicode MS" w:hAnsi="Arial Unicode MS" w:eastAsia="Arial Unicode MS"/>
+          <w:b w:val="0"/>
+          <w:i w:val="0"/>
+          <w:color w:val="1D4ED8"/>
+          <w:sz w:val="30"/>
+        </w:rPr>
+        <w:t xml:space="preserve">  </w:t>
+      </w:r>
+      <w:r>
+        <w:rPr>
+          <w:rFonts w:ascii="Arial Unicode MS" w:hAnsi="Arial Unicode MS" w:eastAsia="Arial Unicode MS"/>
+          <w:b/>
+          <w:i w:val="0"/>
+          <w:color w:val="1A2340"/>
+          <w:sz w:val="30"/>
+        </w:rPr>
+        <w:t>再做 1–2 個決定</w:t>
       </w:r>
     </w:p>
     <w:p>
@@ -2056,197 +2247,6 @@
       <w:pPr>
         <w:keepNext/>
         <w:keepLines w:val="0"/>
-        <w:spacing w:before="120" w:after="100" w:line="293" w:lineRule="auto"/>
-      </w:pPr>
-      <w:r>
-        <w:rPr>
-          <w:rFonts w:ascii="JetBrains Mono" w:hAnsi="JetBrains Mono" w:eastAsia="Arial Unicode MS"/>
-          <w:b/>
-          <w:i w:val="0"/>
-          <w:color w:val="1D4ED8"/>
-          <w:sz w:val="30"/>
-        </w:rPr>
-        <w:t>09</w:t>
-      </w:r>
-      <w:r>
-        <w:rPr>
-          <w:rFonts w:ascii="Arial Unicode MS" w:hAnsi="Arial Unicode MS" w:eastAsia="Arial Unicode MS"/>
-          <w:b w:val="0"/>
-          <w:i w:val="0"/>
-          <w:color w:val="1D4ED8"/>
-          <w:sz w:val="30"/>
-        </w:rPr>
-        <w:t xml:space="preserve">  </w:t>
-      </w:r>
-      <w:r>
-        <w:rPr>
-          <w:rFonts w:ascii="Arial Unicode MS" w:hAnsi="Arial Unicode MS" w:eastAsia="Arial Unicode MS"/>
-          <w:b/>
-          <w:i w:val="0"/>
-          <w:color w:val="1A2340"/>
-          <w:sz w:val="30"/>
-        </w:rPr>
-        <w:t>打開封存原意，把兩邊放在一起看</w:t>
-      </w:r>
-    </w:p>
-    <w:tbl>
-      <w:tblPr>
-        <w:tblW w:type="dxa" w:w="9865"/>
-        <w:jc w:val="left"/>
-        <w:tblLayout w:type="fixed"/>
-        <w:tblLook w:firstColumn="1" w:firstRow="1" w:lastColumn="0" w:lastRow="0" w:noHBand="0" w:noVBand="1" w:val="04A0"/>
-        <w:tblInd w:type="dxa" w:w="0"/>
-      </w:tblPr>
-      <w:tblGrid>
-        <w:gridCol w:w="4932"/>
-        <w:gridCol w:w="4933"/>
-      </w:tblGrid>
-      <w:tr>
-        <w:tc>
-          <w:tcPr>
-            <w:tcW w:type="dxa" w:w="4932"/>
-            <w:tcMar>
-              <w:top w:w="60" w:type="dxa"/>
-              <w:start w:w="100" w:type="dxa"/>
-              <w:bottom w:w="60" w:type="dxa"/>
-              <w:end w:w="100" w:type="dxa"/>
-            </w:tcMar>
-            <w:shd w:val="clear" w:color="auto" w:fill="F5F7FA"/>
-            <w:tcBorders>
-              <w:top w:val="nil"/>
-              <w:bottom w:val="single" w:sz="7" w:space="0" w:color="CBD5E1"/>
-              <w:start w:val="nil"/>
-              <w:end w:val="single" w:sz="4" w:space="0" w:color="CBD5E1"/>
-            </w:tcBorders>
-          </w:tcPr>
-          <w:p>
-            <w:pPr>
-              <w:spacing w:before="0" w:after="0"/>
-            </w:pPr>
-            <w:r>
-              <w:rPr>
-                <w:rFonts w:ascii="Arial Unicode MS" w:hAnsi="Arial Unicode MS" w:eastAsia="Arial Unicode MS"/>
-                <w:b/>
-                <w:i w:val="0"/>
-                <w:color w:val="1A2340"/>
-                <w:sz w:val="22"/>
-              </w:rPr>
-              <w:t>第一頁封存原意</w:t>
-            </w:r>
-          </w:p>
-        </w:tc>
-        <w:tc>
-          <w:tcPr>
-            <w:tcW w:type="dxa" w:w="4933"/>
-            <w:tcMar>
-              <w:top w:w="60" w:type="dxa"/>
-              <w:start w:w="100" w:type="dxa"/>
-              <w:bottom w:w="60" w:type="dxa"/>
-              <w:end w:w="100" w:type="dxa"/>
-            </w:tcMar>
-            <w:shd w:val="clear" w:color="auto" w:fill="F5F7FA"/>
-            <w:tcBorders>
-              <w:top w:val="nil"/>
-              <w:bottom w:val="single" w:sz="7" w:space="0" w:color="CBD5E1"/>
-              <w:start w:val="nil"/>
-              <w:end w:val="single" w:sz="4" w:space="0" w:color="CBD5E1"/>
-            </w:tcBorders>
-          </w:tcPr>
-          <w:p>
-            <w:pPr>
-              <w:spacing w:before="0" w:after="0"/>
-            </w:pPr>
-            <w:r>
-              <w:rPr>
-                <w:rFonts w:ascii="Arial Unicode MS" w:hAnsi="Arial Unicode MS" w:eastAsia="Arial Unicode MS"/>
-                <w:b/>
-                <w:i w:val="0"/>
-                <w:color w:val="1A2340"/>
-                <w:sz w:val="22"/>
-              </w:rPr>
-              <w:t>讀者實際讀到</w:t>
-            </w:r>
-          </w:p>
-        </w:tc>
-      </w:tr>
-      <w:tr>
-        <w:trPr>
-          <w:trHeight w:val="1361" w:hRule="atLeast"/>
-        </w:trPr>
-        <w:tc>
-          <w:tcPr>
-            <w:tcW w:type="dxa" w:w="4932"/>
-            <w:tcMar>
-              <w:top w:w="70" w:type="dxa"/>
-              <w:start w:w="100" w:type="dxa"/>
-              <w:bottom w:w="70" w:type="dxa"/>
-              <w:end w:w="100" w:type="dxa"/>
-            </w:tcMar>
-            <w:tcBorders>
-              <w:top w:val="nil"/>
-              <w:bottom w:val="single" w:sz="5" w:space="0" w:color="CBD5E1"/>
-              <w:start w:val="nil"/>
-              <w:end w:val="single" w:sz="4" w:space="0" w:color="CBD5E1"/>
-            </w:tcBorders>
-          </w:tcPr>
-          <w:p>
-            <w:pPr>
-              <w:spacing w:before="0" w:after="0"/>
-            </w:pPr>
-            <w:r>
-              <w:rPr>
-                <w:rFonts w:ascii="JetBrains Mono" w:hAnsi="JetBrains Mono" w:eastAsia="Arial Unicode MS"/>
-                <w:b w:val="0"/>
-                <w:i w:val="0"/>
-                <w:color w:val="1A2340"/>
-                <w:sz w:val="22"/>
-              </w:rPr>
-              <w:t>________________________________</w:t>
-              <w:br/>
-              <w:t>________________________________</w:t>
-            </w:r>
-          </w:p>
-        </w:tc>
-        <w:tc>
-          <w:tcPr>
-            <w:tcW w:type="dxa" w:w="4933"/>
-            <w:tcMar>
-              <w:top w:w="70" w:type="dxa"/>
-              <w:start w:w="100" w:type="dxa"/>
-              <w:bottom w:w="70" w:type="dxa"/>
-              <w:end w:w="100" w:type="dxa"/>
-            </w:tcMar>
-            <w:tcBorders>
-              <w:top w:val="nil"/>
-              <w:bottom w:val="single" w:sz="5" w:space="0" w:color="CBD5E1"/>
-              <w:start w:val="nil"/>
-              <w:end w:val="single" w:sz="4" w:space="0" w:color="CBD5E1"/>
-            </w:tcBorders>
-          </w:tcPr>
-          <w:p>
-            <w:pPr>
-              <w:spacing w:before="0" w:after="0"/>
-            </w:pPr>
-            <w:r>
-              <w:rPr>
-                <w:rFonts w:ascii="JetBrains Mono" w:hAnsi="JetBrains Mono" w:eastAsia="Arial Unicode MS"/>
-                <w:b w:val="0"/>
-                <w:i w:val="0"/>
-                <w:color w:val="1A2340"/>
-                <w:sz w:val="22"/>
-              </w:rPr>
-              <w:t>________________________________</w:t>
-              <w:br/>
-              <w:t>________________________________</w:t>
-            </w:r>
-          </w:p>
-        </w:tc>
-      </w:tr>
-    </w:tbl>
-    <w:p>
-      <w:pPr>
-        <w:keepNext/>
-        <w:keepLines w:val="0"/>
         <w:spacing w:before="120" w:after="20" w:line="293" w:lineRule="auto"/>
       </w:pPr>
       <w:r>
@@ -2401,7 +2401,7 @@
           <w:color w:val="1A2340"/>
           <w:sz w:val="44"/>
         </w:rPr>
-        <w:t>確認完成，接到 W5</w:t>
+        <w:t>換個情境，再試一次</w:t>
       </w:r>
     </w:p>
     <w:p>
@@ -2418,14 +2418,14 @@
           <w:color w:val="5B6573"/>
           <w:sz w:val="22"/>
         </w:rPr>
-        <w:t>全班分享、個人反思與學習關卡 1 證據分開處理。</w:t>
+        <w:t>不計分、不列學習關卡；用題目情境，不必交出私事。</w:t>
       </w:r>
     </w:p>
     <w:p>
       <w:pPr>
         <w:keepNext/>
         <w:keepLines w:val="0"/>
-        <w:spacing w:before="40" w:after="100" w:line="293" w:lineRule="auto"/>
+        <w:spacing w:before="100" w:after="40" w:line="293" w:lineRule="auto"/>
       </w:pPr>
       <w:r>
         <w:rPr>
@@ -2435,7 +2435,7 @@
           <w:color w:val="1D4ED8"/>
           <w:sz w:val="30"/>
         </w:rPr>
-        <w:t>10</w:t>
+        <w:t>生活</w:t>
       </w:r>
       <w:r>
         <w:rPr>
@@ -2455,7 +2455,7 @@
           <w:color w:val="1A2340"/>
           <w:sz w:val="30"/>
         </w:rPr>
-        <w:t>如果你願意分享</w:t>
+        <w:t>這樣約，大家找得到嗎？</w:t>
       </w:r>
     </w:p>
     <w:p>
@@ -2467,277 +2467,46 @@
       <w:r>
         <w:rPr>
           <w:rFonts w:ascii="Arial Unicode MS" w:hAnsi="Arial Unicode MS" w:eastAsia="Arial Unicode MS"/>
-          <w:b/>
+          <w:b w:val="0"/>
           <w:i w:val="0"/>
-          <w:color w:val="1A2340"/>
+          <w:color w:val="5B6573"/>
           <w:sz w:val="22"/>
         </w:rPr>
-        <w:t>□ 我願意分享文字落差　　□ 我只用老師的紙團球 A 版　　□ 今天不分享</w:t>
+        <w:t>課堂練習｜不計分、不列學習關卡；整本照常收回。</w:t>
       </w:r>
     </w:p>
-    <w:tbl>
-      <w:tblPr>
-        <w:tblW w:type="dxa" w:w="9865"/>
-        <w:jc w:val="left"/>
-        <w:tblLayout w:type="fixed"/>
-        <w:tblLook w:firstColumn="1" w:firstRow="1" w:lastColumn="0" w:lastRow="0" w:noHBand="0" w:noVBand="1" w:val="04A0"/>
-        <w:tblInd w:type="dxa" w:w="0"/>
-      </w:tblPr>
-      <w:tblGrid>
-        <w:gridCol w:w="9865"/>
-      </w:tblGrid>
-      <w:tr>
-        <w:tc>
-          <w:tcPr>
-            <w:tcW w:type="dxa" w:w="9865"/>
-            <w:tcMar>
-              <w:top w:w="100" w:type="dxa"/>
-              <w:start w:w="150" w:type="dxa"/>
-              <w:bottom w:w="100" w:type="dxa"/>
-              <w:end w:w="150" w:type="dxa"/>
-            </w:tcMar>
-            <w:tcBorders>
-              <w:top w:val="nil"/>
-              <w:bottom w:val="nil"/>
-              <w:start w:val="single" w:sz="14" w:space="0" w:color="1D4ED8"/>
-              <w:end w:val="nil"/>
-            </w:tcBorders>
-            <w:shd w:val="clear" w:color="auto" w:fill="F5F7FA"/>
-            <w:vAlign w:val="center"/>
-          </w:tcPr>
-          <w:p>
-            <w:pPr>
-              <w:keepNext w:val="0"/>
-              <w:keepLines w:val="0"/>
-              <w:spacing w:before="0" w:after="0" w:line="293" w:lineRule="auto"/>
-            </w:pPr>
-            <w:r>
-              <w:rPr>
-                <w:rFonts w:ascii="Arial Unicode MS" w:hAnsi="Arial Unicode MS" w:eastAsia="Arial Unicode MS"/>
-                <w:b/>
-                <w:i w:val="0"/>
-                <w:color w:val="1D4ED8"/>
-                <w:sz w:val="22"/>
-              </w:rPr>
-              <w:t>分享句型</w:t>
-            </w:r>
-            <w:r>
-              <w:rPr>
-                <w:rFonts w:ascii="Arial Unicode MS" w:hAnsi="Arial Unicode MS" w:eastAsia="Arial Unicode MS"/>
-                <w:b w:val="0"/>
-                <w:i w:val="0"/>
-                <w:color w:val="1A2340"/>
-                <w:sz w:val="22"/>
-              </w:rPr>
-              <w:t xml:space="preserve">　我封存的原意是＿＿；讀者實際讀到＿＿；我最後改／保留＿＿，因為這段重點是＿＿。</w:t>
-            </w:r>
-          </w:p>
-        </w:tc>
-      </w:tr>
-    </w:tbl>
     <w:p>
       <w:pPr>
         <w:keepNext w:val="0"/>
         <w:keepLines w:val="0"/>
-        <w:spacing w:before="40" w:after="40" w:line="293" w:lineRule="auto"/>
+        <w:spacing w:before="0" w:after="40" w:line="293" w:lineRule="auto"/>
       </w:pPr>
       <w:r>
         <w:rPr>
           <w:rFonts w:ascii="Arial Unicode MS" w:hAnsi="Arial Unicode MS" w:eastAsia="Arial Unicode MS"/>
           <w:b w:val="0"/>
           <w:i w:val="0"/>
-          <w:color w:val="5B6573"/>
+          <w:color w:val="1A2340"/>
           <w:sz w:val="22"/>
         </w:rPr>
-        <w:t>不用說人物是誰，也不用交代事件背景；不分享不影響學習關卡 1 狀態。</w:t>
+        <w:t>你要通知新社員領球衣：週五十二點二十分，在體育館一樓門口，由你發放。草稿只寫『星期五老地方找我拿。』</w:t>
       </w:r>
     </w:p>
     <w:p>
       <w:pPr>
-        <w:keepNext/>
+        <w:keepNext w:val="0"/>
         <w:keepLines w:val="0"/>
-        <w:spacing w:before="120" w:after="100" w:line="293" w:lineRule="auto"/>
+        <w:spacing w:before="0" w:after="40" w:line="293" w:lineRule="auto"/>
       </w:pPr>
-      <w:r>
-        <w:rPr>
-          <w:rFonts w:ascii="JetBrains Mono" w:hAnsi="JetBrains Mono" w:eastAsia="Arial Unicode MS"/>
-          <w:b/>
-          <w:i w:val="0"/>
-          <w:color w:val="1D4ED8"/>
-          <w:sz w:val="30"/>
-        </w:rPr>
-        <w:t>11</w:t>
-      </w:r>
       <w:r>
         <w:rPr>
           <w:rFonts w:ascii="Arial Unicode MS" w:hAnsi="Arial Unicode MS" w:eastAsia="Arial Unicode MS"/>
           <w:b w:val="0"/>
           <w:i w:val="0"/>
-          <w:color w:val="1D4ED8"/>
-          <w:sz w:val="30"/>
+          <w:color w:val="1A2340"/>
+          <w:sz w:val="22"/>
         </w:rPr>
-        <w:t xml:space="preserve">  </w:t>
-      </w:r>
-      <w:r>
-        <w:rPr>
-          <w:rFonts w:ascii="Arial Unicode MS" w:hAnsi="Arial Unicode MS" w:eastAsia="Arial Unicode MS"/>
-          <w:b/>
-          <w:i w:val="0"/>
-          <w:color w:val="1A2340"/>
-          <w:sz w:val="30"/>
-        </w:rPr>
-        <w:t>本週完成確認</w:t>
-      </w:r>
-    </w:p>
-    <w:tbl>
-      <w:tblPr>
-        <w:tblW w:type="dxa" w:w="9865"/>
-        <w:jc w:val="left"/>
-        <w:tblLayout w:type="fixed"/>
-        <w:tblLook w:firstColumn="1" w:firstRow="1" w:lastColumn="0" w:lastRow="0" w:noHBand="0" w:noVBand="1" w:val="04A0"/>
-        <w:tblInd w:type="dxa" w:w="0"/>
-      </w:tblPr>
-      <w:tblGrid>
-        <w:gridCol w:w="9865"/>
-      </w:tblGrid>
-      <w:tr>
-        <w:tc>
-          <w:tcPr>
-            <w:tcW w:type="dxa" w:w="9865"/>
-            <w:tcMar>
-              <w:top w:w="100" w:type="dxa"/>
-              <w:start w:w="150" w:type="dxa"/>
-              <w:bottom w:w="100" w:type="dxa"/>
-              <w:end w:w="150" w:type="dxa"/>
-            </w:tcMar>
-            <w:tcBorders>
-              <w:top w:val="nil"/>
-              <w:bottom w:val="nil"/>
-              <w:start w:val="single" w:sz="14" w:space="0" w:color="1D4ED8"/>
-              <w:end w:val="nil"/>
-            </w:tcBorders>
-            <w:shd w:val="clear" w:color="auto" w:fill="F5F7FA"/>
-            <w:vAlign w:val="center"/>
-          </w:tcPr>
-          <w:p>
-            <w:pPr>
-              <w:keepNext w:val="0"/>
-              <w:keepLines w:val="0"/>
-              <w:spacing w:before="0" w:after="80" w:line="293" w:lineRule="auto"/>
-            </w:pPr>
-            <w:r>
-              <w:rPr>
-                <w:rFonts w:ascii="Arial Unicode MS" w:hAnsi="Arial Unicode MS" w:eastAsia="Arial Unicode MS"/>
-                <w:b/>
-                <w:i w:val="0"/>
-                <w:color w:val="1D4ED8"/>
-                <w:sz w:val="22"/>
-              </w:rPr>
-              <w:t>□ 完成</w:t>
-            </w:r>
-            <w:r>
-              <w:rPr>
-                <w:rFonts w:ascii="Arial Unicode MS" w:hAnsi="Arial Unicode MS" w:eastAsia="Arial Unicode MS"/>
-                <w:b w:val="0"/>
-                <w:i w:val="0"/>
-                <w:color w:val="1A2340"/>
-                <w:sz w:val="22"/>
-              </w:rPr>
-              <w:t xml:space="preserve">　我寫完約 60 字以上第一版，並做出 1–2 個修訂或保留決定。</w:t>
-            </w:r>
-          </w:p>
-          <w:p>
-            <w:pPr>
-              <w:keepNext w:val="0"/>
-              <w:keepLines w:val="0"/>
-              <w:spacing w:before="0" w:after="80" w:line="293" w:lineRule="auto"/>
-            </w:pPr>
-            <w:r>
-              <w:rPr>
-                <w:rFonts w:ascii="Arial Unicode MS" w:hAnsi="Arial Unicode MS" w:eastAsia="Arial Unicode MS"/>
-                <w:b/>
-                <w:i w:val="0"/>
-                <w:color w:val="1D4ED8"/>
-                <w:sz w:val="22"/>
-              </w:rPr>
-              <w:t>□ 證據</w:t>
-            </w:r>
-            <w:r>
-              <w:rPr>
-                <w:rFonts w:ascii="Arial Unicode MS" w:hAnsi="Arial Unicode MS" w:eastAsia="Arial Unicode MS"/>
-                <w:b w:val="0"/>
-                <w:i w:val="0"/>
-                <w:color w:val="1A2340"/>
-                <w:sz w:val="22"/>
-              </w:rPr>
-              <w:t xml:space="preserve">　我留下至少 2 個具體的測試讀者回報。</w:t>
-            </w:r>
-          </w:p>
-          <w:p>
-            <w:pPr>
-              <w:keepNext w:val="0"/>
-              <w:keepLines w:val="0"/>
-              <w:spacing w:before="0" w:after="0" w:line="293" w:lineRule="auto"/>
-            </w:pPr>
-            <w:r>
-              <w:rPr>
-                <w:rFonts w:ascii="Arial Unicode MS" w:hAnsi="Arial Unicode MS" w:eastAsia="Arial Unicode MS"/>
-                <w:b/>
-                <w:i w:val="0"/>
-                <w:color w:val="1D4ED8"/>
-                <w:sz w:val="22"/>
-              </w:rPr>
-              <w:t>□ 判斷</w:t>
-            </w:r>
-            <w:r>
-              <w:rPr>
-                <w:rFonts w:ascii="Arial Unicode MS" w:hAnsi="Arial Unicode MS" w:eastAsia="Arial Unicode MS"/>
-                <w:b w:val="0"/>
-                <w:i w:val="0"/>
-                <w:color w:val="1A2340"/>
-                <w:sz w:val="22"/>
-              </w:rPr>
-              <w:t xml:space="preserve">　我對照封存原意與回報，說明最後決定與段落重點。</w:t>
-            </w:r>
-          </w:p>
-        </w:tc>
-      </w:tr>
-    </w:tbl>
-    <w:p>
-      <w:pPr>
-        <w:keepNext/>
-        <w:keepLines w:val="0"/>
-        <w:spacing w:before="140" w:after="100" w:line="293" w:lineRule="auto"/>
-      </w:pPr>
-      <w:r>
-        <w:rPr>
-          <w:rFonts w:ascii="JetBrains Mono" w:hAnsi="JetBrains Mono" w:eastAsia="Arial Unicode MS"/>
-          <w:b/>
-          <w:i w:val="0"/>
-          <w:color w:val="1D4ED8"/>
-          <w:sz w:val="30"/>
-        </w:rPr>
-        <w:t>12</w:t>
-      </w:r>
-      <w:r>
-        <w:rPr>
-          <w:rFonts w:ascii="Arial Unicode MS" w:hAnsi="Arial Unicode MS" w:eastAsia="Arial Unicode MS"/>
-          <w:b w:val="0"/>
-          <w:i w:val="0"/>
-          <w:color w:val="1D4ED8"/>
-          <w:sz w:val="30"/>
-        </w:rPr>
-        <w:t xml:space="preserve">  </w:t>
-      </w:r>
-      <w:r>
-        <w:rPr>
-          <w:rFonts w:ascii="Arial Unicode MS" w:hAnsi="Arial Unicode MS" w:eastAsia="Arial Unicode MS"/>
-          <w:b/>
-          <w:i w:val="0"/>
-          <w:color w:val="1A2340"/>
-          <w:sz w:val="30"/>
-        </w:rPr>
-        <w:t>個人反思｜可留白・不計分</w:t>
+        <w:t>把通知改成新社員看得懂的版本。請同學只看文字，說出他會何時到哪裡、找誰做什麼。</w:t>
       </w:r>
     </w:p>
     <w:p>
@@ -2754,7 +2523,7 @@
           <w:color w:val="5B6573"/>
           <w:sz w:val="22"/>
         </w:rPr>
-        <w:t>個人反思</w:t>
+        <w:t>先做一次</w:t>
       </w:r>
       <w:r>
         <w:rPr>
@@ -2774,24 +2543,180 @@
           <w:color w:val="1A2340"/>
           <w:sz w:val="22"/>
         </w:rPr>
-        <w:t>今天哪一個落差最值得你記住？</w:t>
+        <w:t>我的通知／讀者真的說</w:t>
+      </w:r>
+    </w:p>
+    <w:tbl>
+      <w:tblPr>
+        <w:tblW w:type="dxa" w:w="9865"/>
+        <w:jc w:val="left"/>
+        <w:tblLayout w:type="fixed"/>
+        <w:tblLook w:firstColumn="1" w:firstRow="1" w:lastColumn="0" w:lastRow="0" w:noHBand="0" w:noVBand="1" w:val="04A0"/>
+        <w:tblInd w:type="dxa" w:w="0"/>
+      </w:tblPr>
+      <w:tblGrid>
+        <w:gridCol w:w="9865"/>
+      </w:tblGrid>
+      <w:tr>
+        <w:trPr>
+          <w:trHeight w:val="510" w:hRule="atLeast"/>
+        </w:trPr>
+        <w:tc>
+          <w:tcPr>
+            <w:tcW w:type="dxa" w:w="9865"/>
+            <w:tcMar>
+              <w:top w:w="0" w:type="dxa"/>
+              <w:start w:w="0" w:type="dxa"/>
+              <w:bottom w:w="0" w:type="dxa"/>
+              <w:end w:w="0" w:type="dxa"/>
+            </w:tcMar>
+            <w:tcBorders>
+              <w:top w:val="nil"/>
+              <w:bottom w:val="single" w:sz="5" w:space="0" w:color="CBD5E1"/>
+              <w:start w:val="nil"/>
+              <w:end w:val="nil"/>
+            </w:tcBorders>
+          </w:tcPr>
+          <w:p>
+            <w:pPr>
+              <w:spacing w:before="0" w:after="0" w:line="240" w:lineRule="auto"/>
+            </w:pPr>
+            <w:r>
+              <w:t xml:space="preserve"> </w:t>
+            </w:r>
+          </w:p>
+        </w:tc>
+      </w:tr>
+      <w:tr>
+        <w:trPr>
+          <w:trHeight w:val="510" w:hRule="atLeast"/>
+        </w:trPr>
+        <w:tc>
+          <w:tcPr>
+            <w:tcW w:type="dxa" w:w="9865"/>
+            <w:tcMar>
+              <w:top w:w="0" w:type="dxa"/>
+              <w:start w:w="0" w:type="dxa"/>
+              <w:bottom w:w="0" w:type="dxa"/>
+              <w:end w:w="0" w:type="dxa"/>
+            </w:tcMar>
+            <w:tcBorders>
+              <w:top w:val="nil"/>
+              <w:bottom w:val="single" w:sz="5" w:space="0" w:color="CBD5E1"/>
+              <w:start w:val="nil"/>
+              <w:end w:val="nil"/>
+            </w:tcBorders>
+          </w:tcPr>
+          <w:p>
+            <w:pPr>
+              <w:spacing w:before="0" w:after="0" w:line="240" w:lineRule="auto"/>
+            </w:pPr>
+            <w:r>
+              <w:t xml:space="preserve"> </w:t>
+            </w:r>
+          </w:p>
+        </w:tc>
+      </w:tr>
+      <w:tr>
+        <w:trPr>
+          <w:trHeight w:val="510" w:hRule="atLeast"/>
+        </w:trPr>
+        <w:tc>
+          <w:tcPr>
+            <w:tcW w:type="dxa" w:w="9865"/>
+            <w:tcMar>
+              <w:top w:w="0" w:type="dxa"/>
+              <w:start w:w="0" w:type="dxa"/>
+              <w:bottom w:w="0" w:type="dxa"/>
+              <w:end w:w="0" w:type="dxa"/>
+            </w:tcMar>
+            <w:tcBorders>
+              <w:top w:val="nil"/>
+              <w:bottom w:val="single" w:sz="5" w:space="0" w:color="CBD5E1"/>
+              <w:start w:val="nil"/>
+              <w:end w:val="nil"/>
+            </w:tcBorders>
+          </w:tcPr>
+          <w:p>
+            <w:pPr>
+              <w:spacing w:before="0" w:after="20" w:line="240" w:lineRule="auto"/>
+            </w:pPr>
+            <w:r>
+              <w:t xml:space="preserve"> </w:t>
+            </w:r>
+          </w:p>
+        </w:tc>
+      </w:tr>
+    </w:tbl>
+    <w:p>
+      <w:pPr>
+        <w:keepNext w:val="0"/>
+        <w:keepLines w:val="0"/>
+        <w:spacing w:before="60" w:after="40" w:line="293" w:lineRule="auto"/>
+      </w:pPr>
+      <w:r>
+        <w:rPr>
+          <w:rFonts w:ascii="Arial Unicode MS" w:hAnsi="Arial Unicode MS" w:eastAsia="Arial Unicode MS"/>
+          <w:b/>
+          <w:i w:val="0"/>
+          <w:color w:val="1A2340"/>
+          <w:sz w:val="22"/>
+        </w:rPr>
+        <w:t>先寫完，再看：新社員不知道『老地方』在哪裡，也不知道你是哪一位。</w:t>
       </w:r>
     </w:p>
     <w:p>
       <w:pPr>
         <w:keepNext w:val="0"/>
         <w:keepLines w:val="0"/>
-        <w:spacing w:before="0" w:after="20" w:line="293" w:lineRule="auto"/>
+        <w:spacing w:before="0" w:after="40" w:line="293" w:lineRule="auto"/>
       </w:pPr>
       <w:r>
         <w:rPr>
           <w:rFonts w:ascii="Arial Unicode MS" w:hAnsi="Arial Unicode MS" w:eastAsia="Arial Unicode MS"/>
           <w:b w:val="0"/>
           <w:i w:val="0"/>
+          <w:color w:val="1A2340"/>
+          <w:sz w:val="22"/>
+        </w:rPr>
+        <w:t>把同學真的說出的做法記下來；只補最需要的一處，再讓他說一次。</w:t>
+      </w:r>
+    </w:p>
+    <w:p>
+      <w:pPr>
+        <w:keepNext/>
+        <w:keepLines w:val="0"/>
+        <w:spacing w:before="20" w:after="20" w:line="293" w:lineRule="auto"/>
+      </w:pPr>
+      <w:r>
+        <w:rPr>
+          <w:rFonts w:ascii="Arial Unicode MS" w:hAnsi="Arial Unicode MS" w:eastAsia="Arial Unicode MS"/>
+          <w:b/>
+          <w:i w:val="0"/>
           <w:color w:val="5B6573"/>
           <w:sz w:val="22"/>
         </w:rPr>
-        <w:t>本欄隨整本收回，但不計分、不要求分享；可改寫、用代稱或留白。</w:t>
+        <w:t>再決定</w:t>
+      </w:r>
+      <w:r>
+        <w:rPr>
+          <w:rFonts w:ascii="Arial Unicode MS" w:hAnsi="Arial Unicode MS" w:eastAsia="Arial Unicode MS"/>
+          <w:b w:val="0"/>
+          <w:i w:val="0"/>
+          <w:color w:val="7B8491"/>
+          <w:sz w:val="22"/>
+        </w:rPr>
+        <w:t xml:space="preserve">  ｜  </w:t>
+      </w:r>
+      <w:r>
+        <w:rPr>
+          <w:rFonts w:ascii="Arial Unicode MS" w:hAnsi="Arial Unicode MS" w:eastAsia="Arial Unicode MS"/>
+          <w:b w:val="0"/>
+          <w:i w:val="0"/>
+          <w:color w:val="1A2340"/>
+          <w:sz w:val="22"/>
+        </w:rPr>
+        <w:t>我補的一處／再讀一次的結果</w:t>
       </w:r>
     </w:p>
     <w:tbl>
@@ -2900,7 +2825,7 @@
       <w:pPr>
         <w:keepNext/>
         <w:keepLines w:val="0"/>
-        <w:spacing w:before="140" w:after="100" w:line="293" w:lineRule="auto"/>
+        <w:spacing w:before="100" w:after="100" w:line="293" w:lineRule="auto"/>
       </w:pPr>
       <w:r>
         <w:rPr>
@@ -2910,7 +2835,7 @@
           <w:color w:val="1D4ED8"/>
           <w:sz w:val="30"/>
         </w:rPr>
-        <w:t>13</w:t>
+        <w:t>下一週</w:t>
       </w:r>
       <w:r>
         <w:rPr>
@@ -2930,35 +2855,15 @@
           <w:color w:val="1A2340"/>
           <w:sz w:val="30"/>
         </w:rPr>
-        <w:t>W5 入場作業｜下週上課前</w:t>
+        <w:t>W5 上課前</w:t>
       </w:r>
     </w:p>
     <w:p>
       <w:pPr>
-        <w:keepNext/>
+        <w:keepNext w:val="0"/>
         <w:keepLines w:val="0"/>
-        <w:spacing w:before="20" w:after="20" w:line="293" w:lineRule="auto"/>
+        <w:spacing w:before="0" w:after="20" w:line="293" w:lineRule="auto"/>
       </w:pPr>
-      <w:r>
-        <w:rPr>
-          <w:rFonts w:ascii="Arial Unicode MS" w:hAnsi="Arial Unicode MS" w:eastAsia="Arial Unicode MS"/>
-          <w:b/>
-          <w:i w:val="0"/>
-          <w:color w:val="5B6573"/>
-          <w:sz w:val="22"/>
-        </w:rPr>
-        <w:t>老師會閱讀</w:t>
-      </w:r>
-      <w:r>
-        <w:rPr>
-          <w:rFonts w:ascii="Arial Unicode MS" w:hAnsi="Arial Unicode MS" w:eastAsia="Arial Unicode MS"/>
-          <w:b w:val="0"/>
-          <w:i w:val="0"/>
-          <w:color w:val="7B8491"/>
-          <w:sz w:val="22"/>
-        </w:rPr>
-        <w:t xml:space="preserve">  ｜  </w:t>
-      </w:r>
       <w:r>
         <w:rPr>
           <w:rFonts w:ascii="Arial Unicode MS" w:hAnsi="Arial Unicode MS" w:eastAsia="Arial Unicode MS"/>
@@ -2967,7 +2872,7 @@
           <w:color w:val="1A2340"/>
           <w:sz w:val="22"/>
         </w:rPr>
-        <w:t>50 字以內：重新讀 W2 舊作，列出現在最想修的 3 個地方與簡短理由。先不要重寫。</w:t>
+        <w:t>回讀 W2，列三個最想修的地方和簡短理由；先不要重寫。</w:t>
       </w:r>
     </w:p>
     <w:tbl>
@@ -3071,42 +2976,12 @@
           </w:p>
         </w:tc>
       </w:tr>
-      <w:tr>
-        <w:trPr>
-          <w:trHeight w:val="510" w:hRule="atLeast"/>
-        </w:trPr>
-        <w:tc>
-          <w:tcPr>
-            <w:tcW w:type="dxa" w:w="9865"/>
-            <w:tcMar>
-              <w:top w:w="0" w:type="dxa"/>
-              <w:start w:w="0" w:type="dxa"/>
-              <w:bottom w:w="0" w:type="dxa"/>
-              <w:end w:w="0" w:type="dxa"/>
-            </w:tcMar>
-            <w:tcBorders>
-              <w:top w:val="nil"/>
-              <w:bottom w:val="single" w:sz="5" w:space="0" w:color="CBD5E1"/>
-              <w:start w:val="nil"/>
-              <w:end w:val="nil"/>
-            </w:tcBorders>
-          </w:tcPr>
-          <w:p>
-            <w:pPr>
-              <w:spacing w:before="0" w:after="0" w:line="240" w:lineRule="auto"/>
-            </w:pPr>
-            <w:r>
-              <w:t xml:space="preserve"> </w:t>
-            </w:r>
-          </w:p>
-        </w:tc>
-      </w:tr>
     </w:tbl>
     <w:p>
       <w:pPr>
         <w:keepNext w:val="0"/>
         <w:keepLines w:val="0"/>
-        <w:spacing w:before="60" w:after="0" w:line="293" w:lineRule="auto"/>
+        <w:spacing w:before="100" w:after="0" w:line="293" w:lineRule="auto"/>
       </w:pPr>
       <w:r>
         <w:rPr>
@@ -3116,7 +2991,7 @@
           <w:color w:val="1D4ED8"/>
           <w:sz w:val="22"/>
         </w:rPr>
-        <w:t>收件確認｜□ 只拍自己的第 1–4 頁上傳 Classroom　□ 紙本全本交回　□ 不拍同學</w:t>
+        <w:t>收件：只拍自己的頁面上傳 Classroom，確認已繳交，再把整本交回；不拍同學。</w:t>
       </w:r>
     </w:p>
     <w:sectPr>

--- a/worksheets/W4.docx
+++ b/worksheets/W4.docx
@@ -34,7 +34,7 @@
           <w:color w:val="1A2340"/>
           <w:sz w:val="44"/>
         </w:rPr>
-        <w:t>讓別人看見那一刻</w:t>
+        <w:t>讓你看見這一刻</w:t>
       </w:r>
     </w:p>
     <w:p>
@@ -51,7 +51,7 @@
           <w:color w:val="5B6573"/>
           <w:sz w:val="22"/>
         </w:rPr>
-        <w:t>我以為寫清楚了，讀者真的看見了嗎？</w:t>
+        <w:t>我以為表達清楚了，對方實際接收到什麼？</w:t>
       </w:r>
     </w:p>
     <w:p>
@@ -143,150 +143,19 @@
     </w:p>
     <w:p>
       <w:pPr>
-        <w:keepNext/>
-        <w:keepLines w:val="0"/>
-        <w:spacing w:before="40" w:after="100" w:line="293" w:lineRule="auto"/>
-      </w:pPr>
-      <w:r>
-        <w:rPr>
-          <w:rFonts w:ascii="Arial Unicode MS" w:hAnsi="Arial Unicode MS" w:eastAsia="Arial Unicode MS"/>
-          <w:b/>
-          <w:i w:val="0"/>
-          <w:color w:val="1A2340"/>
-          <w:sz w:val="30"/>
-        </w:rPr>
-        <w:t>本週 0 分練習｜累積學習關卡 1</w:t>
-      </w:r>
-    </w:p>
-    <w:tbl>
-      <w:tblPr>
-        <w:tblW w:type="dxa" w:w="9865"/>
-        <w:jc w:val="left"/>
-        <w:tblLayout w:type="fixed"/>
-        <w:tblLook w:firstColumn="1" w:firstRow="1" w:lastColumn="0" w:lastRow="0" w:noHBand="0" w:noVBand="1" w:val="04A0"/>
-        <w:tblInd w:type="dxa" w:w="0"/>
-      </w:tblPr>
-      <w:tblGrid>
-        <w:gridCol w:w="9865"/>
-      </w:tblGrid>
-      <w:tr>
-        <w:tc>
-          <w:tcPr>
-            <w:tcW w:type="dxa" w:w="9865"/>
-            <w:tcMar>
-              <w:top w:w="100" w:type="dxa"/>
-              <w:start w:w="150" w:type="dxa"/>
-              <w:bottom w:w="100" w:type="dxa"/>
-              <w:end w:w="150" w:type="dxa"/>
-            </w:tcMar>
-            <w:tcBorders>
-              <w:top w:val="nil"/>
-              <w:bottom w:val="nil"/>
-              <w:start w:val="single" w:sz="14" w:space="0" w:color="1D4ED8"/>
-              <w:end w:val="nil"/>
-            </w:tcBorders>
-            <w:shd w:val="clear" w:color="auto" w:fill="F5F7FA"/>
-            <w:vAlign w:val="center"/>
-          </w:tcPr>
-          <w:p>
-            <w:pPr>
-              <w:keepNext w:val="0"/>
-              <w:keepLines w:val="0"/>
-              <w:spacing w:before="0" w:after="80" w:line="293" w:lineRule="auto"/>
-            </w:pPr>
-            <w:r>
-              <w:rPr>
-                <w:rFonts w:ascii="Arial Unicode MS" w:hAnsi="Arial Unicode MS" w:eastAsia="Arial Unicode MS"/>
-                <w:b/>
-                <w:i w:val="0"/>
-                <w:color w:val="1D4ED8"/>
-                <w:sz w:val="22"/>
-              </w:rPr>
-              <w:t>完成</w:t>
-            </w:r>
-            <w:r>
-              <w:rPr>
-                <w:rFonts w:ascii="Arial Unicode MS" w:hAnsi="Arial Unicode MS" w:eastAsia="Arial Unicode MS"/>
-                <w:b w:val="0"/>
-                <w:i w:val="0"/>
-                <w:color w:val="1A2340"/>
-                <w:sz w:val="22"/>
-              </w:rPr>
-              <w:t xml:space="preserve">　寫完約 60 字以上第一版，做出 1–2 個修訂或保留決定。</w:t>
-            </w:r>
-          </w:p>
-          <w:p>
-            <w:pPr>
-              <w:keepNext w:val="0"/>
-              <w:keepLines w:val="0"/>
-              <w:spacing w:before="0" w:after="80" w:line="293" w:lineRule="auto"/>
-            </w:pPr>
-            <w:r>
-              <w:rPr>
-                <w:rFonts w:ascii="Arial Unicode MS" w:hAnsi="Arial Unicode MS" w:eastAsia="Arial Unicode MS"/>
-                <w:b/>
-                <w:i w:val="0"/>
-                <w:color w:val="1D4ED8"/>
-                <w:sz w:val="22"/>
-              </w:rPr>
-              <w:t>證據</w:t>
-            </w:r>
-            <w:r>
-              <w:rPr>
-                <w:rFonts w:ascii="Arial Unicode MS" w:hAnsi="Arial Unicode MS" w:eastAsia="Arial Unicode MS"/>
-                <w:b w:val="0"/>
-                <w:i w:val="0"/>
-                <w:color w:val="1A2340"/>
-                <w:sz w:val="22"/>
-              </w:rPr>
-              <w:t xml:space="preserve">　當測試讀者，寫出至少 2 個由文字讀到的具體內容。</w:t>
-            </w:r>
-          </w:p>
-          <w:p>
-            <w:pPr>
-              <w:keepNext w:val="0"/>
-              <w:keepLines w:val="0"/>
-              <w:spacing w:before="0" w:after="0" w:line="293" w:lineRule="auto"/>
-            </w:pPr>
-            <w:r>
-              <w:rPr>
-                <w:rFonts w:ascii="Arial Unicode MS" w:hAnsi="Arial Unicode MS" w:eastAsia="Arial Unicode MS"/>
-                <w:b/>
-                <w:i w:val="0"/>
-                <w:color w:val="1D4ED8"/>
-                <w:sz w:val="22"/>
-              </w:rPr>
-              <w:t>判斷</w:t>
-            </w:r>
-            <w:r>
-              <w:rPr>
-                <w:rFonts w:ascii="Arial Unicode MS" w:hAnsi="Arial Unicode MS" w:eastAsia="Arial Unicode MS"/>
-                <w:b w:val="0"/>
-                <w:i w:val="0"/>
-                <w:color w:val="1A2340"/>
-                <w:sz w:val="22"/>
-              </w:rPr>
-              <w:t xml:space="preserve">　對照封存原意與讀者回報，說明最後決定與段落重點。</w:t>
-            </w:r>
-          </w:p>
-        </w:tc>
-      </w:tr>
-    </w:tbl>
-    <w:p>
-      <w:pPr>
         <w:keepNext w:val="0"/>
         <w:keepLines w:val="0"/>
-        <w:spacing w:before="60" w:after="40" w:line="293" w:lineRule="auto"/>
+        <w:spacing w:before="0" w:after="60" w:line="293" w:lineRule="auto"/>
       </w:pPr>
       <w:r>
         <w:rPr>
           <w:rFonts w:ascii="Arial Unicode MS" w:hAnsi="Arial Unicode MS" w:eastAsia="Arial Unicode MS"/>
           <w:b w:val="0"/>
           <w:i w:val="0"/>
-          <w:color w:val="5B6573"/>
+          <w:color w:val="1A2340"/>
           <w:sz w:val="22"/>
         </w:rPr>
-        <w:t>下課前整本收回保管；W5 再用 W2–W3 與本週原作查核學習關卡 1。不以文筆、素材私密程度或公開分享判定；AI 不取代真人測讀，若另用仍須看懂、核對並自己負責。</w:t>
+        <w:t>個人創作故事圖卡：選擇或創作一個片刻，找出原意與真人理解的落差。真實、改編、虛構同標準。本週 0 分練習，累積學習關卡 1，W5 查核。</w:t>
       </w:r>
     </w:p>
     <w:p>
@@ -323,41 +192,41 @@
           <w:color w:val="1A2340"/>
           <w:sz w:val="30"/>
         </w:rPr>
-        <w:t>先選可以交換的素材</w:t>
+        <w:t>先看共同材料，保留初答</w:t>
       </w:r>
     </w:p>
     <w:p>
       <w:pPr>
         <w:keepNext w:val="0"/>
         <w:keepLines w:val="0"/>
-        <w:spacing w:before="0" w:after="40" w:line="293" w:lineRule="auto"/>
+        <w:spacing w:before="0" w:after="60" w:line="293" w:lineRule="auto"/>
       </w:pPr>
       <w:r>
         <w:rPr>
           <w:rFonts w:ascii="Arial Unicode MS" w:hAnsi="Arial Unicode MS" w:eastAsia="Arial Unicode MS"/>
-          <w:b/>
+          <w:b w:val="0"/>
           <w:i w:val="0"/>
           <w:color w:val="1A2340"/>
           <w:sz w:val="22"/>
         </w:rPr>
-        <w:t>□ 我擴寫願意交換的 W3 原文　　□ 我改寫老師的紙團球 A 版</w:t>
+        <w:t>局部：我看成＿＿＿＿＿＿＿，畫面根據＿＿＿＿＿＿＿。</w:t>
       </w:r>
     </w:p>
     <w:p>
       <w:pPr>
         <w:keepNext w:val="0"/>
         <w:keepLines w:val="0"/>
-        <w:spacing w:before="0" w:after="40" w:line="293" w:lineRule="auto"/>
+        <w:spacing w:before="0" w:after="60" w:line="293" w:lineRule="auto"/>
       </w:pPr>
       <w:r>
         <w:rPr>
           <w:rFonts w:ascii="Arial Unicode MS" w:hAnsi="Arial Unicode MS" w:eastAsia="Arial Unicode MS"/>
           <w:b w:val="0"/>
           <w:i w:val="0"/>
-          <w:color w:val="5B6573"/>
+          <w:color w:val="1A2340"/>
           <w:sz w:val="22"/>
         </w:rPr>
-        <w:t>保留 W3 選的關鍵細節。人物可改稱呼，私密細節可拿掉；改用 A 版保留相同的學習關卡 1 證據機會。</w:t>
+        <w:t>完整：我改／保留＿＿＿＿＿，新增線索＿＿＿＿＿＿＿。</w:t>
       </w:r>
     </w:p>
     <w:p>
@@ -394,243 +263,15 @@
           <w:color w:val="1A2340"/>
           <w:sz w:val="30"/>
         </w:rPr>
-        <w:t>讓讀者看見的三個工具</w:t>
+        <w:t>自己的原意與必要線索</w:t>
       </w:r>
     </w:p>
-    <w:tbl>
-      <w:tblPr>
-        <w:tblW w:type="dxa" w:w="9865"/>
-        <w:jc w:val="left"/>
-        <w:tblLayout w:type="fixed"/>
-        <w:tblLook w:firstColumn="1" w:firstRow="1" w:lastColumn="0" w:lastRow="0" w:noHBand="0" w:noVBand="1" w:val="04A0"/>
-        <w:tblInd w:type="dxa" w:w="0"/>
-      </w:tblPr>
-      <w:tblGrid>
-        <w:gridCol w:w="3288"/>
-        <w:gridCol w:w="3288"/>
-        <w:gridCol w:w="3289"/>
-      </w:tblGrid>
-      <w:tr>
-        <w:tc>
-          <w:tcPr>
-            <w:tcW w:type="dxa" w:w="3288"/>
-            <w:vAlign w:val="center"/>
-            <w:tcMar>
-              <w:top w:w="80" w:type="dxa"/>
-              <w:start w:w="100" w:type="dxa"/>
-              <w:bottom w:w="80" w:type="dxa"/>
-              <w:end w:w="100" w:type="dxa"/>
-            </w:tcMar>
-            <w:shd w:val="clear" w:color="auto" w:fill="F5F7FA"/>
-            <w:tcBorders>
-              <w:top w:val="single" w:sz="7" w:space="0" w:color="1D4ED8"/>
-              <w:bottom w:val="nil"/>
-              <w:start w:val="nil"/>
-              <w:end w:val="single" w:sz="4" w:space="0" w:color="CBD5E1"/>
-            </w:tcBorders>
-          </w:tcPr>
-          <w:p>
-            <w:pPr>
-              <w:spacing w:before="0" w:after="0"/>
-              <w:jc w:val="center"/>
-            </w:pPr>
-            <w:r>
-              <w:rPr>
-                <w:rFonts w:ascii="Arial Unicode MS" w:hAnsi="Arial Unicode MS" w:eastAsia="Arial Unicode MS"/>
-                <w:b/>
-                <w:i w:val="0"/>
-                <w:color w:val="1D4ED8"/>
-                <w:sz w:val="22"/>
-              </w:rPr>
-              <w:t>有地方</w:t>
-            </w:r>
-            <w:r>
-              <w:rPr>
-                <w:rFonts w:ascii="Arial Unicode MS" w:hAnsi="Arial Unicode MS" w:eastAsia="Arial Unicode MS"/>
-                <w:b w:val="0"/>
-                <w:i w:val="0"/>
-                <w:color w:val="5B6573"/>
-                <w:sz w:val="18"/>
-              </w:rPr>
-              <w:br/>
-              <w:t>人在哪裡？周圍有什麼？</w:t>
-            </w:r>
-          </w:p>
-        </w:tc>
-        <w:tc>
-          <w:tcPr>
-            <w:tcW w:type="dxa" w:w="3288"/>
-            <w:vAlign w:val="center"/>
-            <w:tcMar>
-              <w:top w:w="80" w:type="dxa"/>
-              <w:start w:w="100" w:type="dxa"/>
-              <w:bottom w:w="80" w:type="dxa"/>
-              <w:end w:w="100" w:type="dxa"/>
-            </w:tcMar>
-            <w:shd w:val="clear" w:color="auto" w:fill="F5F7FA"/>
-            <w:tcBorders>
-              <w:top w:val="single" w:sz="7" w:space="0" w:color="1D4ED8"/>
-              <w:bottom w:val="nil"/>
-              <w:start w:val="nil"/>
-              <w:end w:val="single" w:sz="4" w:space="0" w:color="CBD5E1"/>
-            </w:tcBorders>
-          </w:tcPr>
-          <w:p>
-            <w:pPr>
-              <w:spacing w:before="0" w:after="0"/>
-              <w:jc w:val="center"/>
-            </w:pPr>
-            <w:r>
-              <w:rPr>
-                <w:rFonts w:ascii="Arial Unicode MS" w:hAnsi="Arial Unicode MS" w:eastAsia="Arial Unicode MS"/>
-                <w:b/>
-                <w:i w:val="0"/>
-                <w:color w:val="1D4ED8"/>
-                <w:sz w:val="22"/>
-              </w:rPr>
-              <w:t>有動作</w:t>
-            </w:r>
-            <w:r>
-              <w:rPr>
-                <w:rFonts w:ascii="Arial Unicode MS" w:hAnsi="Arial Unicode MS" w:eastAsia="Arial Unicode MS"/>
-                <w:b w:val="0"/>
-                <w:i w:val="0"/>
-                <w:color w:val="5B6573"/>
-                <w:sz w:val="18"/>
-              </w:rPr>
-              <w:br/>
-              <w:t>誰做了什麼？有什麼聲音？</w:t>
-            </w:r>
-          </w:p>
-        </w:tc>
-        <w:tc>
-          <w:tcPr>
-            <w:tcW w:type="dxa" w:w="3289"/>
-            <w:vAlign w:val="center"/>
-            <w:tcMar>
-              <w:top w:w="80" w:type="dxa"/>
-              <w:start w:w="100" w:type="dxa"/>
-              <w:bottom w:w="80" w:type="dxa"/>
-              <w:end w:w="100" w:type="dxa"/>
-            </w:tcMar>
-            <w:shd w:val="clear" w:color="auto" w:fill="F5F7FA"/>
-            <w:tcBorders>
-              <w:top w:val="single" w:sz="7" w:space="0" w:color="1D4ED8"/>
-              <w:bottom w:val="nil"/>
-              <w:start w:val="nil"/>
-              <w:end w:val="single" w:sz="4" w:space="0" w:color="CBD5E1"/>
-            </w:tcBorders>
-          </w:tcPr>
-          <w:p>
-            <w:pPr>
-              <w:spacing w:before="0" w:after="0"/>
-              <w:jc w:val="center"/>
-            </w:pPr>
-            <w:r>
-              <w:rPr>
-                <w:rFonts w:ascii="Arial Unicode MS" w:hAnsi="Arial Unicode MS" w:eastAsia="Arial Unicode MS"/>
-                <w:b/>
-                <w:i w:val="0"/>
-                <w:color w:val="1D4ED8"/>
-                <w:sz w:val="22"/>
-              </w:rPr>
-              <w:t>有變化</w:t>
-            </w:r>
-            <w:r>
-              <w:rPr>
-                <w:rFonts w:ascii="Arial Unicode MS" w:hAnsi="Arial Unicode MS" w:eastAsia="Arial Unicode MS"/>
-                <w:b w:val="0"/>
-                <w:i w:val="0"/>
-                <w:color w:val="5B6573"/>
-                <w:sz w:val="18"/>
-              </w:rPr>
-              <w:br/>
-              <w:t>前後哪裡不同？哪一刻改變了？</w:t>
-            </w:r>
-          </w:p>
-        </w:tc>
-      </w:tr>
-    </w:tbl>
     <w:p>
       <w:pPr>
         <w:keepNext w:val="0"/>
         <w:keepLines w:val="0"/>
-        <w:spacing w:before="40" w:after="40" w:line="293" w:lineRule="auto"/>
+        <w:spacing w:before="0" w:after="60" w:line="293" w:lineRule="auto"/>
       </w:pPr>
-      <w:r>
-        <w:rPr>
-          <w:rFonts w:ascii="Arial Unicode MS" w:hAnsi="Arial Unicode MS" w:eastAsia="Arial Unicode MS"/>
-          <w:b w:val="0"/>
-          <w:i w:val="0"/>
-          <w:color w:val="5B6573"/>
-          <w:sz w:val="22"/>
-        </w:rPr>
-        <w:t>不用三種全塞；選最能幫讀者看見的 2–3 個就好。</w:t>
-      </w:r>
-    </w:p>
-    <w:p>
-      <w:pPr>
-        <w:keepNext/>
-        <w:keepLines w:val="0"/>
-        <w:spacing w:before="100" w:after="100" w:line="293" w:lineRule="auto"/>
-      </w:pPr>
-      <w:r>
-        <w:rPr>
-          <w:rFonts w:ascii="JetBrains Mono" w:hAnsi="JetBrains Mono" w:eastAsia="Arial Unicode MS"/>
-          <w:b/>
-          <w:i w:val="0"/>
-          <w:color w:val="1D4ED8"/>
-          <w:sz w:val="30"/>
-        </w:rPr>
-        <w:t>03</w:t>
-      </w:r>
-      <w:r>
-        <w:rPr>
-          <w:rFonts w:ascii="Arial Unicode MS" w:hAnsi="Arial Unicode MS" w:eastAsia="Arial Unicode MS"/>
-          <w:b w:val="0"/>
-          <w:i w:val="0"/>
-          <w:color w:val="1D4ED8"/>
-          <w:sz w:val="30"/>
-        </w:rPr>
-        <w:t xml:space="preserve">  </w:t>
-      </w:r>
-      <w:r>
-        <w:rPr>
-          <w:rFonts w:ascii="Arial Unicode MS" w:hAnsi="Arial Unicode MS" w:eastAsia="Arial Unicode MS"/>
-          <w:b/>
-          <w:i w:val="0"/>
-          <w:color w:val="1A2340"/>
-          <w:sz w:val="30"/>
-        </w:rPr>
-        <w:t>我的第一版｜約 60 字以上</w:t>
-      </w:r>
-    </w:p>
-    <w:p>
-      <w:pPr>
-        <w:keepNext/>
-        <w:keepLines w:val="0"/>
-        <w:spacing w:before="0" w:after="20" w:line="293" w:lineRule="auto"/>
-      </w:pPr>
-      <w:r>
-        <w:rPr>
-          <w:rFonts w:ascii="Arial Unicode MS" w:hAnsi="Arial Unicode MS" w:eastAsia="Arial Unicode MS"/>
-          <w:b/>
-          <w:i w:val="0"/>
-          <w:color w:val="1D4ED8"/>
-          <w:sz w:val="22"/>
-        </w:rPr>
-        <w:t>課堂必寫</w:t>
-      </w:r>
-      <w:r>
-        <w:rPr>
-          <w:rFonts w:ascii="Arial Unicode MS" w:hAnsi="Arial Unicode MS" w:eastAsia="Arial Unicode MS"/>
-          <w:b w:val="0"/>
-          <w:i w:val="0"/>
-          <w:color w:val="7B8491"/>
-          <w:sz w:val="22"/>
-        </w:rPr>
-        <w:t xml:space="preserve">  ｜  </w:t>
-      </w:r>
       <w:r>
         <w:rPr>
           <w:rFonts w:ascii="Arial Unicode MS" w:hAnsi="Arial Unicode MS" w:eastAsia="Arial Unicode MS"/>
@@ -639,144 +280,15 @@
           <w:color w:val="1A2340"/>
           <w:sz w:val="22"/>
         </w:rPr>
-        <w:t>拿出 W3 那段，用地方、動作、變化擴寫；重點不是湊字數。</w:t>
-      </w:r>
-    </w:p>
-    <w:tbl>
-      <w:tblPr>
-        <w:tblW w:type="dxa" w:w="9865"/>
-        <w:jc w:val="left"/>
-        <w:tblLayout w:type="fixed"/>
-        <w:tblLook w:firstColumn="1" w:firstRow="1" w:lastColumn="0" w:lastRow="0" w:noHBand="0" w:noVBand="1" w:val="04A0"/>
-        <w:tblInd w:type="dxa" w:w="0"/>
-      </w:tblPr>
-      <w:tblGrid>
-        <w:gridCol w:w="9865"/>
-      </w:tblGrid>
-      <w:tr>
-        <w:trPr>
-          <w:trHeight w:val="510" w:hRule="atLeast"/>
-        </w:trPr>
-        <w:tc>
-          <w:tcPr>
-            <w:tcW w:type="dxa" w:w="9865"/>
-            <w:tcMar>
-              <w:top w:w="0" w:type="dxa"/>
-              <w:start w:w="0" w:type="dxa"/>
-              <w:bottom w:w="0" w:type="dxa"/>
-              <w:end w:w="0" w:type="dxa"/>
-            </w:tcMar>
-            <w:tcBorders>
-              <w:top w:val="nil"/>
-              <w:bottom w:val="single" w:sz="5" w:space="0" w:color="CBD5E1"/>
-              <w:start w:val="nil"/>
-              <w:end w:val="nil"/>
-            </w:tcBorders>
-          </w:tcPr>
-          <w:p>
-            <w:pPr>
-              <w:spacing w:before="0" w:after="0" w:line="240" w:lineRule="auto"/>
-            </w:pPr>
-            <w:r>
-              <w:t xml:space="preserve"> </w:t>
-            </w:r>
-          </w:p>
-        </w:tc>
-      </w:tr>
-      <w:tr>
-        <w:trPr>
-          <w:trHeight w:val="510" w:hRule="atLeast"/>
-        </w:trPr>
-        <w:tc>
-          <w:tcPr>
-            <w:tcW w:type="dxa" w:w="9865"/>
-            <w:tcMar>
-              <w:top w:w="0" w:type="dxa"/>
-              <w:start w:w="0" w:type="dxa"/>
-              <w:bottom w:w="0" w:type="dxa"/>
-              <w:end w:w="0" w:type="dxa"/>
-            </w:tcMar>
-            <w:tcBorders>
-              <w:top w:val="nil"/>
-              <w:bottom w:val="single" w:sz="5" w:space="0" w:color="CBD5E1"/>
-              <w:start w:val="nil"/>
-              <w:end w:val="nil"/>
-            </w:tcBorders>
-          </w:tcPr>
-          <w:p>
-            <w:pPr>
-              <w:spacing w:before="0" w:after="0" w:line="240" w:lineRule="auto"/>
-            </w:pPr>
-            <w:r>
-              <w:t xml:space="preserve"> </w:t>
-            </w:r>
-          </w:p>
-        </w:tc>
-      </w:tr>
-    </w:tbl>
-    <w:p>
-      <w:pPr>
-        <w:keepNext/>
-        <w:keepLines w:val="0"/>
-        <w:spacing w:before="40" w:after="100" w:line="293" w:lineRule="auto"/>
-      </w:pPr>
-      <w:r>
-        <w:rPr>
-          <w:rFonts w:ascii="JetBrains Mono" w:hAnsi="JetBrains Mono" w:eastAsia="Arial Unicode MS"/>
-          <w:b/>
-          <w:i w:val="0"/>
-          <w:color w:val="1D4ED8"/>
-          <w:sz w:val="30"/>
-        </w:rPr>
-        <w:t>04</w:t>
-      </w:r>
-      <w:r>
-        <w:rPr>
-          <w:rFonts w:ascii="Arial Unicode MS" w:hAnsi="Arial Unicode MS" w:eastAsia="Arial Unicode MS"/>
-          <w:b w:val="0"/>
-          <w:i w:val="0"/>
-          <w:color w:val="1D4ED8"/>
-          <w:sz w:val="30"/>
-        </w:rPr>
-        <w:t xml:space="preserve">  </w:t>
-      </w:r>
-      <w:r>
-        <w:rPr>
-          <w:rFonts w:ascii="Arial Unicode MS" w:hAnsi="Arial Unicode MS" w:eastAsia="Arial Unicode MS"/>
-          <w:b/>
-          <w:i w:val="0"/>
-          <w:color w:val="1A2340"/>
-          <w:sz w:val="30"/>
-        </w:rPr>
-        <w:t>原意｜先寫，摺起來</w:t>
+        <w:t>□ 自己的 W3／觀察　□ 公開素材改編　□ 起點卡／自編故事</w:t>
       </w:r>
     </w:p>
     <w:p>
       <w:pPr>
-        <w:keepNext/>
+        <w:keepNext w:val="0"/>
         <w:keepLines w:val="0"/>
-        <w:spacing w:before="0" w:after="20" w:line="293" w:lineRule="auto"/>
+        <w:spacing w:before="0" w:after="60" w:line="293" w:lineRule="auto"/>
       </w:pPr>
-      <w:r>
-        <w:rPr>
-          <w:rFonts w:ascii="Arial Unicode MS" w:hAnsi="Arial Unicode MS" w:eastAsia="Arial Unicode MS"/>
-          <w:b/>
-          <w:i w:val="0"/>
-          <w:color w:val="5B6573"/>
-          <w:sz w:val="22"/>
-        </w:rPr>
-        <w:t>回饋前先寫</w:t>
-      </w:r>
-      <w:r>
-        <w:rPr>
-          <w:rFonts w:ascii="Arial Unicode MS" w:hAnsi="Arial Unicode MS" w:eastAsia="Arial Unicode MS"/>
-          <w:b w:val="0"/>
-          <w:i w:val="0"/>
-          <w:color w:val="7B8491"/>
-          <w:sz w:val="22"/>
-        </w:rPr>
-        <w:t xml:space="preserve">  ｜  </w:t>
-      </w:r>
       <w:r>
         <w:rPr>
           <w:rFonts w:ascii="Arial Unicode MS" w:hAnsi="Arial Unicode MS" w:eastAsia="Arial Unicode MS"/>
@@ -785,319 +297,15 @@
           <w:color w:val="1A2340"/>
           <w:sz w:val="22"/>
         </w:rPr>
-        <w:t>我最想讓人看見的是：</w:t>
+        <w:t>素材位置／卡名＿＿＿＿＿　□ 真實　□ 改編　□ 虛構。換材不用說明。</w:t>
       </w:r>
     </w:p>
     <w:p>
       <w:pPr>
         <w:keepNext w:val="0"/>
         <w:keepLines w:val="0"/>
-        <w:spacing w:before="0" w:after="0" w:line="293" w:lineRule="auto"/>
-      </w:pPr>
-      <w:r>
-        <w:rPr>
-          <w:rFonts w:ascii="JetBrains Mono" w:hAnsi="JetBrains Mono" w:eastAsia="Arial Unicode MS"/>
-          <w:b w:val="0"/>
-          <w:i w:val="0"/>
-          <w:color w:val="1A2340"/>
-          <w:sz w:val="22"/>
-        </w:rPr>
-        <w:t>________________________________________________________________________________</w:t>
-      </w:r>
-    </w:p>
-    <w:p>
-      <w:pPr>
-        <w:keepNext w:val="0"/>
-        <w:keepLines w:val="0"/>
-        <w:spacing w:before="20" w:after="0" w:line="293" w:lineRule="auto"/>
-        <w:jc w:val="center"/>
-      </w:pPr>
-      <w:r>
-        <w:rPr>
-          <w:rFonts w:ascii="Arial Unicode MS" w:hAnsi="Arial Unicode MS" w:eastAsia="Arial Unicode MS"/>
-          <w:b w:val="0"/>
-          <w:i w:val="0"/>
-          <w:color w:val="7B8491"/>
-          <w:sz w:val="18"/>
-        </w:rPr>
-        <w:t>──────── 沿這裡向內摺，拿到回報後才打開 ────────</w:t>
-      </w:r>
-    </w:p>
-    <w:p>
-      <w:pPr>
-        <w:keepNext/>
-        <w:keepLines w:val="0"/>
-        <w:pageBreakBefore/>
         <w:spacing w:before="0" w:after="60" w:line="293" w:lineRule="auto"/>
       </w:pPr>
-      <w:r>
-        <w:rPr>
-          <w:rFonts w:ascii="JetBrains Mono" w:hAnsi="JetBrains Mono" w:eastAsia="Arial Unicode MS"/>
-          <w:b/>
-          <w:i w:val="0"/>
-          <w:color w:val="1D4ED8"/>
-          <w:sz w:val="22"/>
-        </w:rPr>
-        <w:t>W4 / 02</w:t>
-      </w:r>
-    </w:p>
-    <w:p>
-      <w:pPr>
-        <w:keepNext/>
-        <w:keepLines w:val="0"/>
-        <w:spacing w:before="0" w:after="80" w:line="252" w:lineRule="auto"/>
-      </w:pPr>
-      <w:r>
-        <w:rPr>
-          <w:rFonts w:ascii="Arial Unicode MS" w:hAnsi="Arial Unicode MS" w:eastAsia="Arial Unicode MS"/>
-          <w:b/>
-          <w:i w:val="0"/>
-          <w:color w:val="1A2340"/>
-          <w:sz w:val="44"/>
-        </w:rPr>
-        <w:t>當一個測試讀者</w:t>
-      </w:r>
-    </w:p>
-    <w:p>
-      <w:pPr>
-        <w:keepNext w:val="0"/>
-        <w:keepLines w:val="0"/>
-        <w:spacing w:before="0" w:after="140" w:line="293" w:lineRule="auto"/>
-      </w:pPr>
-      <w:r>
-        <w:rPr>
-          <w:rFonts w:ascii="Arial Unicode MS" w:hAnsi="Arial Unicode MS" w:eastAsia="Arial Unicode MS"/>
-          <w:b w:val="0"/>
-          <w:i w:val="0"/>
-          <w:color w:val="5B6573"/>
-          <w:sz w:val="22"/>
-        </w:rPr>
-        <w:t>不替作者打分數，只回報文字讓你實際收到什麼。</w:t>
-      </w:r>
-    </w:p>
-    <w:p>
-      <w:pPr>
-        <w:keepNext/>
-        <w:keepLines w:val="0"/>
-        <w:spacing w:before="40" w:after="100" w:line="293" w:lineRule="auto"/>
-      </w:pPr>
-      <w:r>
-        <w:rPr>
-          <w:rFonts w:ascii="JetBrains Mono" w:hAnsi="JetBrains Mono" w:eastAsia="Arial Unicode MS"/>
-          <w:b/>
-          <w:i w:val="0"/>
-          <w:color w:val="1D4ED8"/>
-          <w:sz w:val="30"/>
-        </w:rPr>
-        <w:t>05</w:t>
-      </w:r>
-      <w:r>
-        <w:rPr>
-          <w:rFonts w:ascii="Arial Unicode MS" w:hAnsi="Arial Unicode MS" w:eastAsia="Arial Unicode MS"/>
-          <w:b w:val="0"/>
-          <w:i w:val="0"/>
-          <w:color w:val="1D4ED8"/>
-          <w:sz w:val="30"/>
-        </w:rPr>
-        <w:t xml:space="preserve">  </w:t>
-      </w:r>
-      <w:r>
-        <w:rPr>
-          <w:rFonts w:ascii="Arial Unicode MS" w:hAnsi="Arial Unicode MS" w:eastAsia="Arial Unicode MS"/>
-          <w:b/>
-          <w:i w:val="0"/>
-          <w:color w:val="1A2340"/>
-          <w:sz w:val="30"/>
-        </w:rPr>
-        <w:t>交換界線</w:t>
-      </w:r>
-    </w:p>
-    <w:tbl>
-      <w:tblPr>
-        <w:tblW w:type="dxa" w:w="9865"/>
-        <w:jc w:val="left"/>
-        <w:tblLayout w:type="fixed"/>
-        <w:tblLook w:firstColumn="1" w:firstRow="1" w:lastColumn="0" w:lastRow="0" w:noHBand="0" w:noVBand="1" w:val="04A0"/>
-        <w:tblInd w:type="dxa" w:w="0"/>
-      </w:tblPr>
-      <w:tblGrid>
-        <w:gridCol w:w="9865"/>
-      </w:tblGrid>
-      <w:tr>
-        <w:tc>
-          <w:tcPr>
-            <w:tcW w:type="dxa" w:w="9865"/>
-            <w:tcMar>
-              <w:top w:w="100" w:type="dxa"/>
-              <w:start w:w="150" w:type="dxa"/>
-              <w:bottom w:w="100" w:type="dxa"/>
-              <w:end w:w="150" w:type="dxa"/>
-            </w:tcMar>
-            <w:tcBorders>
-              <w:top w:val="nil"/>
-              <w:bottom w:val="nil"/>
-              <w:start w:val="single" w:sz="14" w:space="0" w:color="1D4ED8"/>
-              <w:end w:val="nil"/>
-            </w:tcBorders>
-            <w:shd w:val="clear" w:color="auto" w:fill="F5F7FA"/>
-            <w:vAlign w:val="center"/>
-          </w:tcPr>
-          <w:p>
-            <w:pPr>
-              <w:keepNext w:val="0"/>
-              <w:keepLines w:val="0"/>
-              <w:spacing w:before="0" w:after="80" w:line="293" w:lineRule="auto"/>
-            </w:pPr>
-            <w:r>
-              <w:rPr>
-                <w:rFonts w:ascii="Arial Unicode MS" w:hAnsi="Arial Unicode MS" w:eastAsia="Arial Unicode MS"/>
-                <w:b/>
-                <w:i w:val="0"/>
-                <w:color w:val="1D4ED8"/>
-                <w:sz w:val="22"/>
-              </w:rPr>
-              <w:t>可以</w:t>
-            </w:r>
-            <w:r>
-              <w:rPr>
-                <w:rFonts w:ascii="Arial Unicode MS" w:hAnsi="Arial Unicode MS" w:eastAsia="Arial Unicode MS"/>
-                <w:b w:val="0"/>
-                <w:i w:val="0"/>
-                <w:color w:val="1A2340"/>
-                <w:sz w:val="22"/>
-              </w:rPr>
-              <w:t xml:space="preserve">　指出文字讓你看到或沒看到什麼；看完就把這一頁還給本人。</w:t>
-            </w:r>
-          </w:p>
-          <w:p>
-            <w:pPr>
-              <w:keepNext w:val="0"/>
-              <w:keepLines w:val="0"/>
-              <w:spacing w:before="0" w:after="0" w:line="293" w:lineRule="auto"/>
-            </w:pPr>
-            <w:r>
-              <w:rPr>
-                <w:rFonts w:ascii="Arial Unicode MS" w:hAnsi="Arial Unicode MS" w:eastAsia="Arial Unicode MS"/>
-                <w:b/>
-                <w:i w:val="0"/>
-                <w:color w:val="C2414D"/>
-                <w:sz w:val="22"/>
-              </w:rPr>
-              <w:t>不要</w:t>
-            </w:r>
-            <w:r>
-              <w:rPr>
-                <w:rFonts w:ascii="Arial Unicode MS" w:hAnsi="Arial Unicode MS" w:eastAsia="Arial Unicode MS"/>
-                <w:b w:val="0"/>
-                <w:i w:val="0"/>
-                <w:color w:val="1A2340"/>
-                <w:sz w:val="22"/>
-              </w:rPr>
-              <w:t xml:space="preserve">　追問人物是誰、拍照、轉傳、嘲笑、猜測或替作者解釋。</w:t>
-            </w:r>
-          </w:p>
-        </w:tc>
-      </w:tr>
-    </w:tbl>
-    <w:p>
-      <w:pPr>
-        <w:keepNext w:val="0"/>
-        <w:keepLines w:val="0"/>
-        <w:spacing w:before="60" w:after="40" w:line="293" w:lineRule="auto"/>
-      </w:pPr>
-      <w:r>
-        <w:rPr>
-          <w:rFonts w:ascii="Arial Unicode MS" w:hAnsi="Arial Unicode MS" w:eastAsia="Arial Unicode MS"/>
-          <w:b w:val="0"/>
-          <w:i w:val="0"/>
-          <w:color w:val="5B6573"/>
-          <w:sz w:val="22"/>
-        </w:rPr>
-        <w:t>跟我交換的測試讀者座號：</w:t>
-      </w:r>
-      <w:r>
-        <w:rPr>
-          <w:rFonts w:ascii="JetBrains Mono" w:hAnsi="JetBrains Mono" w:eastAsia="Arial Unicode MS"/>
-          <w:b w:val="0"/>
-          <w:i w:val="0"/>
-          <w:color w:val="1A2340"/>
-          <w:sz w:val="22"/>
-        </w:rPr>
-        <w:t>________</w:t>
-      </w:r>
-      <w:r>
-        <w:rPr>
-          <w:rFonts w:ascii="Arial Unicode MS" w:hAnsi="Arial Unicode MS" w:eastAsia="Arial Unicode MS"/>
-          <w:b w:val="0"/>
-          <w:i w:val="0"/>
-          <w:color w:val="5B6573"/>
-          <w:sz w:val="22"/>
-        </w:rPr>
-      </w:r>
-    </w:p>
-    <w:p>
-      <w:pPr>
-        <w:keepNext/>
-        <w:keepLines w:val="0"/>
-        <w:spacing w:before="120" w:after="100" w:line="293" w:lineRule="auto"/>
-      </w:pPr>
-      <w:r>
-        <w:rPr>
-          <w:rFonts w:ascii="JetBrains Mono" w:hAnsi="JetBrains Mono" w:eastAsia="Arial Unicode MS"/>
-          <w:b/>
-          <w:i w:val="0"/>
-          <w:color w:val="1D4ED8"/>
-          <w:sz w:val="30"/>
-        </w:rPr>
-        <w:t>06</w:t>
-      </w:r>
-      <w:r>
-        <w:rPr>
-          <w:rFonts w:ascii="Arial Unicode MS" w:hAnsi="Arial Unicode MS" w:eastAsia="Arial Unicode MS"/>
-          <w:b w:val="0"/>
-          <w:i w:val="0"/>
-          <w:color w:val="1D4ED8"/>
-          <w:sz w:val="30"/>
-        </w:rPr>
-        <w:t xml:space="preserve">  </w:t>
-      </w:r>
-      <w:r>
-        <w:rPr>
-          <w:rFonts w:ascii="Arial Unicode MS" w:hAnsi="Arial Unicode MS" w:eastAsia="Arial Unicode MS"/>
-          <w:b/>
-          <w:i w:val="0"/>
-          <w:color w:val="1A2340"/>
-          <w:sz w:val="30"/>
-        </w:rPr>
-        <w:t>我實際讀到什麼</w:t>
-      </w:r>
-    </w:p>
-    <w:p>
-      <w:pPr>
-        <w:keepNext/>
-        <w:keepLines w:val="0"/>
-        <w:spacing w:before="0" w:after="40" w:line="293" w:lineRule="auto"/>
-      </w:pPr>
-      <w:r>
-        <w:rPr>
-          <w:rFonts w:ascii="Arial Unicode MS" w:hAnsi="Arial Unicode MS" w:eastAsia="Arial Unicode MS"/>
-          <w:b/>
-          <w:i w:val="0"/>
-          <w:color w:val="5B6573"/>
-          <w:sz w:val="22"/>
-        </w:rPr>
-        <w:t>測試讀者填寫</w:t>
-      </w:r>
-      <w:r>
-        <w:rPr>
-          <w:rFonts w:ascii="Arial Unicode MS" w:hAnsi="Arial Unicode MS" w:eastAsia="Arial Unicode MS"/>
-          <w:b w:val="0"/>
-          <w:i w:val="0"/>
-          <w:color w:val="7B8491"/>
-          <w:sz w:val="22"/>
-        </w:rPr>
-        <w:t xml:space="preserve">  ｜  </w:t>
-      </w:r>
       <w:r>
         <w:rPr>
           <w:rFonts w:ascii="Arial Unicode MS" w:hAnsi="Arial Unicode MS" w:eastAsia="Arial Unicode MS"/>
@@ -1106,24 +314,7 @@
           <w:color w:val="1A2340"/>
           <w:sz w:val="22"/>
         </w:rPr>
-        <w:t>至少留下 2 個具體內容；沒有聲音或感覺也可以照實寫。</w:t>
-      </w:r>
-    </w:p>
-    <w:p>
-      <w:pPr>
-        <w:keepNext w:val="0"/>
-        <w:keepLines w:val="0"/>
-        <w:spacing w:before="0" w:after="20" w:line="293" w:lineRule="auto"/>
-      </w:pPr>
-      <w:r>
-        <w:rPr>
-          <w:rFonts w:ascii="Arial Unicode MS" w:hAnsi="Arial Unicode MS" w:eastAsia="Arial Unicode MS"/>
-          <w:b/>
-          <w:i w:val="0"/>
-          <w:color w:val="1D4ED8"/>
-          <w:sz w:val="22"/>
-        </w:rPr>
-        <w:t>我看到｜人物、物件、位置或動作</w:t>
+        <w:t>我想讓人看見什麼？哪些可以稍後才知道？</w:t>
       </w:r>
     </w:p>
     <w:tbl>
@@ -1202,17 +393,369 @@
       <w:pPr>
         <w:keepNext w:val="0"/>
         <w:keepLines w:val="0"/>
-        <w:spacing w:before="0" w:after="20" w:line="293" w:lineRule="auto"/>
+        <w:spacing w:before="0" w:after="60" w:line="293" w:lineRule="auto"/>
+      </w:pPr>
+      <w:r>
+        <w:rPr>
+          <w:rFonts w:ascii="Arial Unicode MS" w:hAnsi="Arial Unicode MS" w:eastAsia="Arial Unicode MS"/>
+          <w:b w:val="0"/>
+          <w:i w:val="0"/>
+          <w:color w:val="1A2340"/>
+          <w:sz w:val="22"/>
+        </w:rPr>
+        <w:t>必要線索①＿＿＿＿＿＿＿＿＿　②＿＿＿＿＿＿＿＿＿</w:t>
+      </w:r>
+    </w:p>
+    <w:p>
+      <w:pPr>
+        <w:keepNext/>
+        <w:keepLines w:val="0"/>
+        <w:spacing w:before="100" w:after="100" w:line="293" w:lineRule="auto"/>
+      </w:pPr>
+      <w:r>
+        <w:rPr>
+          <w:rFonts w:ascii="JetBrains Mono" w:hAnsi="JetBrains Mono" w:eastAsia="Arial Unicode MS"/>
+          <w:b/>
+          <w:i w:val="0"/>
+          <w:color w:val="1D4ED8"/>
+          <w:sz w:val="30"/>
+        </w:rPr>
+        <w:t>03</w:t>
+      </w:r>
+      <w:r>
+        <w:rPr>
+          <w:rFonts w:ascii="Arial Unicode MS" w:hAnsi="Arial Unicode MS" w:eastAsia="Arial Unicode MS"/>
+          <w:b w:val="0"/>
+          <w:i w:val="0"/>
+          <w:color w:val="1D4ED8"/>
+          <w:sz w:val="30"/>
+        </w:rPr>
+        <w:t xml:space="preserve">  </w:t>
+      </w:r>
+      <w:r>
+        <w:rPr>
+          <w:rFonts w:ascii="Arial Unicode MS" w:hAnsi="Arial Unicode MS" w:eastAsia="Arial Unicode MS"/>
+          <w:b/>
+          <w:i w:val="0"/>
+          <w:color w:val="1A2340"/>
+          <w:sz w:val="30"/>
+        </w:rPr>
+        <w:t>先自己畫草圖，不使用 AI</w:t>
+      </w:r>
+    </w:p>
+    <w:p>
+      <w:pPr>
+        <w:keepNext w:val="0"/>
+        <w:keepLines w:val="0"/>
+        <w:spacing w:before="0" w:after="60" w:line="293" w:lineRule="auto"/>
+      </w:pPr>
+      <w:r>
+        <w:rPr>
+          <w:rFonts w:ascii="Arial Unicode MS" w:hAnsi="Arial Unicode MS" w:eastAsia="Arial Unicode MS"/>
+          <w:b w:val="0"/>
+          <w:i w:val="0"/>
+          <w:color w:val="1A2340"/>
+          <w:sz w:val="22"/>
+        </w:rPr>
+        <w:t>🔒 不使用 AI｜像老師示範：先選人與物，再畫位置、方向或動作。</w:t>
+      </w:r>
+    </w:p>
+    <w:tbl>
+      <w:tblPr>
+        <w:tblW w:type="dxa" w:w="9865"/>
+        <w:jc w:val="left"/>
+        <w:tblLayout w:type="fixed"/>
+        <w:tblLook w:firstColumn="1" w:firstRow="1" w:lastColumn="0" w:lastRow="0" w:noHBand="0" w:noVBand="1" w:val="04A0"/>
+        <w:tblInd w:type="dxa" w:w="0"/>
+      </w:tblPr>
+      <w:tblGrid>
+        <w:gridCol w:w="9865"/>
+      </w:tblGrid>
+      <w:tr>
+        <w:trPr>
+          <w:trHeight w:val="4252" w:hRule="atLeast"/>
+        </w:trPr>
+        <w:tc>
+          <w:tcPr>
+            <w:tcW w:type="dxa" w:w="9865"/>
+            <w:tcMar>
+              <w:top w:w="80" w:type="dxa"/>
+              <w:start w:w="100" w:type="dxa"/>
+              <w:bottom w:w="80" w:type="dxa"/>
+              <w:end w:w="100" w:type="dxa"/>
+            </w:tcMar>
+            <w:tcBorders>
+              <w:top w:val="single" w:sz="5" w:space="0" w:color="CBD5E1"/>
+              <w:bottom w:val="single" w:sz="5" w:space="0" w:color="CBD5E1"/>
+              <w:start w:val="single" w:sz="5" w:space="0" w:color="CBD5E1"/>
+              <w:end w:val="single" w:sz="5" w:space="0" w:color="CBD5E1"/>
+            </w:tcBorders>
+          </w:tcPr>
+          <w:p/>
+        </w:tc>
+      </w:tr>
+    </w:tbl>
+    <w:p>
+      <w:pPr>
+        <w:keepNext w:val="0"/>
+        <w:keepLines w:val="0"/>
+        <w:spacing w:before="0" w:after="0" w:line="293" w:lineRule="auto"/>
+      </w:pPr>
+      <w:r>
+        <w:rPr>
+          <w:rFonts w:ascii="Arial Unicode MS" w:hAnsi="Arial Unicode MS" w:eastAsia="Arial Unicode MS"/>
+          <w:b w:val="0"/>
+          <w:i w:val="0"/>
+          <w:color w:val="1A2340"/>
+          <w:sz w:val="22"/>
+        </w:rPr>
+        <w:t>對方會讀到這個重點嗎？把握＿＿％。這頁對讀者遮住；製作時可自己核對，不改原意與把握。72 分取得回報再攤開比較。</w:t>
+      </w:r>
+    </w:p>
+    <w:p>
+      <w:pPr>
+        <w:keepNext/>
+        <w:keepLines w:val="0"/>
+        <w:pageBreakBefore/>
+        <w:spacing w:before="0" w:after="60" w:line="293" w:lineRule="auto"/>
+      </w:pPr>
+      <w:r>
+        <w:rPr>
+          <w:rFonts w:ascii="JetBrains Mono" w:hAnsi="JetBrains Mono" w:eastAsia="Arial Unicode MS"/>
+          <w:b/>
+          <w:i w:val="0"/>
+          <w:color w:val="1D4ED8"/>
+          <w:sz w:val="22"/>
+        </w:rPr>
+        <w:t>W4 / 02</w:t>
+      </w:r>
+    </w:p>
+    <w:p>
+      <w:pPr>
+        <w:keepNext/>
+        <w:keepLines w:val="0"/>
+        <w:spacing w:before="0" w:after="80" w:line="252" w:lineRule="auto"/>
       </w:pPr>
       <w:r>
         <w:rPr>
           <w:rFonts w:ascii="Arial Unicode MS" w:hAnsi="Arial Unicode MS" w:eastAsia="Arial Unicode MS"/>
           <w:b/>
           <w:i w:val="0"/>
-          <w:color w:val="1D4ED8"/>
+          <w:color w:val="1A2340"/>
+          <w:sz w:val="44"/>
+        </w:rPr>
+        <w:t>給觀眾看的故事圖卡 V1</w:t>
+      </w:r>
+    </w:p>
+    <w:p>
+      <w:pPr>
+        <w:keepNext w:val="0"/>
+        <w:keepLines w:val="0"/>
+        <w:spacing w:before="0" w:after="140" w:line="293" w:lineRule="auto"/>
+      </w:pPr>
+      <w:r>
+        <w:rPr>
+          <w:rFonts w:ascii="Arial Unicode MS" w:hAnsi="Arial Unicode MS" w:eastAsia="Arial Unicode MS"/>
+          <w:b w:val="0"/>
+          <w:i w:val="0"/>
+          <w:color w:val="5B6573"/>
           <w:sz w:val="22"/>
         </w:rPr>
-        <w:t>我聽到｜聲音或語氣；沒有就寫「沒聽到」</w:t>
+        <w:t>作品先自己工作；作者檢查與原意先遮住。</w:t>
+      </w:r>
+    </w:p>
+    <w:p>
+      <w:pPr>
+        <w:keepNext/>
+        <w:keepLines w:val="0"/>
+        <w:spacing w:before="60" w:after="100" w:line="293" w:lineRule="auto"/>
+      </w:pPr>
+      <w:r>
+        <w:rPr>
+          <w:rFonts w:ascii="JetBrains Mono" w:hAnsi="JetBrains Mono" w:eastAsia="Arial Unicode MS"/>
+          <w:b/>
+          <w:i w:val="0"/>
+          <w:color w:val="1D4ED8"/>
+          <w:sz w:val="30"/>
+        </w:rPr>
+        <w:t>04</w:t>
+      </w:r>
+      <w:r>
+        <w:rPr>
+          <w:rFonts w:ascii="Arial Unicode MS" w:hAnsi="Arial Unicode MS" w:eastAsia="Arial Unicode MS"/>
+          <w:b w:val="0"/>
+          <w:i w:val="0"/>
+          <w:color w:val="1D4ED8"/>
+          <w:sz w:val="30"/>
+        </w:rPr>
+        <w:t xml:space="preserve">  </w:t>
+      </w:r>
+      <w:r>
+        <w:rPr>
+          <w:rFonts w:ascii="Arial Unicode MS" w:hAnsi="Arial Unicode MS" w:eastAsia="Arial Unicode MS"/>
+          <w:b/>
+          <w:i w:val="0"/>
+          <w:color w:val="1A2340"/>
+          <w:sz w:val="30"/>
+        </w:rPr>
+        <w:t>一張主要畫面，必要時用三格</w:t>
+      </w:r>
+    </w:p>
+    <w:p>
+      <w:pPr>
+        <w:keepNext w:val="0"/>
+        <w:keepLines w:val="0"/>
+        <w:spacing w:before="0" w:after="60" w:line="293" w:lineRule="auto"/>
+      </w:pPr>
+      <w:r>
+        <w:rPr>
+          <w:rFonts w:ascii="Arial Unicode MS" w:hAnsi="Arial Unicode MS" w:eastAsia="Arial Unicode MS"/>
+          <w:b w:val="0"/>
+          <w:i w:val="0"/>
+          <w:color w:val="1A2340"/>
+          <w:sz w:val="22"/>
+        </w:rPr>
+        <w:t>🧭 可選用 AI｜□ 手繪　□ AI 生圖　□ 混合。必要的字可以放。</w:t>
+      </w:r>
+    </w:p>
+    <w:p>
+      <w:pPr>
+        <w:keepNext w:val="0"/>
+        <w:keepLines w:val="0"/>
+        <w:spacing w:before="0" w:after="60" w:line="293" w:lineRule="auto"/>
+      </w:pPr>
+      <w:r>
+        <w:rPr>
+          <w:rFonts w:ascii="Arial Unicode MS" w:hAnsi="Arial Unicode MS" w:eastAsia="Arial Unicode MS"/>
+          <w:b w:val="0"/>
+          <w:i w:val="0"/>
+          <w:color w:val="1A2340"/>
+          <w:sz w:val="22"/>
+        </w:rPr>
+        <w:t>紙本：畫在下框。數位：填檔名，圖框可留白，不必重畫。</w:t>
+      </w:r>
+    </w:p>
+    <w:p>
+      <w:pPr>
+        <w:keepNext w:val="0"/>
+        <w:keepLines w:val="0"/>
+        <w:spacing w:before="0" w:after="60" w:line="293" w:lineRule="auto"/>
+      </w:pPr>
+      <w:r>
+        <w:rPr>
+          <w:rFonts w:ascii="Arial Unicode MS" w:hAnsi="Arial Unicode MS" w:eastAsia="Arial Unicode MS"/>
+          <w:b w:val="0"/>
+          <w:i w:val="0"/>
+          <w:color w:val="1A2340"/>
+          <w:sz w:val="22"/>
+        </w:rPr>
+        <w:t>數位 V1 檔名：座號_W4_V1＿＿＿＿　□ 已保存測讀前版本</w:t>
+      </w:r>
+    </w:p>
+    <w:tbl>
+      <w:tblPr>
+        <w:tblW w:type="dxa" w:w="9865"/>
+        <w:jc w:val="left"/>
+        <w:tblLayout w:type="fixed"/>
+        <w:tblLook w:firstColumn="1" w:firstRow="1" w:lastColumn="0" w:lastRow="0" w:noHBand="0" w:noVBand="1" w:val="04A0"/>
+        <w:tblInd w:type="dxa" w:w="0"/>
+      </w:tblPr>
+      <w:tblGrid>
+        <w:gridCol w:w="9865"/>
+      </w:tblGrid>
+      <w:tr>
+        <w:trPr>
+          <w:trHeight w:val="6293" w:hRule="atLeast"/>
+        </w:trPr>
+        <w:tc>
+          <w:tcPr>
+            <w:tcW w:type="dxa" w:w="9865"/>
+            <w:tcMar>
+              <w:top w:w="80" w:type="dxa"/>
+              <w:start w:w="100" w:type="dxa"/>
+              <w:bottom w:w="80" w:type="dxa"/>
+              <w:end w:w="100" w:type="dxa"/>
+            </w:tcMar>
+            <w:tcBorders>
+              <w:top w:val="single" w:sz="5" w:space="0" w:color="CBD5E1"/>
+              <w:bottom w:val="single" w:sz="5" w:space="0" w:color="CBD5E1"/>
+              <w:start w:val="single" w:sz="5" w:space="0" w:color="CBD5E1"/>
+              <w:end w:val="single" w:sz="5" w:space="0" w:color="CBD5E1"/>
+            </w:tcBorders>
+          </w:tcPr>
+          <w:p/>
+        </w:tc>
+      </w:tr>
+    </w:tbl>
+    <w:p>
+      <w:pPr>
+        <w:keepNext w:val="0"/>
+        <w:keepLines w:val="0"/>
+        <w:spacing w:before="0" w:after="60" w:line="293" w:lineRule="auto"/>
+      </w:pPr>
+      <w:r>
+        <w:rPr>
+          <w:rFonts w:ascii="Arial Unicode MS" w:hAnsi="Arial Unicode MS" w:eastAsia="Arial Unicode MS"/>
+          <w:b/>
+          <w:i w:val="0"/>
+          <w:color w:val="1A2340"/>
+          <w:sz w:val="22"/>
+        </w:rPr>
+        <w:t>↑ 只有這個圖框，或數位 V1 全螢幕，給讀者看。</w:t>
+      </w:r>
+    </w:p>
+    <w:p>
+      <w:pPr>
+        <w:keepNext/>
+        <w:keepLines w:val="0"/>
+        <w:spacing w:before="120" w:after="100" w:line="293" w:lineRule="auto"/>
+      </w:pPr>
+      <w:r>
+        <w:rPr>
+          <w:rFonts w:ascii="JetBrains Mono" w:hAnsi="JetBrains Mono" w:eastAsia="Arial Unicode MS"/>
+          <w:b/>
+          <w:i w:val="0"/>
+          <w:color w:val="1D4ED8"/>
+          <w:sz w:val="30"/>
+        </w:rPr>
+        <w:t>05</w:t>
+      </w:r>
+      <w:r>
+        <w:rPr>
+          <w:rFonts w:ascii="Arial Unicode MS" w:hAnsi="Arial Unicode MS" w:eastAsia="Arial Unicode MS"/>
+          <w:b w:val="0"/>
+          <w:i w:val="0"/>
+          <w:color w:val="1D4ED8"/>
+          <w:sz w:val="30"/>
+        </w:rPr>
+        <w:t xml:space="preserve">  </w:t>
+      </w:r>
+      <w:r>
+        <w:rPr>
+          <w:rFonts w:ascii="Arial Unicode MS" w:hAnsi="Arial Unicode MS" w:eastAsia="Arial Unicode MS"/>
+          <w:b/>
+          <w:i w:val="0"/>
+          <w:color w:val="1A2340"/>
+          <w:sz w:val="30"/>
+        </w:rPr>
+        <w:t>作者先查，填完遮住這一區</w:t>
+      </w:r>
+    </w:p>
+    <w:p>
+      <w:pPr>
+        <w:keepNext w:val="0"/>
+        <w:keepLines w:val="0"/>
+        <w:spacing w:before="0" w:after="60" w:line="293" w:lineRule="auto"/>
+      </w:pPr>
+      <w:r>
+        <w:rPr>
+          <w:rFonts w:ascii="Arial Unicode MS" w:hAnsi="Arial Unicode MS" w:eastAsia="Arial Unicode MS"/>
+          <w:b w:val="0"/>
+          <w:i w:val="0"/>
+          <w:color w:val="1A2340"/>
+          <w:sz w:val="22"/>
+        </w:rPr>
+        <w:t>兩個必要線索有出現嗎？我核對／調整的一處是：</w:t>
       </w:r>
     </w:p>
     <w:tbl>
@@ -1291,304 +834,36 @@
       <w:pPr>
         <w:keepNext w:val="0"/>
         <w:keepLines w:val="0"/>
-        <w:spacing w:before="0" w:after="20" w:line="293" w:lineRule="auto"/>
+        <w:spacing w:before="0" w:after="60" w:line="293" w:lineRule="auto"/>
+      </w:pPr>
+      <w:r>
+        <w:rPr>
+          <w:rFonts w:ascii="Arial Unicode MS" w:hAnsi="Arial Unicode MS" w:eastAsia="Arial Unicode MS"/>
+          <w:b w:val="0"/>
+          <w:i w:val="0"/>
+          <w:color w:val="1A2340"/>
+          <w:sz w:val="22"/>
+        </w:rPr>
+        <w:t>提示取自 02–03：場景人物＋兩個線索＋位置動作，不必抄提示。AI 最多一次生成、一次局部調整；44 分沒可用圖就手繪。只修影響意思處，畫風可先保留。用代稱，不上傳真人照片。</w:t>
+      </w:r>
+    </w:p>
+    <w:p>
+      <w:pPr>
+        <w:keepNext w:val="0"/>
+        <w:keepLines w:val="0"/>
+        <w:spacing w:before="0" w:after="0" w:line="293" w:lineRule="auto"/>
       </w:pPr>
       <w:r>
         <w:rPr>
           <w:rFonts w:ascii="Arial Unicode MS" w:hAnsi="Arial Unicode MS" w:eastAsia="Arial Unicode MS"/>
           <w:b/>
           <w:i w:val="0"/>
-          <w:color w:val="1D4ED8"/>
+          <w:color w:val="1A2340"/>
           <w:sz w:val="22"/>
         </w:rPr>
-        <w:t>我感覺到｜氣氛或情緒；指出是哪幾個字帶來的</w:t>
+        <w:t>測讀前保存 V1；測讀時不改、不補背景、不給提示詞。</w:t>
       </w:r>
     </w:p>
-    <w:tbl>
-      <w:tblPr>
-        <w:tblW w:type="dxa" w:w="9865"/>
-        <w:jc w:val="left"/>
-        <w:tblLayout w:type="fixed"/>
-        <w:tblLook w:firstColumn="1" w:firstRow="1" w:lastColumn="0" w:lastRow="0" w:noHBand="0" w:noVBand="1" w:val="04A0"/>
-        <w:tblInd w:type="dxa" w:w="0"/>
-      </w:tblPr>
-      <w:tblGrid>
-        <w:gridCol w:w="9865"/>
-      </w:tblGrid>
-      <w:tr>
-        <w:trPr>
-          <w:trHeight w:val="510" w:hRule="atLeast"/>
-        </w:trPr>
-        <w:tc>
-          <w:tcPr>
-            <w:tcW w:type="dxa" w:w="9865"/>
-            <w:tcMar>
-              <w:top w:w="0" w:type="dxa"/>
-              <w:start w:w="0" w:type="dxa"/>
-              <w:bottom w:w="0" w:type="dxa"/>
-              <w:end w:w="0" w:type="dxa"/>
-            </w:tcMar>
-            <w:tcBorders>
-              <w:top w:val="nil"/>
-              <w:bottom w:val="single" w:sz="5" w:space="0" w:color="CBD5E1"/>
-              <w:start w:val="nil"/>
-              <w:end w:val="nil"/>
-            </w:tcBorders>
-          </w:tcPr>
-          <w:p>
-            <w:pPr>
-              <w:spacing w:before="0" w:after="0" w:line="240" w:lineRule="auto"/>
-            </w:pPr>
-            <w:r>
-              <w:t xml:space="preserve"> </w:t>
-            </w:r>
-          </w:p>
-        </w:tc>
-      </w:tr>
-      <w:tr>
-        <w:trPr>
-          <w:trHeight w:val="510" w:hRule="atLeast"/>
-        </w:trPr>
-        <w:tc>
-          <w:tcPr>
-            <w:tcW w:type="dxa" w:w="9865"/>
-            <w:tcMar>
-              <w:top w:w="0" w:type="dxa"/>
-              <w:start w:w="0" w:type="dxa"/>
-              <w:bottom w:w="0" w:type="dxa"/>
-              <w:end w:w="0" w:type="dxa"/>
-            </w:tcMar>
-            <w:tcBorders>
-              <w:top w:val="nil"/>
-              <w:bottom w:val="single" w:sz="5" w:space="0" w:color="CBD5E1"/>
-              <w:start w:val="nil"/>
-              <w:end w:val="nil"/>
-            </w:tcBorders>
-          </w:tcPr>
-          <w:p>
-            <w:pPr>
-              <w:spacing w:before="0" w:after="20" w:line="240" w:lineRule="auto"/>
-            </w:pPr>
-            <w:r>
-              <w:t xml:space="preserve"> </w:t>
-            </w:r>
-          </w:p>
-        </w:tc>
-      </w:tr>
-    </w:tbl>
-    <w:p>
-      <w:pPr>
-        <w:keepNext w:val="0"/>
-        <w:keepLines w:val="0"/>
-        <w:spacing w:before="0" w:after="20" w:line="293" w:lineRule="auto"/>
-      </w:pPr>
-      <w:r>
-        <w:rPr>
-          <w:rFonts w:ascii="Arial Unicode MS" w:hAnsi="Arial Unicode MS" w:eastAsia="Arial Unicode MS"/>
-          <w:b/>
-          <w:i w:val="0"/>
-          <w:color w:val="1D4ED8"/>
-          <w:sz w:val="22"/>
-        </w:rPr>
-        <w:t>我以為是｜先讀成什麼，後來才發現什麼</w:t>
-      </w:r>
-    </w:p>
-    <w:tbl>
-      <w:tblPr>
-        <w:tblW w:type="dxa" w:w="9865"/>
-        <w:jc w:val="left"/>
-        <w:tblLayout w:type="fixed"/>
-        <w:tblLook w:firstColumn="1" w:firstRow="1" w:lastColumn="0" w:lastRow="0" w:noHBand="0" w:noVBand="1" w:val="04A0"/>
-        <w:tblInd w:type="dxa" w:w="0"/>
-      </w:tblPr>
-      <w:tblGrid>
-        <w:gridCol w:w="9865"/>
-      </w:tblGrid>
-      <w:tr>
-        <w:trPr>
-          <w:trHeight w:val="510" w:hRule="atLeast"/>
-        </w:trPr>
-        <w:tc>
-          <w:tcPr>
-            <w:tcW w:type="dxa" w:w="9865"/>
-            <w:tcMar>
-              <w:top w:w="0" w:type="dxa"/>
-              <w:start w:w="0" w:type="dxa"/>
-              <w:bottom w:w="0" w:type="dxa"/>
-              <w:end w:w="0" w:type="dxa"/>
-            </w:tcMar>
-            <w:tcBorders>
-              <w:top w:val="nil"/>
-              <w:bottom w:val="single" w:sz="5" w:space="0" w:color="CBD5E1"/>
-              <w:start w:val="nil"/>
-              <w:end w:val="nil"/>
-            </w:tcBorders>
-          </w:tcPr>
-          <w:p>
-            <w:pPr>
-              <w:spacing w:before="0" w:after="0" w:line="240" w:lineRule="auto"/>
-            </w:pPr>
-            <w:r>
-              <w:t xml:space="preserve"> </w:t>
-            </w:r>
-          </w:p>
-        </w:tc>
-      </w:tr>
-      <w:tr>
-        <w:trPr>
-          <w:trHeight w:val="510" w:hRule="atLeast"/>
-        </w:trPr>
-        <w:tc>
-          <w:tcPr>
-            <w:tcW w:type="dxa" w:w="9865"/>
-            <w:tcMar>
-              <w:top w:w="0" w:type="dxa"/>
-              <w:start w:w="0" w:type="dxa"/>
-              <w:bottom w:w="0" w:type="dxa"/>
-              <w:end w:w="0" w:type="dxa"/>
-            </w:tcMar>
-            <w:tcBorders>
-              <w:top w:val="nil"/>
-              <w:bottom w:val="single" w:sz="5" w:space="0" w:color="CBD5E1"/>
-              <w:start w:val="nil"/>
-              <w:end w:val="nil"/>
-            </w:tcBorders>
-          </w:tcPr>
-          <w:p>
-            <w:pPr>
-              <w:spacing w:before="0" w:after="20" w:line="240" w:lineRule="auto"/>
-            </w:pPr>
-            <w:r>
-              <w:t xml:space="preserve"> </w:t>
-            </w:r>
-          </w:p>
-        </w:tc>
-      </w:tr>
-    </w:tbl>
-    <w:p>
-      <w:pPr>
-        <w:keepNext/>
-        <w:keepLines w:val="0"/>
-        <w:spacing w:before="100" w:after="100" w:line="293" w:lineRule="auto"/>
-      </w:pPr>
-      <w:r>
-        <w:rPr>
-          <w:rFonts w:ascii="JetBrains Mono" w:hAnsi="JetBrains Mono" w:eastAsia="Arial Unicode MS"/>
-          <w:b/>
-          <w:i w:val="0"/>
-          <w:color w:val="1D4ED8"/>
-          <w:sz w:val="30"/>
-        </w:rPr>
-        <w:t>07</w:t>
-      </w:r>
-      <w:r>
-        <w:rPr>
-          <w:rFonts w:ascii="Arial Unicode MS" w:hAnsi="Arial Unicode MS" w:eastAsia="Arial Unicode MS"/>
-          <w:b w:val="0"/>
-          <w:i w:val="0"/>
-          <w:color w:val="1D4ED8"/>
-          <w:sz w:val="30"/>
-        </w:rPr>
-        <w:t xml:space="preserve">  </w:t>
-      </w:r>
-      <w:r>
-        <w:rPr>
-          <w:rFonts w:ascii="Arial Unicode MS" w:hAnsi="Arial Unicode MS" w:eastAsia="Arial Unicode MS"/>
-          <w:b/>
-          <w:i w:val="0"/>
-          <w:color w:val="1A2340"/>
-          <w:sz w:val="30"/>
-        </w:rPr>
-        <w:t>描述，不評分</w:t>
-      </w:r>
-    </w:p>
-    <w:tbl>
-      <w:tblPr>
-        <w:tblW w:type="dxa" w:w="9865"/>
-        <w:jc w:val="left"/>
-        <w:tblLayout w:type="fixed"/>
-        <w:tblLook w:firstColumn="1" w:firstRow="1" w:lastColumn="0" w:lastRow="0" w:noHBand="0" w:noVBand="1" w:val="04A0"/>
-        <w:tblInd w:type="dxa" w:w="0"/>
-      </w:tblPr>
-      <w:tblGrid>
-        <w:gridCol w:w="9865"/>
-      </w:tblGrid>
-      <w:tr>
-        <w:tc>
-          <w:tcPr>
-            <w:tcW w:type="dxa" w:w="9865"/>
-            <w:tcMar>
-              <w:top w:w="100" w:type="dxa"/>
-              <w:start w:w="150" w:type="dxa"/>
-              <w:bottom w:w="100" w:type="dxa"/>
-              <w:end w:w="150" w:type="dxa"/>
-            </w:tcMar>
-            <w:tcBorders>
-              <w:top w:val="nil"/>
-              <w:bottom w:val="nil"/>
-              <w:start w:val="single" w:sz="14" w:space="0" w:color="1D4ED8"/>
-              <w:end w:val="nil"/>
-            </w:tcBorders>
-            <w:shd w:val="clear" w:color="auto" w:fill="F5F7FA"/>
-            <w:vAlign w:val="center"/>
-          </w:tcPr>
-          <w:p>
-            <w:pPr>
-              <w:keepNext w:val="0"/>
-              <w:keepLines w:val="0"/>
-              <w:spacing w:before="0" w:after="80" w:line="293" w:lineRule="auto"/>
-            </w:pPr>
-            <w:r>
-              <w:rPr>
-                <w:rFonts w:ascii="Arial Unicode MS" w:hAnsi="Arial Unicode MS" w:eastAsia="Arial Unicode MS"/>
-                <w:b/>
-                <w:i w:val="0"/>
-                <w:color w:val="C2414D"/>
-                <w:sz w:val="22"/>
-              </w:rPr>
-              <w:t>先不要</w:t>
-            </w:r>
-            <w:r>
-              <w:rPr>
-                <w:rFonts w:ascii="Arial Unicode MS" w:hAnsi="Arial Unicode MS" w:eastAsia="Arial Unicode MS"/>
-                <w:b w:val="0"/>
-                <w:i w:val="0"/>
-                <w:color w:val="1A2340"/>
-                <w:sz w:val="22"/>
-              </w:rPr>
-              <w:t xml:space="preserve">　「寫得很好」「很有畫面」「可以再多一點」。</w:t>
-            </w:r>
-          </w:p>
-          <w:p>
-            <w:pPr>
-              <w:keepNext w:val="0"/>
-              <w:keepLines w:val="0"/>
-              <w:spacing w:before="0" w:after="0" w:line="293" w:lineRule="auto"/>
-            </w:pPr>
-            <w:r>
-              <w:rPr>
-                <w:rFonts w:ascii="Arial Unicode MS" w:hAnsi="Arial Unicode MS" w:eastAsia="Arial Unicode MS"/>
-                <w:b/>
-                <w:i w:val="0"/>
-                <w:color w:val="1D4ED8"/>
-                <w:sz w:val="22"/>
-              </w:rPr>
-              <w:t>改成</w:t>
-            </w:r>
-            <w:r>
-              <w:rPr>
-                <w:rFonts w:ascii="Arial Unicode MS" w:hAnsi="Arial Unicode MS" w:eastAsia="Arial Unicode MS"/>
-                <w:b w:val="0"/>
-                <w:i w:val="0"/>
-                <w:color w:val="1A2340"/>
-                <w:sz w:val="22"/>
-              </w:rPr>
-              <w:t xml:space="preserve">　「我看到紙團落在路樹下」「我沒看出人物為什麼停住」。</w:t>
-            </w:r>
-          </w:p>
-        </w:tc>
-      </w:tr>
-    </w:tbl>
     <w:p>
       <w:pPr>
         <w:keepNext/>
@@ -1621,7 +896,7 @@
           <w:color w:val="1A2340"/>
           <w:sz w:val="44"/>
         </w:rPr>
-        <w:t>找出落差，再做最後決定</w:t>
+        <w:t>真人回報與我的決定</w:t>
       </w:r>
     </w:p>
     <w:p>
@@ -1638,14 +913,14 @@
           <w:color w:val="5B6573"/>
           <w:sz w:val="22"/>
         </w:rPr>
-        <w:t>回饋提供證據；怎麼改，仍然由作者決定。</w:t>
+        <w:t>試看者未參與構圖、不知原意；只交換這張，不翻面、不拍照。</w:t>
       </w:r>
     </w:p>
     <w:p>
       <w:pPr>
         <w:keepNext/>
         <w:keepLines w:val="0"/>
-        <w:spacing w:before="40" w:after="100" w:line="293" w:lineRule="auto"/>
+        <w:spacing w:before="60" w:after="100" w:line="293" w:lineRule="auto"/>
       </w:pPr>
       <w:r>
         <w:rPr>
@@ -1655,7 +930,7 @@
           <w:color w:val="1D4ED8"/>
           <w:sz w:val="30"/>
         </w:rPr>
-        <w:t>08</w:t>
+        <w:t>06</w:t>
       </w:r>
       <w:r>
         <w:rPr>
@@ -1675,198 +950,7 @@
           <w:color w:val="1A2340"/>
           <w:sz w:val="30"/>
         </w:rPr>
-        <w:t>先打開原意，把兩邊放在一起看</w:t>
-      </w:r>
-    </w:p>
-    <w:tbl>
-      <w:tblPr>
-        <w:tblW w:type="dxa" w:w="9865"/>
-        <w:jc w:val="left"/>
-        <w:tblLayout w:type="fixed"/>
-        <w:tblLook w:firstColumn="1" w:firstRow="1" w:lastColumn="0" w:lastRow="0" w:noHBand="0" w:noVBand="1" w:val="04A0"/>
-        <w:tblInd w:type="dxa" w:w="0"/>
-      </w:tblPr>
-      <w:tblGrid>
-        <w:gridCol w:w="4932"/>
-        <w:gridCol w:w="4933"/>
-      </w:tblGrid>
-      <w:tr>
-        <w:tc>
-          <w:tcPr>
-            <w:tcW w:type="dxa" w:w="4932"/>
-            <w:tcMar>
-              <w:top w:w="60" w:type="dxa"/>
-              <w:start w:w="100" w:type="dxa"/>
-              <w:bottom w:w="60" w:type="dxa"/>
-              <w:end w:w="100" w:type="dxa"/>
-            </w:tcMar>
-            <w:shd w:val="clear" w:color="auto" w:fill="F5F7FA"/>
-            <w:tcBorders>
-              <w:top w:val="nil"/>
-              <w:bottom w:val="single" w:sz="7" w:space="0" w:color="CBD5E1"/>
-              <w:start w:val="nil"/>
-              <w:end w:val="single" w:sz="4" w:space="0" w:color="CBD5E1"/>
-            </w:tcBorders>
-          </w:tcPr>
-          <w:p>
-            <w:pPr>
-              <w:spacing w:before="0" w:after="0"/>
-            </w:pPr>
-            <w:r>
-              <w:rPr>
-                <w:rFonts w:ascii="Arial Unicode MS" w:hAnsi="Arial Unicode MS" w:eastAsia="Arial Unicode MS"/>
-                <w:b/>
-                <w:i w:val="0"/>
-                <w:color w:val="1A2340"/>
-                <w:sz w:val="22"/>
-              </w:rPr>
-              <w:t>第一頁封存原意</w:t>
-            </w:r>
-          </w:p>
-        </w:tc>
-        <w:tc>
-          <w:tcPr>
-            <w:tcW w:type="dxa" w:w="4933"/>
-            <w:tcMar>
-              <w:top w:w="60" w:type="dxa"/>
-              <w:start w:w="100" w:type="dxa"/>
-              <w:bottom w:w="60" w:type="dxa"/>
-              <w:end w:w="100" w:type="dxa"/>
-            </w:tcMar>
-            <w:shd w:val="clear" w:color="auto" w:fill="F5F7FA"/>
-            <w:tcBorders>
-              <w:top w:val="nil"/>
-              <w:bottom w:val="single" w:sz="7" w:space="0" w:color="CBD5E1"/>
-              <w:start w:val="nil"/>
-              <w:end w:val="single" w:sz="4" w:space="0" w:color="CBD5E1"/>
-            </w:tcBorders>
-          </w:tcPr>
-          <w:p>
-            <w:pPr>
-              <w:spacing w:before="0" w:after="0"/>
-            </w:pPr>
-            <w:r>
-              <w:rPr>
-                <w:rFonts w:ascii="Arial Unicode MS" w:hAnsi="Arial Unicode MS" w:eastAsia="Arial Unicode MS"/>
-                <w:b/>
-                <w:i w:val="0"/>
-                <w:color w:val="1A2340"/>
-                <w:sz w:val="22"/>
-              </w:rPr>
-              <w:t>讀者實際讀到</w:t>
-            </w:r>
-          </w:p>
-        </w:tc>
-      </w:tr>
-      <w:tr>
-        <w:trPr>
-          <w:trHeight w:val="1361" w:hRule="atLeast"/>
-        </w:trPr>
-        <w:tc>
-          <w:tcPr>
-            <w:tcW w:type="dxa" w:w="4932"/>
-            <w:tcMar>
-              <w:top w:w="70" w:type="dxa"/>
-              <w:start w:w="100" w:type="dxa"/>
-              <w:bottom w:w="70" w:type="dxa"/>
-              <w:end w:w="100" w:type="dxa"/>
-            </w:tcMar>
-            <w:tcBorders>
-              <w:top w:val="nil"/>
-              <w:bottom w:val="single" w:sz="5" w:space="0" w:color="CBD5E1"/>
-              <w:start w:val="nil"/>
-              <w:end w:val="single" w:sz="4" w:space="0" w:color="CBD5E1"/>
-            </w:tcBorders>
-          </w:tcPr>
-          <w:p>
-            <w:pPr>
-              <w:spacing w:before="0" w:after="0"/>
-            </w:pPr>
-            <w:r>
-              <w:rPr>
-                <w:rFonts w:ascii="JetBrains Mono" w:hAnsi="JetBrains Mono" w:eastAsia="Arial Unicode MS"/>
-                <w:b w:val="0"/>
-                <w:i w:val="0"/>
-                <w:color w:val="1A2340"/>
-                <w:sz w:val="22"/>
-              </w:rPr>
-              <w:t>________________________________</w:t>
-              <w:br/>
-              <w:t>________________________________</w:t>
-            </w:r>
-          </w:p>
-        </w:tc>
-        <w:tc>
-          <w:tcPr>
-            <w:tcW w:type="dxa" w:w="4933"/>
-            <w:tcMar>
-              <w:top w:w="70" w:type="dxa"/>
-              <w:start w:w="100" w:type="dxa"/>
-              <w:bottom w:w="70" w:type="dxa"/>
-              <w:end w:w="100" w:type="dxa"/>
-            </w:tcMar>
-            <w:tcBorders>
-              <w:top w:val="nil"/>
-              <w:bottom w:val="single" w:sz="5" w:space="0" w:color="CBD5E1"/>
-              <w:start w:val="nil"/>
-              <w:end w:val="single" w:sz="4" w:space="0" w:color="CBD5E1"/>
-            </w:tcBorders>
-          </w:tcPr>
-          <w:p>
-            <w:pPr>
-              <w:spacing w:before="0" w:after="0"/>
-            </w:pPr>
-            <w:r>
-              <w:rPr>
-                <w:rFonts w:ascii="JetBrains Mono" w:hAnsi="JetBrains Mono" w:eastAsia="Arial Unicode MS"/>
-                <w:b w:val="0"/>
-                <w:i w:val="0"/>
-                <w:color w:val="1A2340"/>
-                <w:sz w:val="22"/>
-              </w:rPr>
-              <w:t>________________________________</w:t>
-              <w:br/>
-              <w:t>________________________________</w:t>
-            </w:r>
-          </w:p>
-        </w:tc>
-      </w:tr>
-    </w:tbl>
-    <w:p>
-      <w:pPr>
-        <w:keepNext/>
-        <w:keepLines w:val="0"/>
-        <w:spacing w:before="120" w:after="100" w:line="293" w:lineRule="auto"/>
-      </w:pPr>
-      <w:r>
-        <w:rPr>
-          <w:rFonts w:ascii="JetBrains Mono" w:hAnsi="JetBrains Mono" w:eastAsia="Arial Unicode MS"/>
-          <w:b/>
-          <w:i w:val="0"/>
-          <w:color w:val="1D4ED8"/>
-          <w:sz w:val="30"/>
-        </w:rPr>
-        <w:t>09</w:t>
-      </w:r>
-      <w:r>
-        <w:rPr>
-          <w:rFonts w:ascii="Arial Unicode MS" w:hAnsi="Arial Unicode MS" w:eastAsia="Arial Unicode MS"/>
-          <w:b w:val="0"/>
-          <w:i w:val="0"/>
-          <w:color w:val="1D4ED8"/>
-          <w:sz w:val="30"/>
-        </w:rPr>
-        <w:t xml:space="preserve">  </w:t>
-      </w:r>
-      <w:r>
-        <w:rPr>
-          <w:rFonts w:ascii="Arial Unicode MS" w:hAnsi="Arial Unicode MS" w:eastAsia="Arial Unicode MS"/>
-          <w:b/>
-          <w:i w:val="0"/>
-          <w:color w:val="1A2340"/>
-          <w:sz w:val="30"/>
-        </w:rPr>
-        <w:t>再做 1–2 個決定</w:t>
+        <w:t>讀者填：我實際收到什麼</w:t>
       </w:r>
     </w:p>
     <w:p>
@@ -1878,413 +962,19 @@
       <w:r>
         <w:rPr>
           <w:rFonts w:ascii="Arial Unicode MS" w:hAnsi="Arial Unicode MS" w:eastAsia="Arial Unicode MS"/>
-          <w:b/>
-          <w:i w:val="0"/>
-          <w:color w:val="1A2340"/>
-          <w:sz w:val="22"/>
-        </w:rPr>
-        <w:t>□ 補一個位置　　□ 寫清楚一個動作　　□ 補上前後變化　　□ 我決定不改</w:t>
-      </w:r>
-    </w:p>
-    <w:p>
-      <w:pPr>
-        <w:keepNext/>
-        <w:keepLines w:val="0"/>
-        <w:spacing w:before="20" w:after="20" w:line="293" w:lineRule="auto"/>
-      </w:pPr>
-      <w:r>
-        <w:rPr>
-          <w:rFonts w:ascii="Arial Unicode MS" w:hAnsi="Arial Unicode MS" w:eastAsia="Arial Unicode MS"/>
-          <w:b/>
-          <w:i w:val="0"/>
-          <w:color w:val="5B6573"/>
-          <w:sz w:val="22"/>
-        </w:rPr>
-        <w:t>先找依據</w:t>
-      </w:r>
-      <w:r>
-        <w:rPr>
-          <w:rFonts w:ascii="Arial Unicode MS" w:hAnsi="Arial Unicode MS" w:eastAsia="Arial Unicode MS"/>
-          <w:b w:val="0"/>
-          <w:i w:val="0"/>
-          <w:color w:val="7B8491"/>
-          <w:sz w:val="22"/>
-        </w:rPr>
-        <w:t xml:space="preserve">  ｜  </w:t>
-      </w:r>
-      <w:r>
-        <w:rPr>
-          <w:rFonts w:ascii="Arial Unicode MS" w:hAnsi="Arial Unicode MS" w:eastAsia="Arial Unicode MS"/>
           <w:b w:val="0"/>
           <w:i w:val="0"/>
           <w:color w:val="1A2340"/>
           <w:sz w:val="22"/>
         </w:rPr>
-        <w:t>我的決定要處理的是：</w:t>
-      </w:r>
-    </w:p>
-    <w:tbl>
-      <w:tblPr>
-        <w:tblW w:type="dxa" w:w="9865"/>
-        <w:jc w:val="left"/>
-        <w:tblLayout w:type="fixed"/>
-        <w:tblLook w:firstColumn="1" w:firstRow="1" w:lastColumn="0" w:lastRow="0" w:noHBand="0" w:noVBand="1" w:val="04A0"/>
-        <w:tblInd w:type="dxa" w:w="0"/>
-      </w:tblPr>
-      <w:tblGrid>
-        <w:gridCol w:w="9865"/>
-      </w:tblGrid>
-      <w:tr>
-        <w:trPr>
-          <w:trHeight w:val="510" w:hRule="atLeast"/>
-        </w:trPr>
-        <w:tc>
-          <w:tcPr>
-            <w:tcW w:type="dxa" w:w="9865"/>
-            <w:tcMar>
-              <w:top w:w="0" w:type="dxa"/>
-              <w:start w:w="0" w:type="dxa"/>
-              <w:bottom w:w="0" w:type="dxa"/>
-              <w:end w:w="0" w:type="dxa"/>
-            </w:tcMar>
-            <w:tcBorders>
-              <w:top w:val="nil"/>
-              <w:bottom w:val="single" w:sz="5" w:space="0" w:color="CBD5E1"/>
-              <w:start w:val="nil"/>
-              <w:end w:val="nil"/>
-            </w:tcBorders>
-          </w:tcPr>
-          <w:p>
-            <w:pPr>
-              <w:spacing w:before="0" w:after="0" w:line="240" w:lineRule="auto"/>
-            </w:pPr>
-            <w:r>
-              <w:t xml:space="preserve"> </w:t>
-            </w:r>
-          </w:p>
-        </w:tc>
-      </w:tr>
-      <w:tr>
-        <w:trPr>
-          <w:trHeight w:val="510" w:hRule="atLeast"/>
-        </w:trPr>
-        <w:tc>
-          <w:tcPr>
-            <w:tcW w:type="dxa" w:w="9865"/>
-            <w:tcMar>
-              <w:top w:w="0" w:type="dxa"/>
-              <w:start w:w="0" w:type="dxa"/>
-              <w:bottom w:w="0" w:type="dxa"/>
-              <w:end w:w="0" w:type="dxa"/>
-            </w:tcMar>
-            <w:tcBorders>
-              <w:top w:val="nil"/>
-              <w:bottom w:val="single" w:sz="5" w:space="0" w:color="CBD5E1"/>
-              <w:start w:val="nil"/>
-              <w:end w:val="nil"/>
-            </w:tcBorders>
-          </w:tcPr>
-          <w:p>
-            <w:pPr>
-              <w:spacing w:before="0" w:after="20" w:line="240" w:lineRule="auto"/>
-            </w:pPr>
-            <w:r>
-              <w:t xml:space="preserve"> </w:t>
-            </w:r>
-          </w:p>
-        </w:tc>
-      </w:tr>
-    </w:tbl>
-    <w:p>
-      <w:pPr>
-        <w:keepNext/>
-        <w:keepLines w:val="0"/>
-        <w:spacing w:before="80" w:after="20" w:line="293" w:lineRule="auto"/>
-      </w:pPr>
-      <w:r>
-        <w:rPr>
-          <w:rFonts w:ascii="Arial Unicode MS" w:hAnsi="Arial Unicode MS" w:eastAsia="Arial Unicode MS"/>
-          <w:b/>
-          <w:i w:val="0"/>
-          <w:color w:val="5B6573"/>
-          <w:sz w:val="22"/>
-        </w:rPr>
-        <w:t>局部修訂</w:t>
-      </w:r>
-      <w:r>
-        <w:rPr>
-          <w:rFonts w:ascii="Arial Unicode MS" w:hAnsi="Arial Unicode MS" w:eastAsia="Arial Unicode MS"/>
-          <w:b w:val="0"/>
-          <w:i w:val="0"/>
-          <w:color w:val="7B8491"/>
-          <w:sz w:val="22"/>
-        </w:rPr>
-        <w:t xml:space="preserve">  ｜  </w:t>
-      </w:r>
-      <w:r>
-        <w:rPr>
-          <w:rFonts w:ascii="Arial Unicode MS" w:hAnsi="Arial Unicode MS" w:eastAsia="Arial Unicode MS"/>
-          <w:b w:val="0"/>
-          <w:i w:val="0"/>
-          <w:color w:val="1A2340"/>
-          <w:sz w:val="22"/>
-        </w:rPr>
-        <w:t>我原本的句子：</w:t>
-      </w:r>
-    </w:p>
-    <w:tbl>
-      <w:tblPr>
-        <w:tblW w:type="dxa" w:w="9865"/>
-        <w:jc w:val="left"/>
-        <w:tblLayout w:type="fixed"/>
-        <w:tblLook w:firstColumn="1" w:firstRow="1" w:lastColumn="0" w:lastRow="0" w:noHBand="0" w:noVBand="1" w:val="04A0"/>
-        <w:tblInd w:type="dxa" w:w="0"/>
-      </w:tblPr>
-      <w:tblGrid>
-        <w:gridCol w:w="9865"/>
-      </w:tblGrid>
-      <w:tr>
-        <w:trPr>
-          <w:trHeight w:val="510" w:hRule="atLeast"/>
-        </w:trPr>
-        <w:tc>
-          <w:tcPr>
-            <w:tcW w:type="dxa" w:w="9865"/>
-            <w:tcMar>
-              <w:top w:w="0" w:type="dxa"/>
-              <w:start w:w="0" w:type="dxa"/>
-              <w:bottom w:w="0" w:type="dxa"/>
-              <w:end w:w="0" w:type="dxa"/>
-            </w:tcMar>
-            <w:tcBorders>
-              <w:top w:val="nil"/>
-              <w:bottom w:val="single" w:sz="5" w:space="0" w:color="CBD5E1"/>
-              <w:start w:val="nil"/>
-              <w:end w:val="nil"/>
-            </w:tcBorders>
-          </w:tcPr>
-          <w:p>
-            <w:pPr>
-              <w:spacing w:before="0" w:after="0" w:line="240" w:lineRule="auto"/>
-            </w:pPr>
-            <w:r>
-              <w:t xml:space="preserve"> </w:t>
-            </w:r>
-          </w:p>
-        </w:tc>
-      </w:tr>
-      <w:tr>
-        <w:trPr>
-          <w:trHeight w:val="510" w:hRule="atLeast"/>
-        </w:trPr>
-        <w:tc>
-          <w:tcPr>
-            <w:tcW w:type="dxa" w:w="9865"/>
-            <w:tcMar>
-              <w:top w:w="0" w:type="dxa"/>
-              <w:start w:w="0" w:type="dxa"/>
-              <w:bottom w:w="0" w:type="dxa"/>
-              <w:end w:w="0" w:type="dxa"/>
-            </w:tcMar>
-            <w:tcBorders>
-              <w:top w:val="nil"/>
-              <w:bottom w:val="single" w:sz="5" w:space="0" w:color="CBD5E1"/>
-              <w:start w:val="nil"/>
-              <w:end w:val="nil"/>
-            </w:tcBorders>
-          </w:tcPr>
-          <w:p>
-            <w:pPr>
-              <w:spacing w:before="0" w:after="20" w:line="240" w:lineRule="auto"/>
-            </w:pPr>
-            <w:r>
-              <w:t xml:space="preserve"> </w:t>
-            </w:r>
-          </w:p>
-        </w:tc>
-      </w:tr>
-    </w:tbl>
-    <w:p>
-      <w:pPr>
-        <w:keepNext/>
-        <w:keepLines w:val="0"/>
-        <w:spacing w:before="80" w:after="20" w:line="293" w:lineRule="auto"/>
-      </w:pPr>
-      <w:r>
-        <w:rPr>
-          <w:rFonts w:ascii="Arial Unicode MS" w:hAnsi="Arial Unicode MS" w:eastAsia="Arial Unicode MS"/>
-          <w:b/>
-          <w:i w:val="0"/>
-          <w:color w:val="5B6573"/>
-          <w:sz w:val="22"/>
-        </w:rPr>
-        <w:t>最後決定</w:t>
-      </w:r>
-      <w:r>
-        <w:rPr>
-          <w:rFonts w:ascii="Arial Unicode MS" w:hAnsi="Arial Unicode MS" w:eastAsia="Arial Unicode MS"/>
-          <w:b w:val="0"/>
-          <w:i w:val="0"/>
-          <w:color w:val="7B8491"/>
-          <w:sz w:val="22"/>
-        </w:rPr>
-        <w:t xml:space="preserve">  ｜  </w:t>
-      </w:r>
-      <w:r>
-        <w:rPr>
-          <w:rFonts w:ascii="Arial Unicode MS" w:hAnsi="Arial Unicode MS" w:eastAsia="Arial Unicode MS"/>
-          <w:b w:val="0"/>
-          <w:i w:val="0"/>
-          <w:color w:val="1A2340"/>
-          <w:sz w:val="22"/>
-        </w:rPr>
-        <w:t>我改寫後的句子；若保留就寫『保留原句』：</w:t>
-      </w:r>
-    </w:p>
-    <w:tbl>
-      <w:tblPr>
-        <w:tblW w:type="dxa" w:w="9865"/>
-        <w:jc w:val="left"/>
-        <w:tblLayout w:type="fixed"/>
-        <w:tblLook w:firstColumn="1" w:firstRow="1" w:lastColumn="0" w:lastRow="0" w:noHBand="0" w:noVBand="1" w:val="04A0"/>
-        <w:tblInd w:type="dxa" w:w="0"/>
-      </w:tblPr>
-      <w:tblGrid>
-        <w:gridCol w:w="9865"/>
-      </w:tblGrid>
-      <w:tr>
-        <w:trPr>
-          <w:trHeight w:val="510" w:hRule="atLeast"/>
-        </w:trPr>
-        <w:tc>
-          <w:tcPr>
-            <w:tcW w:type="dxa" w:w="9865"/>
-            <w:tcMar>
-              <w:top w:w="0" w:type="dxa"/>
-              <w:start w:w="0" w:type="dxa"/>
-              <w:bottom w:w="0" w:type="dxa"/>
-              <w:end w:w="0" w:type="dxa"/>
-            </w:tcMar>
-            <w:tcBorders>
-              <w:top w:val="nil"/>
-              <w:bottom w:val="single" w:sz="5" w:space="0" w:color="CBD5E1"/>
-              <w:start w:val="nil"/>
-              <w:end w:val="nil"/>
-            </w:tcBorders>
-          </w:tcPr>
-          <w:p>
-            <w:pPr>
-              <w:spacing w:before="0" w:after="0" w:line="240" w:lineRule="auto"/>
-            </w:pPr>
-            <w:r>
-              <w:t xml:space="preserve"> </w:t>
-            </w:r>
-          </w:p>
-        </w:tc>
-      </w:tr>
-      <w:tr>
-        <w:trPr>
-          <w:trHeight w:val="510" w:hRule="atLeast"/>
-        </w:trPr>
-        <w:tc>
-          <w:tcPr>
-            <w:tcW w:type="dxa" w:w="9865"/>
-            <w:tcMar>
-              <w:top w:w="0" w:type="dxa"/>
-              <w:start w:w="0" w:type="dxa"/>
-              <w:bottom w:w="0" w:type="dxa"/>
-              <w:end w:w="0" w:type="dxa"/>
-            </w:tcMar>
-            <w:tcBorders>
-              <w:top w:val="nil"/>
-              <w:bottom w:val="single" w:sz="5" w:space="0" w:color="CBD5E1"/>
-              <w:start w:val="nil"/>
-              <w:end w:val="nil"/>
-            </w:tcBorders>
-          </w:tcPr>
-          <w:p>
-            <w:pPr>
-              <w:spacing w:before="0" w:after="0" w:line="240" w:lineRule="auto"/>
-            </w:pPr>
-            <w:r>
-              <w:t xml:space="preserve"> </w:t>
-            </w:r>
-          </w:p>
-        </w:tc>
-      </w:tr>
-      <w:tr>
-        <w:trPr>
-          <w:trHeight w:val="510" w:hRule="atLeast"/>
-        </w:trPr>
-        <w:tc>
-          <w:tcPr>
-            <w:tcW w:type="dxa" w:w="9865"/>
-            <w:tcMar>
-              <w:top w:w="0" w:type="dxa"/>
-              <w:start w:w="0" w:type="dxa"/>
-              <w:bottom w:w="0" w:type="dxa"/>
-              <w:end w:w="0" w:type="dxa"/>
-            </w:tcMar>
-            <w:tcBorders>
-              <w:top w:val="nil"/>
-              <w:bottom w:val="single" w:sz="5" w:space="0" w:color="CBD5E1"/>
-              <w:start w:val="nil"/>
-              <w:end w:val="nil"/>
-            </w:tcBorders>
-          </w:tcPr>
-          <w:p>
-            <w:pPr>
-              <w:spacing w:before="0" w:after="20" w:line="240" w:lineRule="auto"/>
-            </w:pPr>
-            <w:r>
-              <w:t xml:space="preserve"> </w:t>
-            </w:r>
-          </w:p>
-        </w:tc>
-      </w:tr>
-    </w:tbl>
-    <w:p>
-      <w:pPr>
-        <w:keepNext/>
-        <w:keepLines w:val="0"/>
-        <w:spacing w:before="120" w:after="20" w:line="293" w:lineRule="auto"/>
-      </w:pPr>
-      <w:r>
-        <w:rPr>
-          <w:rFonts w:ascii="Arial Unicode MS" w:hAnsi="Arial Unicode MS" w:eastAsia="Arial Unicode MS"/>
-          <w:b/>
-          <w:i w:val="0"/>
-          <w:color w:val="1D4ED8"/>
-          <w:sz w:val="22"/>
-        </w:rPr>
-        <w:t>課堂必寫</w:t>
-      </w:r>
-      <w:r>
-        <w:rPr>
-          <w:rFonts w:ascii="Arial Unicode MS" w:hAnsi="Arial Unicode MS" w:eastAsia="Arial Unicode MS"/>
-          <w:b w:val="0"/>
-          <w:i w:val="0"/>
-          <w:color w:val="7B8491"/>
-          <w:sz w:val="22"/>
-        </w:rPr>
-        <w:t xml:space="preserve">  ｜  </w:t>
-      </w:r>
-      <w:r>
-        <w:rPr>
-          <w:rFonts w:ascii="Arial Unicode MS" w:hAnsi="Arial Unicode MS" w:eastAsia="Arial Unicode MS"/>
-          <w:b w:val="0"/>
-          <w:i w:val="0"/>
-          <w:color w:val="1A2340"/>
-          <w:sz w:val="22"/>
-        </w:rPr>
-        <w:t>我的最後決定｜判斷證據</w:t>
+        <w:t>作者座號＿＿＿　讀者座號＿＿＿。兩則回報各指畫面的位置、動作、先後或字；不確定也可以，不用猜作者心事。</w:t>
       </w:r>
     </w:p>
     <w:p>
       <w:pPr>
         <w:keepNext w:val="0"/>
         <w:keepLines w:val="0"/>
-        <w:spacing w:before="0" w:after="20" w:line="293" w:lineRule="auto"/>
+        <w:spacing w:before="0" w:after="60" w:line="293" w:lineRule="auto"/>
       </w:pPr>
       <w:r>
         <w:rPr>
@@ -2294,256 +984,7 @@
           <w:color w:val="1A2340"/>
           <w:sz w:val="22"/>
         </w:rPr>
-        <w:t>我最後改／保留 ______________，因為這一段的重點是 ______________________________</w:t>
-      </w:r>
-    </w:p>
-    <w:tbl>
-      <w:tblPr>
-        <w:tblW w:type="dxa" w:w="9865"/>
-        <w:jc w:val="left"/>
-        <w:tblLayout w:type="fixed"/>
-        <w:tblLook w:firstColumn="1" w:firstRow="1" w:lastColumn="0" w:lastRow="0" w:noHBand="0" w:noVBand="1" w:val="04A0"/>
-        <w:tblInd w:type="dxa" w:w="0"/>
-      </w:tblPr>
-      <w:tblGrid>
-        <w:gridCol w:w="9865"/>
-      </w:tblGrid>
-      <w:tr>
-        <w:trPr>
-          <w:trHeight w:val="510" w:hRule="atLeast"/>
-        </w:trPr>
-        <w:tc>
-          <w:tcPr>
-            <w:tcW w:type="dxa" w:w="9865"/>
-            <w:tcMar>
-              <w:top w:w="0" w:type="dxa"/>
-              <w:start w:w="0" w:type="dxa"/>
-              <w:bottom w:w="0" w:type="dxa"/>
-              <w:end w:w="0" w:type="dxa"/>
-            </w:tcMar>
-            <w:tcBorders>
-              <w:top w:val="nil"/>
-              <w:bottom w:val="single" w:sz="5" w:space="0" w:color="CBD5E1"/>
-              <w:start w:val="nil"/>
-              <w:end w:val="nil"/>
-            </w:tcBorders>
-          </w:tcPr>
-          <w:p>
-            <w:pPr>
-              <w:spacing w:before="0" w:after="0" w:line="240" w:lineRule="auto"/>
-            </w:pPr>
-            <w:r>
-              <w:t xml:space="preserve"> </w:t>
-            </w:r>
-          </w:p>
-        </w:tc>
-      </w:tr>
-      <w:tr>
-        <w:trPr>
-          <w:trHeight w:val="510" w:hRule="atLeast"/>
-        </w:trPr>
-        <w:tc>
-          <w:tcPr>
-            <w:tcW w:type="dxa" w:w="9865"/>
-            <w:tcMar>
-              <w:top w:w="0" w:type="dxa"/>
-              <w:start w:w="0" w:type="dxa"/>
-              <w:bottom w:w="0" w:type="dxa"/>
-              <w:end w:w="0" w:type="dxa"/>
-            </w:tcMar>
-            <w:tcBorders>
-              <w:top w:val="nil"/>
-              <w:bottom w:val="single" w:sz="5" w:space="0" w:color="CBD5E1"/>
-              <w:start w:val="nil"/>
-              <w:end w:val="nil"/>
-            </w:tcBorders>
-          </w:tcPr>
-          <w:p>
-            <w:pPr>
-              <w:spacing w:before="0" w:after="0" w:line="240" w:lineRule="auto"/>
-            </w:pPr>
-            <w:r>
-              <w:t xml:space="preserve"> </w:t>
-            </w:r>
-          </w:p>
-        </w:tc>
-      </w:tr>
-    </w:tbl>
-    <w:p>
-      <w:pPr>
-        <w:keepNext/>
-        <w:keepLines w:val="0"/>
-        <w:pageBreakBefore/>
-        <w:spacing w:before="0" w:after="60" w:line="293" w:lineRule="auto"/>
-      </w:pPr>
-      <w:r>
-        <w:rPr>
-          <w:rFonts w:ascii="JetBrains Mono" w:hAnsi="JetBrains Mono" w:eastAsia="Arial Unicode MS"/>
-          <w:b/>
-          <w:i w:val="0"/>
-          <w:color w:val="1D4ED8"/>
-          <w:sz w:val="22"/>
-        </w:rPr>
-        <w:t>W4 / 04</w:t>
-      </w:r>
-    </w:p>
-    <w:p>
-      <w:pPr>
-        <w:keepNext/>
-        <w:keepLines w:val="0"/>
-        <w:spacing w:before="0" w:after="80" w:line="252" w:lineRule="auto"/>
-      </w:pPr>
-      <w:r>
-        <w:rPr>
-          <w:rFonts w:ascii="Arial Unicode MS" w:hAnsi="Arial Unicode MS" w:eastAsia="Arial Unicode MS"/>
-          <w:b/>
-          <w:i w:val="0"/>
-          <w:color w:val="1A2340"/>
-          <w:sz w:val="44"/>
-        </w:rPr>
-        <w:t>換個情境，再試一次</w:t>
-      </w:r>
-    </w:p>
-    <w:p>
-      <w:pPr>
-        <w:keepNext w:val="0"/>
-        <w:keepLines w:val="0"/>
-        <w:spacing w:before="0" w:after="140" w:line="293" w:lineRule="auto"/>
-      </w:pPr>
-      <w:r>
-        <w:rPr>
-          <w:rFonts w:ascii="Arial Unicode MS" w:hAnsi="Arial Unicode MS" w:eastAsia="Arial Unicode MS"/>
-          <w:b w:val="0"/>
-          <w:i w:val="0"/>
-          <w:color w:val="5B6573"/>
-          <w:sz w:val="22"/>
-        </w:rPr>
-        <w:t>不計分、不列學習關卡；用題目情境，不必交出私事。</w:t>
-      </w:r>
-    </w:p>
-    <w:p>
-      <w:pPr>
-        <w:keepNext/>
-        <w:keepLines w:val="0"/>
-        <w:spacing w:before="100" w:after="40" w:line="293" w:lineRule="auto"/>
-      </w:pPr>
-      <w:r>
-        <w:rPr>
-          <w:rFonts w:ascii="JetBrains Mono" w:hAnsi="JetBrains Mono" w:eastAsia="Arial Unicode MS"/>
-          <w:b/>
-          <w:i w:val="0"/>
-          <w:color w:val="1D4ED8"/>
-          <w:sz w:val="30"/>
-        </w:rPr>
-        <w:t>生活</w:t>
-      </w:r>
-      <w:r>
-        <w:rPr>
-          <w:rFonts w:ascii="Arial Unicode MS" w:hAnsi="Arial Unicode MS" w:eastAsia="Arial Unicode MS"/>
-          <w:b w:val="0"/>
-          <w:i w:val="0"/>
-          <w:color w:val="1D4ED8"/>
-          <w:sz w:val="30"/>
-        </w:rPr>
-        <w:t xml:space="preserve">  </w:t>
-      </w:r>
-      <w:r>
-        <w:rPr>
-          <w:rFonts w:ascii="Arial Unicode MS" w:hAnsi="Arial Unicode MS" w:eastAsia="Arial Unicode MS"/>
-          <w:b/>
-          <w:i w:val="0"/>
-          <w:color w:val="1A2340"/>
-          <w:sz w:val="30"/>
-        </w:rPr>
-        <w:t>這樣約，大家找得到嗎？</w:t>
-      </w:r>
-    </w:p>
-    <w:p>
-      <w:pPr>
-        <w:keepNext w:val="0"/>
-        <w:keepLines w:val="0"/>
-        <w:spacing w:before="0" w:after="40" w:line="293" w:lineRule="auto"/>
-      </w:pPr>
-      <w:r>
-        <w:rPr>
-          <w:rFonts w:ascii="Arial Unicode MS" w:hAnsi="Arial Unicode MS" w:eastAsia="Arial Unicode MS"/>
-          <w:b w:val="0"/>
-          <w:i w:val="0"/>
-          <w:color w:val="5B6573"/>
-          <w:sz w:val="22"/>
-        </w:rPr>
-        <w:t>課堂練習｜不計分、不列學習關卡；整本照常收回。</w:t>
-      </w:r>
-    </w:p>
-    <w:p>
-      <w:pPr>
-        <w:keepNext w:val="0"/>
-        <w:keepLines w:val="0"/>
-        <w:spacing w:before="0" w:after="40" w:line="293" w:lineRule="auto"/>
-      </w:pPr>
-      <w:r>
-        <w:rPr>
-          <w:rFonts w:ascii="Arial Unicode MS" w:hAnsi="Arial Unicode MS" w:eastAsia="Arial Unicode MS"/>
-          <w:b w:val="0"/>
-          <w:i w:val="0"/>
-          <w:color w:val="1A2340"/>
-          <w:sz w:val="22"/>
-        </w:rPr>
-        <w:t>你要通知新社員領球衣：週五十二點二十分，在體育館一樓門口，由你發放。草稿只寫『星期五老地方找我拿。』</w:t>
-      </w:r>
-    </w:p>
-    <w:p>
-      <w:pPr>
-        <w:keepNext w:val="0"/>
-        <w:keepLines w:val="0"/>
-        <w:spacing w:before="0" w:after="40" w:line="293" w:lineRule="auto"/>
-      </w:pPr>
-      <w:r>
-        <w:rPr>
-          <w:rFonts w:ascii="Arial Unicode MS" w:hAnsi="Arial Unicode MS" w:eastAsia="Arial Unicode MS"/>
-          <w:b w:val="0"/>
-          <w:i w:val="0"/>
-          <w:color w:val="1A2340"/>
-          <w:sz w:val="22"/>
-        </w:rPr>
-        <w:t>把通知改成新社員看得懂的版本。請同學只看文字，說出他會何時到哪裡、找誰做什麼。</w:t>
-      </w:r>
-    </w:p>
-    <w:p>
-      <w:pPr>
-        <w:keepNext/>
-        <w:keepLines w:val="0"/>
-        <w:spacing w:before="20" w:after="20" w:line="293" w:lineRule="auto"/>
-      </w:pPr>
-      <w:r>
-        <w:rPr>
-          <w:rFonts w:ascii="Arial Unicode MS" w:hAnsi="Arial Unicode MS" w:eastAsia="Arial Unicode MS"/>
-          <w:b/>
-          <w:i w:val="0"/>
-          <w:color w:val="5B6573"/>
-          <w:sz w:val="22"/>
-        </w:rPr>
-        <w:t>先做一次</w:t>
-      </w:r>
-      <w:r>
-        <w:rPr>
-          <w:rFonts w:ascii="Arial Unicode MS" w:hAnsi="Arial Unicode MS" w:eastAsia="Arial Unicode MS"/>
-          <w:b w:val="0"/>
-          <w:i w:val="0"/>
-          <w:color w:val="7B8491"/>
-          <w:sz w:val="22"/>
-        </w:rPr>
-        <w:t xml:space="preserve">  ｜  </w:t>
-      </w:r>
-      <w:r>
-        <w:rPr>
-          <w:rFonts w:ascii="Arial Unicode MS" w:hAnsi="Arial Unicode MS" w:eastAsia="Arial Unicode MS"/>
-          <w:b w:val="0"/>
-          <w:i w:val="0"/>
-          <w:color w:val="1A2340"/>
-          <w:sz w:val="22"/>
-        </w:rPr>
-        <w:t>我的通知／讀者真的說</w:t>
+        <w:t>① 我看成＿＿，因為作品的＿＿有＿＿：</w:t>
       </w:r>
     </w:p>
     <w:tbl>
@@ -2652,24 +1093,7 @@
       <w:pPr>
         <w:keepNext w:val="0"/>
         <w:keepLines w:val="0"/>
-        <w:spacing w:before="60" w:after="40" w:line="293" w:lineRule="auto"/>
-      </w:pPr>
-      <w:r>
-        <w:rPr>
-          <w:rFonts w:ascii="Arial Unicode MS" w:hAnsi="Arial Unicode MS" w:eastAsia="Arial Unicode MS"/>
-          <w:b/>
-          <w:i w:val="0"/>
-          <w:color w:val="1A2340"/>
-          <w:sz w:val="22"/>
-        </w:rPr>
-        <w:t>先寫完，再看：新社員不知道『老地方』在哪裡，也不知道你是哪一位。</w:t>
-      </w:r>
-    </w:p>
-    <w:p>
-      <w:pPr>
-        <w:keepNext w:val="0"/>
-        <w:keepLines w:val="0"/>
-        <w:spacing w:before="0" w:after="40" w:line="293" w:lineRule="auto"/>
+        <w:spacing w:before="0" w:after="60" w:line="293" w:lineRule="auto"/>
       </w:pPr>
       <w:r>
         <w:rPr>
@@ -2679,44 +1103,7 @@
           <w:color w:val="1A2340"/>
           <w:sz w:val="22"/>
         </w:rPr>
-        <w:t>把同學真的說出的做法記下來；只補最需要的一處，再讓他說一次。</w:t>
-      </w:r>
-    </w:p>
-    <w:p>
-      <w:pPr>
-        <w:keepNext/>
-        <w:keepLines w:val="0"/>
-        <w:spacing w:before="20" w:after="20" w:line="293" w:lineRule="auto"/>
-      </w:pPr>
-      <w:r>
-        <w:rPr>
-          <w:rFonts w:ascii="Arial Unicode MS" w:hAnsi="Arial Unicode MS" w:eastAsia="Arial Unicode MS"/>
-          <w:b/>
-          <w:i w:val="0"/>
-          <w:color w:val="5B6573"/>
-          <w:sz w:val="22"/>
-        </w:rPr>
-        <w:t>再決定</w:t>
-      </w:r>
-      <w:r>
-        <w:rPr>
-          <w:rFonts w:ascii="Arial Unicode MS" w:hAnsi="Arial Unicode MS" w:eastAsia="Arial Unicode MS"/>
-          <w:b w:val="0"/>
-          <w:i w:val="0"/>
-          <w:color w:val="7B8491"/>
-          <w:sz w:val="22"/>
-        </w:rPr>
-        <w:t xml:space="preserve">  ｜  </w:t>
-      </w:r>
-      <w:r>
-        <w:rPr>
-          <w:rFonts w:ascii="Arial Unicode MS" w:hAnsi="Arial Unicode MS" w:eastAsia="Arial Unicode MS"/>
-          <w:b w:val="0"/>
-          <w:i w:val="0"/>
-          <w:color w:val="1A2340"/>
-          <w:sz w:val="22"/>
-        </w:rPr>
-        <w:t>我補的一處／再讀一次的結果</w:t>
+        <w:t>② 我還看到／拿不準＿＿，根據是＿＿：</w:t>
       </w:r>
     </w:p>
     <w:tbl>
@@ -2835,7 +1222,7 @@
           <w:color w:val="1D4ED8"/>
           <w:sz w:val="30"/>
         </w:rPr>
-        <w:t>下一週</w:t>
+        <w:t>07</w:t>
       </w:r>
       <w:r>
         <w:rPr>
@@ -2855,14 +1242,14 @@
           <w:color w:val="1A2340"/>
           <w:sz w:val="30"/>
         </w:rPr>
-        <w:t>W5 上課前</w:t>
+        <w:t>72 分打開原意，再比較</w:t>
       </w:r>
     </w:p>
     <w:p>
       <w:pPr>
         <w:keepNext w:val="0"/>
         <w:keepLines w:val="0"/>
-        <w:spacing w:before="0" w:after="20" w:line="293" w:lineRule="auto"/>
+        <w:spacing w:before="0" w:after="60" w:line="293" w:lineRule="auto"/>
       </w:pPr>
       <w:r>
         <w:rPr>
@@ -2872,7 +1259,120 @@
           <w:color w:val="1A2340"/>
           <w:sz w:val="22"/>
         </w:rPr>
-        <w:t>回讀 W2，列三個最想修的地方和簡短理由；先不要重寫。</w:t>
+        <w:t>□ 大致相同　□ 部分讀到　□ 不同。回原頁圈關鍵片段，不整段重抄。</w:t>
+      </w:r>
+    </w:p>
+    <w:p>
+      <w:pPr>
+        <w:keepNext w:val="0"/>
+        <w:keepLines w:val="0"/>
+        <w:spacing w:before="0" w:after="60" w:line="293" w:lineRule="auto"/>
+      </w:pPr>
+      <w:r>
+        <w:rPr>
+          <w:rFonts w:ascii="Arial Unicode MS" w:hAnsi="Arial Unicode MS" w:eastAsia="Arial Unicode MS"/>
+          <w:b w:val="0"/>
+          <w:i w:val="0"/>
+          <w:color w:val="1A2340"/>
+          <w:sz w:val="22"/>
+        </w:rPr>
+        <w:t>這次要處理的落差，或已經表達清楚的地方：</w:t>
+      </w:r>
+    </w:p>
+    <w:tbl>
+      <w:tblPr>
+        <w:tblW w:type="dxa" w:w="9865"/>
+        <w:jc w:val="left"/>
+        <w:tblLayout w:type="fixed"/>
+        <w:tblLook w:firstColumn="1" w:firstRow="1" w:lastColumn="0" w:lastRow="0" w:noHBand="0" w:noVBand="1" w:val="04A0"/>
+        <w:tblInd w:type="dxa" w:w="0"/>
+      </w:tblPr>
+      <w:tblGrid>
+        <w:gridCol w:w="9865"/>
+      </w:tblGrid>
+      <w:tr>
+        <w:trPr>
+          <w:trHeight w:val="510" w:hRule="atLeast"/>
+        </w:trPr>
+        <w:tc>
+          <w:tcPr>
+            <w:tcW w:type="dxa" w:w="9865"/>
+            <w:tcMar>
+              <w:top w:w="0" w:type="dxa"/>
+              <w:start w:w="0" w:type="dxa"/>
+              <w:bottom w:w="0" w:type="dxa"/>
+              <w:end w:w="0" w:type="dxa"/>
+            </w:tcMar>
+            <w:tcBorders>
+              <w:top w:val="nil"/>
+              <w:bottom w:val="single" w:sz="5" w:space="0" w:color="CBD5E1"/>
+              <w:start w:val="nil"/>
+              <w:end w:val="nil"/>
+            </w:tcBorders>
+          </w:tcPr>
+          <w:p>
+            <w:pPr>
+              <w:spacing w:before="0" w:after="20" w:line="240" w:lineRule="auto"/>
+            </w:pPr>
+            <w:r>
+              <w:t xml:space="preserve"> </w:t>
+            </w:r>
+          </w:p>
+        </w:tc>
+      </w:tr>
+    </w:tbl>
+    <w:p>
+      <w:pPr>
+        <w:keepNext/>
+        <w:keepLines w:val="0"/>
+        <w:spacing w:before="100" w:after="100" w:line="293" w:lineRule="auto"/>
+      </w:pPr>
+      <w:r>
+        <w:rPr>
+          <w:rFonts w:ascii="JetBrains Mono" w:hAnsi="JetBrains Mono" w:eastAsia="Arial Unicode MS"/>
+          <w:b/>
+          <w:i w:val="0"/>
+          <w:color w:val="1D4ED8"/>
+          <w:sz w:val="30"/>
+        </w:rPr>
+        <w:t>08</w:t>
+      </w:r>
+      <w:r>
+        <w:rPr>
+          <w:rFonts w:ascii="Arial Unicode MS" w:hAnsi="Arial Unicode MS" w:eastAsia="Arial Unicode MS"/>
+          <w:b w:val="0"/>
+          <w:i w:val="0"/>
+          <w:color w:val="1D4ED8"/>
+          <w:sz w:val="30"/>
+        </w:rPr>
+        <w:t xml:space="preserve">  </w:t>
+      </w:r>
+      <w:r>
+        <w:rPr>
+          <w:rFonts w:ascii="Arial Unicode MS" w:hAnsi="Arial Unicode MS" w:eastAsia="Arial Unicode MS"/>
+          <w:b/>
+          <w:i w:val="0"/>
+          <w:color w:val="1A2340"/>
+          <w:sz w:val="30"/>
+        </w:rPr>
+        <w:t>我決定改或保留</w:t>
+      </w:r>
+    </w:p>
+    <w:p>
+      <w:pPr>
+        <w:keepNext w:val="0"/>
+        <w:keepLines w:val="0"/>
+        <w:spacing w:before="0" w:after="60" w:line="293" w:lineRule="auto"/>
+      </w:pPr>
+      <w:r>
+        <w:rPr>
+          <w:rFonts w:ascii="Arial Unicode MS" w:hAnsi="Arial Unicode MS" w:eastAsia="Arial Unicode MS"/>
+          <w:b w:val="0"/>
+          <w:i w:val="0"/>
+          <w:color w:val="1A2340"/>
+          <w:sz w:val="22"/>
+        </w:rPr>
+        <w:t>我改／保留＿＿，因為回報＿＿；這有沒有支持我的原意？</w:t>
       </w:r>
     </w:p>
     <w:tbl>
@@ -2938,6 +1438,240 @@
           </w:tcPr>
           <w:p>
             <w:pPr>
+              <w:spacing w:before="0" w:after="20" w:line="240" w:lineRule="auto"/>
+            </w:pPr>
+            <w:r>
+              <w:t xml:space="preserve"> </w:t>
+            </w:r>
+          </w:p>
+        </w:tc>
+      </w:tr>
+    </w:tbl>
+    <w:p>
+      <w:pPr>
+        <w:keepNext w:val="0"/>
+        <w:keepLines w:val="0"/>
+        <w:spacing w:before="0" w:after="60" w:line="293" w:lineRule="auto"/>
+      </w:pPr>
+      <w:r>
+        <w:rPr>
+          <w:rFonts w:ascii="Arial Unicode MS" w:hAnsi="Arial Unicode MS" w:eastAsia="Arial Unicode MS"/>
+          <w:b w:val="0"/>
+          <w:i w:val="0"/>
+          <w:color w:val="1A2340"/>
+          <w:sz w:val="22"/>
+        </w:rPr>
+        <w:t>V1 不覆寫。□ 保留 V1　□ 另存 V2　□ 下框畫局部修改</w:t>
+      </w:r>
+    </w:p>
+    <w:tbl>
+      <w:tblPr>
+        <w:tblW w:type="dxa" w:w="9865"/>
+        <w:jc w:val="left"/>
+        <w:tblLayout w:type="fixed"/>
+        <w:tblLook w:firstColumn="1" w:firstRow="1" w:lastColumn="0" w:lastRow="0" w:noHBand="0" w:noVBand="1" w:val="04A0"/>
+        <w:tblInd w:type="dxa" w:w="0"/>
+      </w:tblPr>
+      <w:tblGrid>
+        <w:gridCol w:w="9865"/>
+      </w:tblGrid>
+      <w:tr>
+        <w:trPr>
+          <w:trHeight w:val="2268" w:hRule="atLeast"/>
+        </w:trPr>
+        <w:tc>
+          <w:tcPr>
+            <w:tcW w:type="dxa" w:w="9865"/>
+            <w:tcMar>
+              <w:top w:w="80" w:type="dxa"/>
+              <w:start w:w="100" w:type="dxa"/>
+              <w:bottom w:w="80" w:type="dxa"/>
+              <w:end w:w="100" w:type="dxa"/>
+            </w:tcMar>
+            <w:tcBorders>
+              <w:top w:val="single" w:sz="5" w:space="0" w:color="CBD5E1"/>
+              <w:bottom w:val="single" w:sz="5" w:space="0" w:color="CBD5E1"/>
+              <w:start w:val="single" w:sz="5" w:space="0" w:color="CBD5E1"/>
+              <w:end w:val="single" w:sz="5" w:space="0" w:color="CBD5E1"/>
+            </w:tcBorders>
+          </w:tcPr>
+          <w:p/>
+        </w:tc>
+      </w:tr>
+    </w:tbl>
+    <w:p>
+      <w:pPr>
+        <w:keepNext w:val="0"/>
+        <w:keepLines w:val="0"/>
+        <w:spacing w:before="0" w:after="0" w:line="293" w:lineRule="auto"/>
+      </w:pPr>
+      <w:r>
+        <w:rPr>
+          <w:rFonts w:ascii="Arial Unicode MS" w:hAnsi="Arial Unicode MS" w:eastAsia="Arial Unicode MS"/>
+          <w:b w:val="0"/>
+          <w:i w:val="0"/>
+          <w:color w:val="1A2340"/>
+          <w:sz w:val="22"/>
+        </w:rPr>
+        <w:t>數位 V2 檔名（有改才填）＿＿＿＿＿＿。一位讀者的回報不能代表所有人。</w:t>
+      </w:r>
+    </w:p>
+    <w:p>
+      <w:pPr>
+        <w:keepNext/>
+        <w:keepLines w:val="0"/>
+        <w:pageBreakBefore/>
+        <w:spacing w:before="0" w:after="60" w:line="293" w:lineRule="auto"/>
+      </w:pPr>
+      <w:r>
+        <w:rPr>
+          <w:rFonts w:ascii="JetBrains Mono" w:hAnsi="JetBrains Mono" w:eastAsia="Arial Unicode MS"/>
+          <w:b/>
+          <w:i w:val="0"/>
+          <w:color w:val="1D4ED8"/>
+          <w:sz w:val="22"/>
+        </w:rPr>
+        <w:t>W4 / 04</w:t>
+      </w:r>
+    </w:p>
+    <w:p>
+      <w:pPr>
+        <w:keepNext/>
+        <w:keepLines w:val="0"/>
+        <w:spacing w:before="0" w:after="80" w:line="252" w:lineRule="auto"/>
+      </w:pPr>
+      <w:r>
+        <w:rPr>
+          <w:rFonts w:ascii="Arial Unicode MS" w:hAnsi="Arial Unicode MS" w:eastAsia="Arial Unicode MS"/>
+          <w:b/>
+          <w:i w:val="0"/>
+          <w:color w:val="1A2340"/>
+          <w:sz w:val="44"/>
+        </w:rPr>
+        <w:t>回到文字，換個情境再試</w:t>
+      </w:r>
+    </w:p>
+    <w:p>
+      <w:pPr>
+        <w:keepNext w:val="0"/>
+        <w:keepLines w:val="0"/>
+        <w:spacing w:before="0" w:after="140" w:line="293" w:lineRule="auto"/>
+      </w:pPr>
+      <w:r>
+        <w:rPr>
+          <w:rFonts w:ascii="Arial Unicode MS" w:hAnsi="Arial Unicode MS" w:eastAsia="Arial Unicode MS"/>
+          <w:b w:val="0"/>
+          <w:i w:val="0"/>
+          <w:color w:val="5B6573"/>
+          <w:sz w:val="22"/>
+        </w:rPr>
+        <w:t>先前的圖像經驗，能不能幫這一次表達？</w:t>
+      </w:r>
+    </w:p>
+    <w:p>
+      <w:pPr>
+        <w:keepNext/>
+        <w:keepLines w:val="0"/>
+        <w:spacing w:before="60" w:after="100" w:line="293" w:lineRule="auto"/>
+      </w:pPr>
+      <w:r>
+        <w:rPr>
+          <w:rFonts w:ascii="JetBrains Mono" w:hAnsi="JetBrains Mono" w:eastAsia="Arial Unicode MS"/>
+          <w:b/>
+          <w:i w:val="0"/>
+          <w:color w:val="1D4ED8"/>
+          <w:sz w:val="30"/>
+        </w:rPr>
+        <w:t>09</w:t>
+      </w:r>
+      <w:r>
+        <w:rPr>
+          <w:rFonts w:ascii="Arial Unicode MS" w:hAnsi="Arial Unicode MS" w:eastAsia="Arial Unicode MS"/>
+          <w:b w:val="0"/>
+          <w:i w:val="0"/>
+          <w:color w:val="1D4ED8"/>
+          <w:sz w:val="30"/>
+        </w:rPr>
+        <w:t xml:space="preserve">  </w:t>
+      </w:r>
+      <w:r>
+        <w:rPr>
+          <w:rFonts w:ascii="Arial Unicode MS" w:hAnsi="Arial Unicode MS" w:eastAsia="Arial Unicode MS"/>
+          <w:b/>
+          <w:i w:val="0"/>
+          <w:color w:val="1A2340"/>
+          <w:sz w:val="30"/>
+        </w:rPr>
+        <w:t>自己的素材：只處理一句</w:t>
+      </w:r>
+    </w:p>
+    <w:p>
+      <w:pPr>
+        <w:keepNext w:val="0"/>
+        <w:keepLines w:val="0"/>
+        <w:spacing w:before="0" w:after="60" w:line="293" w:lineRule="auto"/>
+      </w:pPr>
+      <w:r>
+        <w:rPr>
+          <w:rFonts w:ascii="Arial Unicode MS" w:hAnsi="Arial Unicode MS" w:eastAsia="Arial Unicode MS"/>
+          <w:b w:val="0"/>
+          <w:i w:val="0"/>
+          <w:color w:val="1A2340"/>
+          <w:sz w:val="22"/>
+        </w:rPr>
+        <w:t>素材原句／自編初句：＿＿＿＿＿＿＿＿＿＿＿＿＿＿＿</w:t>
+      </w:r>
+    </w:p>
+    <w:p>
+      <w:pPr>
+        <w:keepNext w:val="0"/>
+        <w:keepLines w:val="0"/>
+        <w:spacing w:before="0" w:after="60" w:line="293" w:lineRule="auto"/>
+      </w:pPr>
+      <w:r>
+        <w:rPr>
+          <w:rFonts w:ascii="Arial Unicode MS" w:hAnsi="Arial Unicode MS" w:eastAsia="Arial Unicode MS"/>
+          <w:b w:val="0"/>
+          <w:i w:val="0"/>
+          <w:color w:val="1A2340"/>
+          <w:sz w:val="22"/>
+        </w:rPr>
+        <w:t>新句／保留理由：</w:t>
+      </w:r>
+    </w:p>
+    <w:tbl>
+      <w:tblPr>
+        <w:tblW w:type="dxa" w:w="9865"/>
+        <w:jc w:val="left"/>
+        <w:tblLayout w:type="fixed"/>
+        <w:tblLook w:firstColumn="1" w:firstRow="1" w:lastColumn="0" w:lastRow="0" w:noHBand="0" w:noVBand="1" w:val="04A0"/>
+        <w:tblInd w:type="dxa" w:w="0"/>
+      </w:tblPr>
+      <w:tblGrid>
+        <w:gridCol w:w="9865"/>
+      </w:tblGrid>
+      <w:tr>
+        <w:trPr>
+          <w:trHeight w:val="510" w:hRule="atLeast"/>
+        </w:trPr>
+        <w:tc>
+          <w:tcPr>
+            <w:tcW w:type="dxa" w:w="9865"/>
+            <w:tcMar>
+              <w:top w:w="0" w:type="dxa"/>
+              <w:start w:w="0" w:type="dxa"/>
+              <w:bottom w:w="0" w:type="dxa"/>
+              <w:end w:w="0" w:type="dxa"/>
+            </w:tcMar>
+            <w:tcBorders>
+              <w:top w:val="nil"/>
+              <w:bottom w:val="single" w:sz="5" w:space="0" w:color="CBD5E1"/>
+              <w:start w:val="nil"/>
+              <w:end w:val="nil"/>
+            </w:tcBorders>
+          </w:tcPr>
+          <w:p>
+            <w:pPr>
               <w:spacing w:before="0" w:after="0" w:line="240" w:lineRule="auto"/>
             </w:pPr>
             <w:r>
@@ -2968,7 +1702,7 @@
           </w:tcPr>
           <w:p>
             <w:pPr>
-              <w:spacing w:before="0" w:after="0" w:line="240" w:lineRule="auto"/>
+              <w:spacing w:before="0" w:after="20" w:line="240" w:lineRule="auto"/>
             </w:pPr>
             <w:r>
               <w:t xml:space="preserve"> </w:t>
@@ -2981,17 +1715,423 @@
       <w:pPr>
         <w:keepNext w:val="0"/>
         <w:keepLines w:val="0"/>
-        <w:spacing w:before="100" w:after="0" w:line="293" w:lineRule="auto"/>
+        <w:spacing w:before="0" w:after="60" w:line="293" w:lineRule="auto"/>
+      </w:pPr>
+      <w:r>
+        <w:rPr>
+          <w:rFonts w:ascii="Arial Unicode MS" w:hAnsi="Arial Unicode MS" w:eastAsia="Arial Unicode MS"/>
+          <w:b w:val="0"/>
+          <w:i w:val="0"/>
+          <w:color w:val="1A2340"/>
+          <w:sz w:val="22"/>
+        </w:rPr>
+        <w:t>遮住圖，請同學只讀這句。讀者說＿＿＿＿＿＿＿＿＿＿</w:t>
+      </w:r>
+    </w:p>
+    <w:p>
+      <w:pPr>
+        <w:keepNext w:val="0"/>
+        <w:keepLines w:val="0"/>
+        <w:spacing w:before="0" w:after="60" w:line="293" w:lineRule="auto"/>
+      </w:pPr>
+      <w:r>
+        <w:rPr>
+          <w:rFonts w:ascii="Arial Unicode MS" w:hAnsi="Arial Unicode MS" w:eastAsia="Arial Unicode MS"/>
+          <w:b w:val="0"/>
+          <w:i w:val="0"/>
+          <w:color w:val="1A2340"/>
+          <w:sz w:val="22"/>
+        </w:rPr>
+        <w:t>指出的詞＿＿＿＿＿＿＿；我判斷清楚／還缺＿＿＿＿＿</w:t>
+      </w:r>
+    </w:p>
+    <w:p>
+      <w:pPr>
+        <w:keepNext/>
+        <w:keepLines w:val="0"/>
+        <w:spacing w:before="100" w:after="100" w:line="293" w:lineRule="auto"/>
+      </w:pPr>
+      <w:r>
+        <w:rPr>
+          <w:rFonts w:ascii="JetBrains Mono" w:hAnsi="JetBrains Mono" w:eastAsia="Arial Unicode MS"/>
+          <w:b/>
+          <w:i w:val="0"/>
+          <w:color w:val="1D4ED8"/>
+          <w:sz w:val="30"/>
+        </w:rPr>
+        <w:t>10</w:t>
+      </w:r>
+      <w:r>
+        <w:rPr>
+          <w:rFonts w:ascii="Arial Unicode MS" w:hAnsi="Arial Unicode MS" w:eastAsia="Arial Unicode MS"/>
+          <w:b w:val="0"/>
+          <w:i w:val="0"/>
+          <w:color w:val="1D4ED8"/>
+          <w:sz w:val="30"/>
+        </w:rPr>
+        <w:t xml:space="preserve">  </w:t>
+      </w:r>
+      <w:r>
+        <w:rPr>
+          <w:rFonts w:ascii="Arial Unicode MS" w:hAnsi="Arial Unicode MS" w:eastAsia="Arial Unicode MS"/>
+          <w:b/>
+          <w:i w:val="0"/>
+          <w:color w:val="1A2340"/>
+          <w:sz w:val="30"/>
+        </w:rPr>
+        <w:t>生活練習：這樣約，大家找得到嗎？</w:t>
+      </w:r>
+    </w:p>
+    <w:p>
+      <w:pPr>
+        <w:keepNext w:val="0"/>
+        <w:keepLines w:val="0"/>
+        <w:spacing w:before="0" w:after="60" w:line="293" w:lineRule="auto"/>
+      </w:pPr>
+      <w:r>
+        <w:rPr>
+          <w:rFonts w:ascii="Arial Unicode MS" w:hAnsi="Arial Unicode MS" w:eastAsia="Arial Unicode MS"/>
+          <w:b w:val="0"/>
+          <w:i w:val="0"/>
+          <w:color w:val="1A2340"/>
+          <w:sz w:val="22"/>
+        </w:rPr>
+        <w:t>你在週五 12:20，體育館一樓門口、藍色球衣箱旁發球衣。先通知認識你、知道老地方的舊社員。群組草稿：「星期五老地方找我拿。」</w:t>
+      </w:r>
+    </w:p>
+    <w:p>
+      <w:pPr>
+        <w:keepNext w:val="0"/>
+        <w:keepLines w:val="0"/>
+        <w:spacing w:before="0" w:after="60" w:line="293" w:lineRule="auto"/>
+      </w:pPr>
+      <w:r>
+        <w:rPr>
+          <w:rFonts w:ascii="Arial Unicode MS" w:hAnsi="Arial Unicode MS" w:eastAsia="Arial Unicode MS"/>
+          <w:b w:val="0"/>
+          <w:i w:val="0"/>
+          <w:color w:val="1A2340"/>
+          <w:sz w:val="22"/>
+        </w:rPr>
+        <w:t>各寫通知再互讀。讀者說「我會在＿，到＿，找＿領＿」；缺的直接說。</w:t>
+      </w:r>
+    </w:p>
+    <w:p>
+      <w:pPr>
+        <w:keepNext w:val="0"/>
+        <w:keepLines w:val="0"/>
+        <w:spacing w:before="0" w:after="60" w:line="293" w:lineRule="auto"/>
+      </w:pPr>
+      <w:r>
+        <w:rPr>
+          <w:rFonts w:ascii="Arial Unicode MS" w:hAnsi="Arial Unicode MS" w:eastAsia="Arial Unicode MS"/>
+          <w:b w:val="0"/>
+          <w:i w:val="0"/>
+          <w:color w:val="1A2340"/>
+          <w:sz w:val="22"/>
+        </w:rPr>
+        <w:t>我的通知／讀者真的說：</w:t>
+      </w:r>
+    </w:p>
+    <w:tbl>
+      <w:tblPr>
+        <w:tblW w:type="dxa" w:w="9865"/>
+        <w:jc w:val="left"/>
+        <w:tblLayout w:type="fixed"/>
+        <w:tblLook w:firstColumn="1" w:firstRow="1" w:lastColumn="0" w:lastRow="0" w:noHBand="0" w:noVBand="1" w:val="04A0"/>
+        <w:tblInd w:type="dxa" w:w="0"/>
+      </w:tblPr>
+      <w:tblGrid>
+        <w:gridCol w:w="9865"/>
+      </w:tblGrid>
+      <w:tr>
+        <w:trPr>
+          <w:trHeight w:val="510" w:hRule="atLeast"/>
+        </w:trPr>
+        <w:tc>
+          <w:tcPr>
+            <w:tcW w:type="dxa" w:w="9865"/>
+            <w:tcMar>
+              <w:top w:w="0" w:type="dxa"/>
+              <w:start w:w="0" w:type="dxa"/>
+              <w:bottom w:w="0" w:type="dxa"/>
+              <w:end w:w="0" w:type="dxa"/>
+            </w:tcMar>
+            <w:tcBorders>
+              <w:top w:val="nil"/>
+              <w:bottom w:val="single" w:sz="5" w:space="0" w:color="CBD5E1"/>
+              <w:start w:val="nil"/>
+              <w:end w:val="nil"/>
+            </w:tcBorders>
+          </w:tcPr>
+          <w:p>
+            <w:pPr>
+              <w:spacing w:before="0" w:after="0" w:line="240" w:lineRule="auto"/>
+            </w:pPr>
+            <w:r>
+              <w:t xml:space="preserve"> </w:t>
+            </w:r>
+          </w:p>
+        </w:tc>
+      </w:tr>
+      <w:tr>
+        <w:trPr>
+          <w:trHeight w:val="510" w:hRule="atLeast"/>
+        </w:trPr>
+        <w:tc>
+          <w:tcPr>
+            <w:tcW w:type="dxa" w:w="9865"/>
+            <w:tcMar>
+              <w:top w:w="0" w:type="dxa"/>
+              <w:start w:w="0" w:type="dxa"/>
+              <w:bottom w:w="0" w:type="dxa"/>
+              <w:end w:w="0" w:type="dxa"/>
+            </w:tcMar>
+            <w:tcBorders>
+              <w:top w:val="nil"/>
+              <w:bottom w:val="single" w:sz="5" w:space="0" w:color="CBD5E1"/>
+              <w:start w:val="nil"/>
+              <w:end w:val="nil"/>
+            </w:tcBorders>
+          </w:tcPr>
+          <w:p>
+            <w:pPr>
+              <w:spacing w:before="0" w:after="20" w:line="240" w:lineRule="auto"/>
+            </w:pPr>
+            <w:r>
+              <w:t xml:space="preserve"> </w:t>
+            </w:r>
+          </w:p>
+        </w:tc>
+      </w:tr>
+    </w:tbl>
+    <w:p>
+      <w:pPr>
+        <w:keepNext w:val="0"/>
+        <w:keepLines w:val="0"/>
+        <w:spacing w:before="0" w:after="60" w:line="293" w:lineRule="auto"/>
+      </w:pPr>
+      <w:r>
+        <w:rPr>
+          <w:rFonts w:ascii="Arial Unicode MS" w:hAnsi="Arial Unicode MS" w:eastAsia="Arial Unicode MS"/>
+          <w:b w:val="0"/>
+          <w:i w:val="0"/>
+          <w:color w:val="1A2340"/>
+          <w:sz w:val="22"/>
+        </w:rPr>
+        <w:t>93 分才聽新條件，先請同學再讀原通知。保留初答，補一處或圈字保留，最後互讀確認。</w:t>
+      </w:r>
+    </w:p>
+    <w:p>
+      <w:pPr>
+        <w:keepNext w:val="0"/>
+        <w:keepLines w:val="0"/>
+        <w:spacing w:before="0" w:after="60" w:line="293" w:lineRule="auto"/>
+      </w:pPr>
+      <w:r>
+        <w:rPr>
+          <w:rFonts w:ascii="Arial Unicode MS" w:hAnsi="Arial Unicode MS" w:eastAsia="Arial Unicode MS"/>
+          <w:b w:val="0"/>
+          <w:i w:val="0"/>
+          <w:color w:val="1A2340"/>
+          <w:sz w:val="22"/>
+        </w:rPr>
+        <w:t>我改或保留／再讀一次的結果：</w:t>
+      </w:r>
+    </w:p>
+    <w:tbl>
+      <w:tblPr>
+        <w:tblW w:type="dxa" w:w="9865"/>
+        <w:jc w:val="left"/>
+        <w:tblLayout w:type="fixed"/>
+        <w:tblLook w:firstColumn="1" w:firstRow="1" w:lastColumn="0" w:lastRow="0" w:noHBand="0" w:noVBand="1" w:val="04A0"/>
+        <w:tblInd w:type="dxa" w:w="0"/>
+      </w:tblPr>
+      <w:tblGrid>
+        <w:gridCol w:w="9865"/>
+      </w:tblGrid>
+      <w:tr>
+        <w:trPr>
+          <w:trHeight w:val="510" w:hRule="atLeast"/>
+        </w:trPr>
+        <w:tc>
+          <w:tcPr>
+            <w:tcW w:type="dxa" w:w="9865"/>
+            <w:tcMar>
+              <w:top w:w="0" w:type="dxa"/>
+              <w:start w:w="0" w:type="dxa"/>
+              <w:bottom w:w="0" w:type="dxa"/>
+              <w:end w:w="0" w:type="dxa"/>
+            </w:tcMar>
+            <w:tcBorders>
+              <w:top w:val="nil"/>
+              <w:bottom w:val="single" w:sz="5" w:space="0" w:color="CBD5E1"/>
+              <w:start w:val="nil"/>
+              <w:end w:val="nil"/>
+            </w:tcBorders>
+          </w:tcPr>
+          <w:p>
+            <w:pPr>
+              <w:spacing w:before="0" w:after="0" w:line="240" w:lineRule="auto"/>
+            </w:pPr>
+            <w:r>
+              <w:t xml:space="preserve"> </w:t>
+            </w:r>
+          </w:p>
+        </w:tc>
+      </w:tr>
+      <w:tr>
+        <w:trPr>
+          <w:trHeight w:val="510" w:hRule="atLeast"/>
+        </w:trPr>
+        <w:tc>
+          <w:tcPr>
+            <w:tcW w:type="dxa" w:w="9865"/>
+            <w:tcMar>
+              <w:top w:w="0" w:type="dxa"/>
+              <w:start w:w="0" w:type="dxa"/>
+              <w:bottom w:w="0" w:type="dxa"/>
+              <w:end w:w="0" w:type="dxa"/>
+            </w:tcMar>
+            <w:tcBorders>
+              <w:top w:val="nil"/>
+              <w:bottom w:val="single" w:sz="5" w:space="0" w:color="CBD5E1"/>
+              <w:start w:val="nil"/>
+              <w:end w:val="nil"/>
+            </w:tcBorders>
+          </w:tcPr>
+          <w:p>
+            <w:pPr>
+              <w:spacing w:before="0" w:after="20" w:line="240" w:lineRule="auto"/>
+            </w:pPr>
+            <w:r>
+              <w:t xml:space="preserve"> </w:t>
+            </w:r>
+          </w:p>
+        </w:tc>
+      </w:tr>
+    </w:tbl>
+    <w:p>
+      <w:pPr>
+        <w:keepNext w:val="0"/>
+        <w:keepLines w:val="0"/>
+        <w:spacing w:before="0" w:after="60" w:line="293" w:lineRule="auto"/>
+      </w:pPr>
+      <w:r>
+        <w:rPr>
+          <w:rFonts w:ascii="Arial Unicode MS" w:hAnsi="Arial Unicode MS" w:eastAsia="Arial Unicode MS"/>
+          <w:b w:val="0"/>
+          <w:i w:val="0"/>
+          <w:color w:val="1A2340"/>
+          <w:sz w:val="22"/>
+        </w:rPr>
+        <w:t>生活練習不計分、不列學習關卡；不用真的發通知或交私訊。</w:t>
+      </w:r>
+    </w:p>
+    <w:p>
+      <w:pPr>
+        <w:keepNext/>
+        <w:keepLines w:val="0"/>
+        <w:spacing w:before="100" w:after="100" w:line="293" w:lineRule="auto"/>
+      </w:pPr>
+      <w:r>
+        <w:rPr>
+          <w:rFonts w:ascii="JetBrains Mono" w:hAnsi="JetBrains Mono" w:eastAsia="Arial Unicode MS"/>
+          <w:b/>
+          <w:i w:val="0"/>
+          <w:color w:val="1D4ED8"/>
+          <w:sz w:val="30"/>
+        </w:rPr>
+        <w:t>下週</w:t>
+      </w:r>
+      <w:r>
+        <w:rPr>
+          <w:rFonts w:ascii="Arial Unicode MS" w:hAnsi="Arial Unicode MS" w:eastAsia="Arial Unicode MS"/>
+          <w:b w:val="0"/>
+          <w:i w:val="0"/>
+          <w:color w:val="1D4ED8"/>
+          <w:sz w:val="30"/>
+        </w:rPr>
+        <w:t xml:space="preserve">  </w:t>
+      </w:r>
+      <w:r>
+        <w:rPr>
+          <w:rFonts w:ascii="Arial Unicode MS" w:hAnsi="Arial Unicode MS" w:eastAsia="Arial Unicode MS"/>
+          <w:b/>
+          <w:i w:val="0"/>
+          <w:color w:val="1A2340"/>
+          <w:sz w:val="30"/>
+        </w:rPr>
+        <w:t>W5 雙人共作微故事短片</w:t>
+      </w:r>
+    </w:p>
+    <w:p>
+      <w:pPr>
+        <w:keepNext w:val="0"/>
+        <w:keepLines w:val="0"/>
+        <w:spacing w:before="0" w:after="60" w:line="293" w:lineRule="auto"/>
+      </w:pPr>
+      <w:r>
+        <w:rPr>
+          <w:rFonts w:ascii="Arial Unicode MS" w:hAnsi="Arial Unicode MS" w:eastAsia="Arial Unicode MS"/>
+          <w:b w:val="0"/>
+          <w:i w:val="0"/>
+          <w:color w:val="1A2340"/>
+          <w:sz w:val="22"/>
+        </w:rPr>
+        <w:t>搭檔座號＿＿＿；選用＿＿＿的圖卡，□ 原作者同意共用。下框記想先呈現哪個細節；8 秒影片或圖片配時間皆可。兩人各保留圖像與來源。</w:t>
+      </w:r>
+    </w:p>
+    <w:tbl>
+      <w:tblPr>
+        <w:tblW w:type="dxa" w:w="9865"/>
+        <w:jc w:val="left"/>
+        <w:tblLayout w:type="fixed"/>
+        <w:tblLook w:firstColumn="1" w:firstRow="1" w:lastColumn="0" w:lastRow="0" w:noHBand="0" w:noVBand="1" w:val="04A0"/>
+        <w:tblInd w:type="dxa" w:w="0"/>
+      </w:tblPr>
+      <w:tblGrid>
+        <w:gridCol w:w="9865"/>
+      </w:tblGrid>
+      <w:tr>
+        <w:trPr>
+          <w:trHeight w:val="964" w:hRule="atLeast"/>
+        </w:trPr>
+        <w:tc>
+          <w:tcPr>
+            <w:tcW w:type="dxa" w:w="9865"/>
+            <w:tcMar>
+              <w:top w:w="80" w:type="dxa"/>
+              <w:start w:w="100" w:type="dxa"/>
+              <w:bottom w:w="80" w:type="dxa"/>
+              <w:end w:w="100" w:type="dxa"/>
+            </w:tcMar>
+            <w:tcBorders>
+              <w:top w:val="single" w:sz="5" w:space="0" w:color="CBD5E1"/>
+              <w:bottom w:val="single" w:sz="5" w:space="0" w:color="CBD5E1"/>
+              <w:start w:val="single" w:sz="5" w:space="0" w:color="CBD5E1"/>
+              <w:end w:val="single" w:sz="5" w:space="0" w:color="CBD5E1"/>
+            </w:tcBorders>
+          </w:tcPr>
+          <w:p/>
+        </w:tc>
+      </w:tr>
+    </w:tbl>
+    <w:p>
+      <w:pPr>
+        <w:keepNext w:val="0"/>
+        <w:keepLines w:val="0"/>
+        <w:spacing w:before="0" w:after="0" w:line="293" w:lineRule="auto"/>
       </w:pPr>
       <w:r>
         <w:rPr>
           <w:rFonts w:ascii="Arial Unicode MS" w:hAnsi="Arial Unicode MS" w:eastAsia="Arial Unicode MS"/>
           <w:b/>
           <w:i w:val="0"/>
-          <w:color w:val="1D4ED8"/>
+          <w:color w:val="1A2340"/>
           <w:sz w:val="22"/>
         </w:rPr>
-        <w:t>收件：只拍自己的頁面上傳 Classroom，確認已繳交，再把整本交回；不拍同學。</w:t>
+        <w:t>只拍自己的 4 頁上傳 Classroom；數位者加 V1、V2（有改才交）。確認已繳交，再把紙本整本交老師保存。不拍同學。</w:t>
       </w:r>
     </w:p>
     <w:sectPr>

--- a/worksheets/W4.docx
+++ b/worksheets/W4.docx
@@ -509,7 +509,7 @@
           <w:color w:val="1A2340"/>
           <w:sz w:val="22"/>
         </w:rPr>
-        <w:t>對方會讀到這個重點嗎？把握＿＿％。這頁對讀者遮住；製作時可自己核對，不改原意與把握。72 分取得回報再攤開比較。</w:t>
+        <w:t>對方會讀到這個重點嗎？把握＿＿％。這頁對讀者遮住；製作時可自己核對，不改原意與把握。70 分取得回報再攤開比較。</w:t>
       </w:r>
     </w:p>
     <w:p>
@@ -844,7 +844,7 @@
           <w:color w:val="1A2340"/>
           <w:sz w:val="22"/>
         </w:rPr>
-        <w:t>提示取自 02–03：場景人物＋兩個線索＋位置動作，不必抄提示。AI 最多一次生成、一次局部調整；44 分沒可用圖就手繪。只修影響意思處，畫風可先保留。用代稱，不上傳真人照片。</w:t>
+        <w:t>提示取自 02–03：場景人物＋兩個線索＋位置動作，不必抄提示。AI 最多一次生成、一次局部調整；42 分沒可用圖就手繪。只修影響意思處，畫風可先保留。用代稱，不上傳真人照片。</w:t>
       </w:r>
     </w:p>
     <w:p>
@@ -1242,7 +1242,7 @@
           <w:color w:val="1A2340"/>
           <w:sz w:val="30"/>
         </w:rPr>
-        <w:t>72 分打開原意，再比較</w:t>
+        <w:t>70 分打開原意，再比較</w:t>
       </w:r>
     </w:p>
     <w:p>
@@ -1602,7 +1602,7 @@
           <w:color w:val="1A2340"/>
           <w:sz w:val="30"/>
         </w:rPr>
-        <w:t>自己的素材：只處理一句</w:t>
+        <w:t>一句英文回讀｜學科卡</w:t>
       </w:r>
     </w:p>
     <w:p>
@@ -1619,130 +1619,7 @@
           <w:color w:val="1A2340"/>
           <w:sz w:val="22"/>
         </w:rPr>
-        <w:t>素材原句／自編初句：＿＿＿＿＿＿＿＿＿＿＿＿＿＿＿</w:t>
-      </w:r>
-    </w:p>
-    <w:p>
-      <w:pPr>
-        <w:keepNext w:val="0"/>
-        <w:keepLines w:val="0"/>
-        <w:spacing w:before="0" w:after="60" w:line="293" w:lineRule="auto"/>
-      </w:pPr>
-      <w:r>
-        <w:rPr>
-          <w:rFonts w:ascii="Arial Unicode MS" w:hAnsi="Arial Unicode MS" w:eastAsia="Arial Unicode MS"/>
-          <w:b w:val="0"/>
-          <w:i w:val="0"/>
-          <w:color w:val="1A2340"/>
-          <w:sz w:val="22"/>
-        </w:rPr>
-        <w:t>新句／保留理由：</w:t>
-      </w:r>
-    </w:p>
-    <w:tbl>
-      <w:tblPr>
-        <w:tblW w:type="dxa" w:w="9865"/>
-        <w:jc w:val="left"/>
-        <w:tblLayout w:type="fixed"/>
-        <w:tblLook w:firstColumn="1" w:firstRow="1" w:lastColumn="0" w:lastRow="0" w:noHBand="0" w:noVBand="1" w:val="04A0"/>
-        <w:tblInd w:type="dxa" w:w="0"/>
-      </w:tblPr>
-      <w:tblGrid>
-        <w:gridCol w:w="9865"/>
-      </w:tblGrid>
-      <w:tr>
-        <w:trPr>
-          <w:trHeight w:val="510" w:hRule="atLeast"/>
-        </w:trPr>
-        <w:tc>
-          <w:tcPr>
-            <w:tcW w:type="dxa" w:w="9865"/>
-            <w:tcMar>
-              <w:top w:w="0" w:type="dxa"/>
-              <w:start w:w="0" w:type="dxa"/>
-              <w:bottom w:w="0" w:type="dxa"/>
-              <w:end w:w="0" w:type="dxa"/>
-            </w:tcMar>
-            <w:tcBorders>
-              <w:top w:val="nil"/>
-              <w:bottom w:val="single" w:sz="5" w:space="0" w:color="CBD5E1"/>
-              <w:start w:val="nil"/>
-              <w:end w:val="nil"/>
-            </w:tcBorders>
-          </w:tcPr>
-          <w:p>
-            <w:pPr>
-              <w:spacing w:before="0" w:after="0" w:line="240" w:lineRule="auto"/>
-            </w:pPr>
-            <w:r>
-              <w:t xml:space="preserve"> </w:t>
-            </w:r>
-          </w:p>
-        </w:tc>
-      </w:tr>
-      <w:tr>
-        <w:trPr>
-          <w:trHeight w:val="510" w:hRule="atLeast"/>
-        </w:trPr>
-        <w:tc>
-          <w:tcPr>
-            <w:tcW w:type="dxa" w:w="9865"/>
-            <w:tcMar>
-              <w:top w:w="0" w:type="dxa"/>
-              <w:start w:w="0" w:type="dxa"/>
-              <w:bottom w:w="0" w:type="dxa"/>
-              <w:end w:w="0" w:type="dxa"/>
-            </w:tcMar>
-            <w:tcBorders>
-              <w:top w:val="nil"/>
-              <w:bottom w:val="single" w:sz="5" w:space="0" w:color="CBD5E1"/>
-              <w:start w:val="nil"/>
-              <w:end w:val="nil"/>
-            </w:tcBorders>
-          </w:tcPr>
-          <w:p>
-            <w:pPr>
-              <w:spacing w:before="0" w:after="20" w:line="240" w:lineRule="auto"/>
-            </w:pPr>
-            <w:r>
-              <w:t xml:space="preserve"> </w:t>
-            </w:r>
-          </w:p>
-        </w:tc>
-      </w:tr>
-    </w:tbl>
-    <w:p>
-      <w:pPr>
-        <w:keepNext w:val="0"/>
-        <w:keepLines w:val="0"/>
-        <w:spacing w:before="0" w:after="60" w:line="293" w:lineRule="auto"/>
-      </w:pPr>
-      <w:r>
-        <w:rPr>
-          <w:rFonts w:ascii="Arial Unicode MS" w:hAnsi="Arial Unicode MS" w:eastAsia="Arial Unicode MS"/>
-          <w:b w:val="0"/>
-          <w:i w:val="0"/>
-          <w:color w:val="1A2340"/>
-          <w:sz w:val="22"/>
-        </w:rPr>
-        <w:t>遮住圖，請同學只讀這句。讀者說＿＿＿＿＿＿＿＿＿＿</w:t>
-      </w:r>
-    </w:p>
-    <w:p>
-      <w:pPr>
-        <w:keepNext w:val="0"/>
-        <w:keepLines w:val="0"/>
-        <w:spacing w:before="0" w:after="60" w:line="293" w:lineRule="auto"/>
-      </w:pPr>
-      <w:r>
-        <w:rPr>
-          <w:rFonts w:ascii="Arial Unicode MS" w:hAnsi="Arial Unicode MS" w:eastAsia="Arial Unicode MS"/>
-          <w:b w:val="0"/>
-          <w:i w:val="0"/>
-          <w:color w:val="1A2340"/>
-          <w:sz w:val="22"/>
-        </w:rPr>
-        <w:t>指出的詞＿＿＿＿＿＿＿；我判斷清楚／還缺＿＿＿＿＿</w:t>
+        <w:t>86–95 分的英文回讀，留在學科卡；這裡不用再抄一份。</w:t>
       </w:r>
     </w:p>
     <w:p>
@@ -1919,7 +1796,7 @@
           <w:color w:val="1A2340"/>
           <w:sz w:val="22"/>
         </w:rPr>
-        <w:t>93 分才聽新條件，先請同學再讀原通知。保留初答，補一處或圈字保留，最後互讀確認。</w:t>
+        <w:t>84 分才聽新條件，先請同學再讀原通知。保留初答，補一處或圈字保留，最後互讀確認。</w:t>
       </w:r>
     </w:p>
     <w:p>

--- a/worksheets/W4.docx
+++ b/worksheets/W4.docx
@@ -1602,7 +1602,7 @@
           <w:color w:val="1A2340"/>
           <w:sz w:val="30"/>
         </w:rPr>
-        <w:t>一句英文回讀｜學科卡</w:t>
+        <w:t>一句英文回讀｜本冊第 5–6 頁</w:t>
       </w:r>
     </w:p>
     <w:p>
@@ -1619,7 +1619,7 @@
           <w:color w:val="1A2340"/>
           <w:sz w:val="22"/>
         </w:rPr>
-        <w:t>86–95 分的英文回讀，留在學科卡；這裡不用再抄一份。</w:t>
+        <w:t>86–95 分翻到本冊第 5–6 頁：先讀圖，第 6 頁留初句與回讀，不在這裡重抄。</w:t>
       </w:r>
     </w:p>
     <w:p>
@@ -2008,7 +2008,463 @@
           <w:color w:val="1A2340"/>
           <w:sz w:val="22"/>
         </w:rPr>
-        <w:t>只拍自己的 4 頁上傳 Classroom；數位者加 V1、V2（有改才交）。確認已繳交，再把紙本整本交老師保存。不拍同學。</w:t>
+        <w:t>只拍自己的第 1–4 頁上傳 Classroom；數位者加 V1、V2（有改才交）。確認已繳交，再把紙本整本交老師保存。不拍同學。</w:t>
+      </w:r>
+    </w:p>
+    <w:p>
+      <w:r>
+        <w:br w:type="page"/>
+      </w:r>
+    </w:p>
+    <w:p>
+      <w:pPr>
+        <w:spacing w:after="100" w:line="312" w:lineRule="auto"/>
+      </w:pPr>
+      <w:r>
+        <w:rPr>
+          <w:rFonts w:ascii="Arial Unicode MS" w:hAnsi="Arial Unicode MS" w:eastAsia="Arial Unicode MS"/>
+          <w:b/>
+          <w:sz w:val="44"/>
+        </w:rPr>
+        <w:t>W4 / 05 · 學科遷移｜原題材料</w:t>
+      </w:r>
+    </w:p>
+    <w:p>
+      <w:pPr>
+        <w:spacing w:after="100" w:line="312" w:lineRule="auto"/>
+      </w:pPr>
+      <w:r>
+        <w:rPr>
+          <w:rFonts w:ascii="Arial Unicode MS" w:hAnsi="Arial Unicode MS" w:eastAsia="Arial Unicode MS"/>
+          <w:b/>
+          <w:sz w:val="22"/>
+        </w:rPr>
+        <w:t>課堂必寫｜86–95 分。原題在本頁，自己的解題留第 6 頁。</w:t>
+      </w:r>
+    </w:p>
+    <w:p>
+      <w:pPr>
+        <w:spacing w:after="100" w:line="312" w:lineRule="auto"/>
+      </w:pPr>
+      <w:r>
+        <w:rPr>
+          <w:rFonts w:ascii="Arial Unicode MS" w:hAnsi="Arial Unicode MS" w:eastAsia="Arial Unicode MS"/>
+          <w:b w:val="0"/>
+          <w:sz w:val="21"/>
+        </w:rPr>
+        <w:t>115 學測英文作文圖組・印刷第 11 頁。沿用原作文圖組；一句描述任務為本課改編，非完整原題作答。</w:t>
+      </w:r>
+    </w:p>
+    <w:p>
+      <w:r>
+        <w:drawing>
+          <wp:inline xmlns:a="http://schemas.openxmlformats.org/drawingml/2006/main" xmlns:pic="http://schemas.openxmlformats.org/drawingml/2006/picture">
+            <wp:extent cx="6264000" cy="2204966"/>
+            <wp:docPr id="1" name="Picture 1"/>
+            <wp:cNvGraphicFramePr>
+              <a:graphicFrameLocks noChangeAspect="1"/>
+            </wp:cNvGraphicFramePr>
+            <a:graphic>
+              <a:graphicData uri="http://schemas.openxmlformats.org/drawingml/2006/picture">
+                <pic:pic>
+                  <pic:nvPicPr>
+                    <pic:cNvPr id="0" name="w4.png"/>
+                    <pic:cNvPicPr/>
+                  </pic:nvPicPr>
+                  <pic:blipFill>
+                    <a:blip r:embed="rId11"/>
+                    <a:stretch>
+                      <a:fillRect/>
+                    </a:stretch>
+                  </pic:blipFill>
+                  <pic:spPr>
+                    <a:xfrm>
+                      <a:off x="0" y="0"/>
+                      <a:ext cx="6264000" cy="2204966"/>
+                    </a:xfrm>
+                    <a:prstGeom prst="rect"/>
+                  </pic:spPr>
+                </pic:pic>
+              </a:graphicData>
+            </a:graphic>
+          </wp:inline>
+        </w:drawing>
+      </w:r>
+    </w:p>
+    <w:p>
+      <w:pPr>
+        <w:spacing w:after="100" w:line="312" w:lineRule="auto"/>
+      </w:pPr>
+      <w:r>
+        <w:rPr>
+          <w:rFonts w:ascii="Arial Unicode MS" w:hAnsi="Arial Unicode MS" w:eastAsia="Arial Unicode MS"/>
+          <w:b/>
+          <w:sz w:val="22"/>
+        </w:rPr>
+        <w:t>任務｜自己選圖中兩個細節，寫 一句英文描述。先留下初句，再讓搭檔只依句子說回看到的關係。這次只練圖像描述，沒有要求寫整篇作文。</w:t>
+      </w:r>
+    </w:p>
+    <w:p>
+      <w:pPr>
+        <w:spacing w:after="100" w:line="312" w:lineRule="auto"/>
+      </w:pPr>
+      <w:r>
+        <w:rPr>
+          <w:rFonts w:ascii="Arial Unicode MS" w:hAnsi="Arial Unicode MS" w:eastAsia="Arial Unicode MS"/>
+          <w:b w:val="0"/>
+          <w:sz w:val="22"/>
+        </w:rPr>
+        <w:t>需要時回查｜按需要使用：pet 寵物、stroller 推車、hold 抱／拿著。詞彙表不是句型答案；仍由你選細節並組句。</w:t>
+      </w:r>
+    </w:p>
+    <w:p>
+      <w:pPr>
+        <w:spacing w:after="100" w:line="312" w:lineRule="auto"/>
+      </w:pPr>
+      <w:r>
+        <w:rPr>
+          <w:rFonts w:ascii="Arial Unicode MS" w:hAnsi="Arial Unicode MS" w:eastAsia="Arial Unicode MS"/>
+          <w:b w:val="0"/>
+          <w:sz w:val="22"/>
+        </w:rPr>
+        <w:t>原圖可直接圈線索；不必抄原文。完整原卷與最後詳解見本週投影。</w:t>
+      </w:r>
+    </w:p>
+    <w:p>
+      <w:r>
+        <w:br w:type="page"/>
+      </w:r>
+    </w:p>
+    <w:p>
+      <w:pPr>
+        <w:spacing w:after="100" w:line="312" w:lineRule="auto"/>
+      </w:pPr>
+      <w:r>
+        <w:rPr>
+          <w:rFonts w:ascii="Arial Unicode MS" w:hAnsi="Arial Unicode MS" w:eastAsia="Arial Unicode MS"/>
+          <w:b/>
+          <w:sz w:val="44"/>
+        </w:rPr>
+        <w:t>W4 / 06 · 自己的解題來路</w:t>
+      </w:r>
+    </w:p>
+    <w:p>
+      <w:pPr>
+        <w:spacing w:after="100" w:line="312" w:lineRule="auto"/>
+      </w:pPr>
+      <w:r>
+        <w:rPr>
+          <w:rFonts w:ascii="Arial Unicode MS" w:hAnsi="Arial Unicode MS" w:eastAsia="Arial Unicode MS"/>
+          <w:b/>
+          <w:sz w:val="22"/>
+        </w:rPr>
+        <w:t>課堂必寫｜保留初答，學科練習不計分、不另上傳。</w:t>
+      </w:r>
+    </w:p>
+    <w:p>
+      <w:pPr>
+        <w:spacing w:after="100" w:line="312" w:lineRule="auto"/>
+      </w:pPr>
+      <w:r>
+        <w:rPr>
+          <w:rFonts w:ascii="Arial Unicode MS" w:hAnsi="Arial Unicode MS" w:eastAsia="Arial Unicode MS"/>
+          <w:b/>
+          <w:sz w:val="30"/>
+        </w:rPr>
+        <w:t>01｜初答與依據／草圖／算式</w:t>
+      </w:r>
+    </w:p>
+    <w:p>
+      <w:pPr>
+        <w:spacing w:after="100" w:line="312" w:lineRule="auto"/>
+      </w:pPr>
+      <w:r>
+        <w:rPr>
+          <w:rFonts w:ascii="Arial Unicode MS" w:hAnsi="Arial Unicode MS" w:eastAsia="Arial Unicode MS"/>
+          <w:b w:val="0"/>
+          <w:sz w:val="22"/>
+        </w:rPr>
+        <w:t>🔒 不使用 AI｜第 5 頁可直接圈線索；未解完，記已走到的步驟或卡點。</w:t>
+      </w:r>
+    </w:p>
+    <w:p>
+      <w:pPr>
+        <w:spacing w:after="0" w:line="510" w:lineRule="exact"/>
+        <w:pBdr>
+          <w:bottom w:val="single" w:sz="4" w:color="CBD5E1"/>
+        </w:pBdr>
+      </w:pPr>
+      <w:r>
+        <w:rPr>
+          <w:rFonts w:ascii="Arial Unicode MS" w:hAnsi="Arial Unicode MS" w:eastAsia="Arial Unicode MS"/>
+          <w:b w:val="0"/>
+          <w:sz w:val="22"/>
+        </w:rPr>
+        <w:t xml:space="preserve">　</w:t>
+      </w:r>
+    </w:p>
+    <w:p>
+      <w:pPr>
+        <w:spacing w:after="0" w:line="510" w:lineRule="exact"/>
+        <w:pBdr>
+          <w:bottom w:val="single" w:sz="4" w:color="CBD5E1"/>
+        </w:pBdr>
+      </w:pPr>
+      <w:r>
+        <w:rPr>
+          <w:rFonts w:ascii="Arial Unicode MS" w:hAnsi="Arial Unicode MS" w:eastAsia="Arial Unicode MS"/>
+          <w:b w:val="0"/>
+          <w:sz w:val="22"/>
+        </w:rPr>
+        <w:t xml:space="preserve">　</w:t>
+      </w:r>
+    </w:p>
+    <w:p>
+      <w:pPr>
+        <w:spacing w:after="0" w:line="510" w:lineRule="exact"/>
+        <w:pBdr>
+          <w:bottom w:val="single" w:sz="4" w:color="CBD5E1"/>
+        </w:pBdr>
+      </w:pPr>
+      <w:r>
+        <w:rPr>
+          <w:rFonts w:ascii="Arial Unicode MS" w:hAnsi="Arial Unicode MS" w:eastAsia="Arial Unicode MS"/>
+          <w:b w:val="0"/>
+          <w:sz w:val="22"/>
+        </w:rPr>
+        <w:t xml:space="preserve">　</w:t>
+      </w:r>
+    </w:p>
+    <w:p>
+      <w:pPr>
+        <w:spacing w:after="0" w:line="510" w:lineRule="exact"/>
+        <w:pBdr>
+          <w:bottom w:val="single" w:sz="4" w:color="CBD5E1"/>
+        </w:pBdr>
+      </w:pPr>
+      <w:r>
+        <w:rPr>
+          <w:rFonts w:ascii="Arial Unicode MS" w:hAnsi="Arial Unicode MS" w:eastAsia="Arial Unicode MS"/>
+          <w:b w:val="0"/>
+          <w:sz w:val="22"/>
+        </w:rPr>
+        <w:t xml:space="preserve">　</w:t>
+      </w:r>
+    </w:p>
+    <w:p>
+      <w:pPr>
+        <w:spacing w:after="100" w:line="312" w:lineRule="auto"/>
+      </w:pPr>
+      <w:r>
+        <w:rPr>
+          <w:rFonts w:ascii="Arial Unicode MS" w:hAnsi="Arial Unicode MS" w:eastAsia="Arial Unicode MS"/>
+          <w:b/>
+          <w:sz w:val="30"/>
+        </w:rPr>
+        <w:t>02｜提示與搭檔實際回應</w:t>
+      </w:r>
+    </w:p>
+    <w:p>
+      <w:pPr>
+        <w:spacing w:after="100" w:line="312" w:lineRule="auto"/>
+      </w:pPr>
+      <w:r>
+        <w:rPr>
+          <w:rFonts w:ascii="Arial Unicode MS" w:hAnsi="Arial Unicode MS" w:eastAsia="Arial Unicode MS"/>
+          <w:b w:val="0"/>
+          <w:sz w:val="22"/>
+        </w:rPr>
+        <w:t>提示 □未用 □1 □2 □3　搭檔座號＿＿＿</w:t>
+      </w:r>
+    </w:p>
+    <w:p>
+      <w:pPr>
+        <w:spacing w:after="0" w:line="510" w:lineRule="exact"/>
+        <w:pBdr>
+          <w:bottom w:val="single" w:sz="4" w:color="CBD5E1"/>
+        </w:pBdr>
+      </w:pPr>
+      <w:r>
+        <w:rPr>
+          <w:rFonts w:ascii="Arial Unicode MS" w:hAnsi="Arial Unicode MS" w:eastAsia="Arial Unicode MS"/>
+          <w:b w:val="0"/>
+          <w:sz w:val="22"/>
+        </w:rPr>
+        <w:t xml:space="preserve">　</w:t>
+      </w:r>
+    </w:p>
+    <w:p>
+      <w:pPr>
+        <w:spacing w:after="0" w:line="510" w:lineRule="exact"/>
+        <w:pBdr>
+          <w:bottom w:val="single" w:sz="4" w:color="CBD5E1"/>
+        </w:pBdr>
+      </w:pPr>
+      <w:r>
+        <w:rPr>
+          <w:rFonts w:ascii="Arial Unicode MS" w:hAnsi="Arial Unicode MS" w:eastAsia="Arial Unicode MS"/>
+          <w:b w:val="0"/>
+          <w:sz w:val="22"/>
+        </w:rPr>
+        <w:t xml:space="preserve">　</w:t>
+      </w:r>
+    </w:p>
+    <w:p>
+      <w:pPr>
+        <w:spacing w:after="100" w:line="312" w:lineRule="auto"/>
+      </w:pPr>
+      <w:r>
+        <w:rPr>
+          <w:rFonts w:ascii="Arial Unicode MS" w:hAnsi="Arial Unicode MS" w:eastAsia="Arial Unicode MS"/>
+          <w:b/>
+          <w:sz w:val="30"/>
+        </w:rPr>
+        <w:t>03｜本人改／留與理由</w:t>
+      </w:r>
+    </w:p>
+    <w:p>
+      <w:pPr>
+        <w:spacing w:after="100" w:line="312" w:lineRule="auto"/>
+      </w:pPr>
+      <w:r>
+        <w:rPr>
+          <w:rFonts w:ascii="Arial Unicode MS" w:hAnsi="Arial Unicode MS" w:eastAsia="Arial Unicode MS"/>
+          <w:b w:val="0"/>
+          <w:sz w:val="22"/>
+        </w:rPr>
+        <w:t>依搭檔真正回讀的內容，改一處或圈字保留，再請對方讀一次。</w:t>
+      </w:r>
+    </w:p>
+    <w:p>
+      <w:pPr>
+        <w:spacing w:after="0" w:line="510" w:lineRule="exact"/>
+        <w:pBdr>
+          <w:bottom w:val="single" w:sz="4" w:color="CBD5E1"/>
+        </w:pBdr>
+      </w:pPr>
+      <w:r>
+        <w:rPr>
+          <w:rFonts w:ascii="Arial Unicode MS" w:hAnsi="Arial Unicode MS" w:eastAsia="Arial Unicode MS"/>
+          <w:b w:val="0"/>
+          <w:sz w:val="22"/>
+        </w:rPr>
+        <w:t xml:space="preserve">　</w:t>
+      </w:r>
+    </w:p>
+    <w:p>
+      <w:pPr>
+        <w:spacing w:after="0" w:line="510" w:lineRule="exact"/>
+        <w:pBdr>
+          <w:bottom w:val="single" w:sz="4" w:color="CBD5E1"/>
+        </w:pBdr>
+      </w:pPr>
+      <w:r>
+        <w:rPr>
+          <w:rFonts w:ascii="Arial Unicode MS" w:hAnsi="Arial Unicode MS" w:eastAsia="Arial Unicode MS"/>
+          <w:b w:val="0"/>
+          <w:sz w:val="22"/>
+        </w:rPr>
+        <w:t xml:space="preserve">　</w:t>
+      </w:r>
+    </w:p>
+    <w:p>
+      <w:pPr>
+        <w:spacing w:after="0" w:line="510" w:lineRule="exact"/>
+        <w:pBdr>
+          <w:bottom w:val="single" w:sz="4" w:color="CBD5E1"/>
+        </w:pBdr>
+      </w:pPr>
+      <w:r>
+        <w:rPr>
+          <w:rFonts w:ascii="Arial Unicode MS" w:hAnsi="Arial Unicode MS" w:eastAsia="Arial Unicode MS"/>
+          <w:b w:val="0"/>
+          <w:sz w:val="22"/>
+        </w:rPr>
+        <w:t xml:space="preserve">　</w:t>
+      </w:r>
+    </w:p>
+    <w:p>
+      <w:pPr>
+        <w:spacing w:after="100" w:line="312" w:lineRule="auto"/>
+      </w:pPr>
+      <w:r>
+        <w:rPr>
+          <w:rFonts w:ascii="Arial Unicode MS" w:hAnsi="Arial Unicode MS" w:eastAsia="Arial Unicode MS"/>
+          <w:b/>
+          <w:sz w:val="30"/>
+        </w:rPr>
+        <w:t>04｜看詳解，只核對一步</w:t>
+      </w:r>
+    </w:p>
+    <w:p>
+      <w:pPr>
+        <w:spacing w:after="100" w:line="312" w:lineRule="auto"/>
+      </w:pPr>
+      <w:r>
+        <w:rPr>
+          <w:rFonts w:ascii="Arial Unicode MS" w:hAnsi="Arial Unicode MS" w:eastAsia="Arial Unicode MS"/>
+          <w:b w:val="0"/>
+          <w:sz w:val="22"/>
+        </w:rPr>
+        <w:t>□相符 □發現差異 □仍有疑問；位置／下一步要查：</w:t>
+      </w:r>
+    </w:p>
+    <w:p>
+      <w:pPr>
+        <w:spacing w:after="0" w:line="510" w:lineRule="exact"/>
+        <w:pBdr>
+          <w:bottom w:val="single" w:sz="4" w:color="CBD5E1"/>
+        </w:pBdr>
+      </w:pPr>
+      <w:r>
+        <w:rPr>
+          <w:rFonts w:ascii="Arial Unicode MS" w:hAnsi="Arial Unicode MS" w:eastAsia="Arial Unicode MS"/>
+          <w:b w:val="0"/>
+          <w:sz w:val="22"/>
+        </w:rPr>
+        <w:t xml:space="preserve">　</w:t>
+      </w:r>
+    </w:p>
+    <w:p>
+      <w:pPr>
+        <w:spacing w:after="0" w:line="510" w:lineRule="exact"/>
+        <w:pBdr>
+          <w:bottom w:val="single" w:sz="4" w:color="CBD5E1"/>
+        </w:pBdr>
+      </w:pPr>
+      <w:r>
+        <w:rPr>
+          <w:rFonts w:ascii="Arial Unicode MS" w:hAnsi="Arial Unicode MS" w:eastAsia="Arial Unicode MS"/>
+          <w:b w:val="0"/>
+          <w:sz w:val="22"/>
+        </w:rPr>
+        <w:t xml:space="preserve">　</w:t>
+      </w:r>
+    </w:p>
+    <w:p>
+      <w:pPr>
+        <w:spacing w:after="100" w:line="312" w:lineRule="auto"/>
+      </w:pPr>
+      <w:r>
+        <w:rPr>
+          <w:rFonts w:ascii="Arial Unicode MS" w:hAnsi="Arial Unicode MS" w:eastAsia="Arial Unicode MS"/>
+          <w:b w:val="0"/>
+          <w:sz w:val="20"/>
+        </w:rPr>
+        <w:t>只備份本冊第 1–4 頁及原指定作品；學科原答可拍自用，不另上傳。</w:t>
+      </w:r>
+    </w:p>
+    <w:p>
+      <w:pPr>
+        <w:spacing w:after="100" w:line="312" w:lineRule="auto"/>
+      </w:pPr>
+      <w:r>
+        <w:rPr>
+          <w:rFonts w:ascii="Arial Unicode MS" w:hAnsi="Arial Unicode MS" w:eastAsia="Arial Unicode MS"/>
+          <w:b w:val="0"/>
+          <w:sz w:val="20"/>
+        </w:rPr>
+        <w:t>課內未完成就記卡點，不自動變必交作業；延伸不列缺件。</w:t>
       </w:r>
     </w:p>
     <w:sectPr>

--- a/worksheets/W4.docx
+++ b/worksheets/W4.docx
@@ -1619,7 +1619,7 @@
           <w:color w:val="1A2340"/>
           <w:sz w:val="22"/>
         </w:rPr>
-        <w:t>86–95 分翻到本冊第 5–6 頁：先讀圖，第 6 頁留初句與回讀，不在這裡重抄。</w:t>
+        <w:t>學科選做時翻到本冊第 5–6 頁：先讀圖，第 6 頁留初句與回讀，不在這裡重抄。</w:t>
       </w:r>
     </w:p>
     <w:p>
@@ -1796,7 +1796,7 @@
           <w:color w:val="1A2340"/>
           <w:sz w:val="22"/>
         </w:rPr>
-        <w:t>84 分才聽新條件，先請同學再讀原通知。保留初答，補一處或圈字保留，最後互讀確認。</w:t>
+        <w:t>90 分才聽新條件，先請同學再讀原通知。保留初答，補一處或圈字保留，最後互讀確認。</w:t>
       </w:r>
     </w:p>
     <w:p>
@@ -2026,7 +2026,7 @@
           <w:b/>
           <w:sz w:val="44"/>
         </w:rPr>
-        <w:t>W4 / 05 · 學科遷移｜原題材料</w:t>
+        <w:t>W4 / 05 · 學科遷移｜可選增幅</w:t>
       </w:r>
     </w:p>
     <w:p>
@@ -2039,7 +2039,7 @@
           <w:b/>
           <w:sz w:val="22"/>
         </w:rPr>
-        <w:t>課堂必寫｜86–95 分。原題在本頁，自己的解題留第 6 頁。</w:t>
+        <w:t>有餘裕或課餘選做；可留白，不計分、不追交、不列缺件。</w:t>
       </w:r>
     </w:p>
     <w:p>
@@ -2158,7 +2158,7 @@
           <w:b/>
           <w:sz w:val="22"/>
         </w:rPr>
-        <w:t>課堂必寫｜保留初答，學科練習不計分、不另上傳。</w:t>
+        <w:t>可選增幅｜可留白，隨整本保存，不另上傳。</w:t>
       </w:r>
     </w:p>
     <w:p>
@@ -2261,7 +2261,7 @@
           <w:b/>
           <w:sz w:val="30"/>
         </w:rPr>
-        <w:t>02｜提示與搭檔實際回應</w:t>
+        <w:t>02｜提示／自己回查／真實搭檔回應</w:t>
       </w:r>
     </w:p>
     <w:p>
@@ -2274,7 +2274,7 @@
           <w:b w:val="0"/>
           <w:sz w:val="22"/>
         </w:rPr>
-        <w:t>提示 □未用 □1 □2 □3　搭檔座號＿＿＿</w:t>
+        <w:t>提示 □未用 □1 □2 □3　搭檔座號＿＿＿（自己練就記回查發現，不填假回報）</w:t>
       </w:r>
     </w:p>
     <w:p>
@@ -2307,6 +2307,19 @@
           <w:sz w:val="22"/>
         </w:rPr>
         <w:t xml:space="preserve">　</w:t>
+      </w:r>
+    </w:p>
+    <w:p>
+      <w:pPr>
+        <w:spacing w:after="100" w:line="312" w:lineRule="auto"/>
+      </w:pPr>
+      <w:r>
+        <w:rPr>
+          <w:rFonts w:ascii="Arial Unicode MS" w:hAnsi="Arial Unicode MS" w:eastAsia="Arial Unicode MS"/>
+          <w:b w:val="0"/>
+          <w:sz w:val="22"/>
+        </w:rPr>
+        <w:t>自己練：遮住原圖，讀自己的句子畫出關係，再回查；不是實際讀者回報。</w:t>
       </w:r>
     </w:p>
     <w:p>
@@ -2451,7 +2464,7 @@
           <w:b w:val="0"/>
           <w:sz w:val="20"/>
         </w:rPr>
-        <w:t>只備份本冊第 1–4 頁及原指定作品；學科原答可拍自用，不另上傳。</w:t>
+        <w:t>這兩頁隨整本保存、不追交；詳解在 W4 最後，可自行核對。</w:t>
       </w:r>
     </w:p>
     <w:p>

--- a/worksheets/W4.docx
+++ b/worksheets/W4.docx
@@ -51,7 +51,7 @@
           <w:color w:val="5B6573"/>
           <w:sz w:val="22"/>
         </w:rPr>
-        <w:t>我以為表達清楚了，對方實際接收到什麼？</w:t>
+        <w:t>我以為說清楚了，對方實際看懂什麼？</w:t>
       </w:r>
     </w:p>
     <w:p>
@@ -2026,7 +2026,7 @@
           <w:b/>
           <w:sz w:val="44"/>
         </w:rPr>
-        <w:t>W4 / 05 · 學科遷移｜可選增幅</w:t>
+        <w:t>W4 / 05 · 學科遷移｜課後選做</w:t>
       </w:r>
     </w:p>
     <w:p>
@@ -2158,7 +2158,7 @@
           <w:b/>
           <w:sz w:val="22"/>
         </w:rPr>
-        <w:t>可選增幅｜可留白，隨整本保存，不另上傳。</w:t>
+        <w:t>課後選做｜可留白，隨整本保存，不另上傳。</w:t>
       </w:r>
     </w:p>
     <w:p>
